--- a/00-首页/题组Word/阶段测试卷/结构化学阶段测试卷.docx
+++ b/00-首页/题组Word/阶段测试卷/结构化学阶段测试卷.docx
@@ -191,148 +191,20 @@
       <w:r>
         <w:rPr>
           <w:rFonts w:hint="eastAsia" w:ascii="Times New Roman" w:hAnsi="Times New Roman" w:eastAsia="FangSong" w:cs="Times New Roman"/>
-          <w:b/>
-          <w:bCs/>
-        </w:rPr>
-        <w:t xml:space="preserve">题源</w:t>
-      </w:r>
-      <w:r>
-        <w:rPr>
-          <w:rFonts w:hint="eastAsia" w:ascii="Times New Roman" w:hAnsi="Times New Roman" w:eastAsia="Times New Roman" w:cs="Times New Roman"/>
-        </w:rPr>
-        <w:t>：</w:t>
-      </w:r>
-      <w:r>
-        <w:rPr>
-          <w:rFonts w:hint="eastAsia" w:ascii="Times New Roman" w:hAnsi="Times New Roman" w:eastAsia="FangSong" w:cs="Times New Roman"/>
-        </w:rPr>
-        <w:t>题</w:t>
-      </w:r>
-      <w:r>
-        <w:rPr>
-          <w:rFonts w:hint="eastAsia" w:ascii="Times New Roman" w:hAnsi="Times New Roman" w:eastAsia="Times New Roman" w:cs="Times New Roman"/>
-        </w:rPr>
-        <w:t>-148-</w:t>
-      </w:r>
-      <w:r>
-        <w:rPr>
-          <w:rFonts w:hint="eastAsia" w:ascii="Times New Roman" w:hAnsi="Times New Roman" w:eastAsia="FangSong" w:cs="Times New Roman"/>
-        </w:rPr>
-        <w:t>结构化学基础</w:t>
-      </w:r>
-      <w:r>
-        <w:rPr>
-          <w:rFonts w:hint="eastAsia" w:ascii="Times New Roman" w:hAnsi="Times New Roman" w:eastAsia="Times New Roman" w:cs="Times New Roman"/>
-        </w:rPr>
-        <w:t>-</w:t>
-      </w:r>
-      <w:r>
-        <w:rPr>
-          <w:rFonts w:hint="eastAsia" w:ascii="Times New Roman" w:hAnsi="Times New Roman" w:eastAsia="FangSong" w:cs="Times New Roman"/>
-        </w:rPr>
-        <w:t>多原子分子</w:t>
-      </w:r>
-      <w:r>
-        <w:rPr>
-          <w:rFonts w:hint="eastAsia" w:ascii="Times New Roman" w:hAnsi="Times New Roman" w:eastAsia="Times New Roman" w:cs="Times New Roman"/>
-        </w:rPr>
-        <w:t>-</w:t>
-      </w:r>
-      <w:r>
-        <w:rPr>
-          <w:rFonts w:hint="eastAsia" w:ascii="Times New Roman" w:hAnsi="Times New Roman" w:eastAsia="FangSong" w:cs="Times New Roman"/>
-        </w:rPr>
-        <w:t>习题</w:t>
-      </w:r>
-      <w:r>
-        <w:rPr>
-          <w:rFonts w:hint="eastAsia" w:ascii="Times New Roman" w:hAnsi="Times New Roman" w:eastAsia="Times New Roman" w:cs="Times New Roman"/>
-        </w:rPr>
-        <w:t>5.37</w:t>
-      </w:r>
-      <w:r>
-        <w:rPr>
-          <w:rFonts w:ascii="Times New Roman" w:hAnsi="Times New Roman" w:eastAsia="Times New Roman" w:cs="Times New Roman"/>
-        </w:rPr>
-        <w:t xml:space="preserve"> </w:t>
-      </w:r>
-      <w:r>
-        <w:rPr>
-          <w:rFonts w:hint="eastAsia" w:ascii="Times New Roman" w:hAnsi="Times New Roman" w:eastAsia="Times New Roman" w:cs="Times New Roman"/>
-        </w:rPr>
-        <w:t xml:space="preserve">｜</w:t>
-      </w:r>
-      <w:r>
-        <w:rPr>
-          <w:rFonts w:ascii="Times New Roman" w:hAnsi="Times New Roman" w:eastAsia="Times New Roman" w:cs="Times New Roman"/>
-        </w:rPr>
-        <w:t xml:space="preserve"> </w:t>
-      </w:r>
-      <w:r>
-        <w:rPr>
-          <w:rFonts w:hint="eastAsia" w:ascii="Times New Roman" w:hAnsi="Times New Roman" w:eastAsia="FangSong" w:cs="Times New Roman"/>
-        </w:rPr>
-        <w:t xml:space="preserve">周公度</w:t>
-      </w:r>
-      <w:r>
-        <w:rPr>
-          <w:rFonts w:ascii="Times New Roman" w:hAnsi="Times New Roman" w:eastAsia="Times New Roman" w:cs="Times New Roman"/>
-        </w:rPr>
-        <w:t xml:space="preserve"> </w:t>
-      </w:r>
-      <w:r>
-        <w:rPr>
-          <w:rFonts w:hint="eastAsia" w:ascii="Times New Roman" w:hAnsi="Times New Roman" w:eastAsia="FangSong" w:cs="Times New Roman"/>
-        </w:rPr>
-        <w:t>段连运</w:t>
-      </w:r>
-      <w:r>
-        <w:rPr>
-          <w:rFonts w:hint="eastAsia" w:ascii="Times New Roman" w:hAnsi="Times New Roman" w:eastAsia="Times New Roman" w:cs="Times New Roman"/>
-        </w:rPr>
-        <w:t>《</w:t>
-      </w:r>
-      <w:r>
-        <w:rPr>
-          <w:rFonts w:hint="eastAsia" w:ascii="Times New Roman" w:hAnsi="Times New Roman" w:eastAsia="FangSong" w:cs="Times New Roman"/>
-        </w:rPr>
-        <w:t>结构化学基础</w:t>
-      </w:r>
-      <w:r>
-        <w:rPr>
-          <w:rFonts w:hint="eastAsia" w:ascii="Times New Roman" w:hAnsi="Times New Roman" w:eastAsia="Times New Roman" w:cs="Times New Roman"/>
-        </w:rPr>
-        <w:t>（</w:t>
-      </w:r>
-      <w:r>
-        <w:rPr>
-          <w:rFonts w:hint="eastAsia" w:ascii="Times New Roman" w:hAnsi="Times New Roman" w:eastAsia="FangSong" w:cs="Times New Roman"/>
-        </w:rPr>
-        <w:t>第</w:t>
-      </w:r>
-      <w:r>
-        <w:rPr>
-          <w:rFonts w:hint="eastAsia" w:ascii="Times New Roman" w:hAnsi="Times New Roman" w:eastAsia="Times New Roman" w:cs="Times New Roman"/>
-        </w:rPr>
-        <w:t>5</w:t>
-      </w:r>
-      <w:r>
-        <w:rPr>
-          <w:rFonts w:hint="eastAsia" w:ascii="Times New Roman" w:hAnsi="Times New Roman" w:eastAsia="FangSong" w:cs="Times New Roman"/>
-        </w:rPr>
-        <w:t>版</w:t>
-      </w:r>
-      <w:r>
-        <w:rPr>
-          <w:rFonts w:hint="eastAsia" w:ascii="Times New Roman" w:hAnsi="Times New Roman" w:eastAsia="Times New Roman" w:cs="Times New Roman"/>
-        </w:rPr>
-        <w:t>）</w:t>
-      </w:r>
-      <w:r>
-        <w:rPr>
-          <w:rFonts w:hint="eastAsia" w:ascii="Times New Roman" w:hAnsi="Times New Roman" w:eastAsia="FangSong" w:cs="Times New Roman"/>
-        </w:rPr>
-        <w:t>习题解析</w:t>
+        </w:rPr>
+        <w:t>来源</w:t>
+      </w:r>
+      <w:r>
+        <w:rPr>
+          <w:rFonts w:hint="eastAsia" w:ascii="Times New Roman" w:hAnsi="Times New Roman" w:eastAsia="Times New Roman" w:cs="Times New Roman"/>
+        </w:rPr>
+        <w:t>：《</w:t>
+      </w:r>
+      <w:r>
+        <w:rPr>
+          <w:rFonts w:hint="eastAsia" w:ascii="Times New Roman" w:hAnsi="Times New Roman" w:eastAsia="FangSong" w:cs="Times New Roman"/>
+        </w:rPr>
+        <w:t>结构化学基础习题解析</w:t>
       </w:r>
       <w:r>
         <w:rPr>
@@ -342,21 +214,21 @@
       </w:r>
       <w:r>
         <w:rPr>
-          <w:rFonts w:hint="eastAsia" w:ascii="Times New Roman" w:hAnsi="Times New Roman" w:eastAsia="FangSong" w:cs="Times New Roman"/>
-        </w:rPr>
-        <w:t>第</w:t>
-      </w:r>
-      <w:r>
-        <w:rPr>
-          <w:rFonts w:hint="eastAsia" w:ascii="Times New Roman" w:hAnsi="Times New Roman" w:eastAsia="Times New Roman" w:cs="Times New Roman"/>
-        </w:rPr>
-        <w:t>5</w:t>
-      </w:r>
-      <w:r>
-        <w:rPr>
-          <w:rFonts w:hint="eastAsia" w:ascii="Times New Roman" w:hAnsi="Times New Roman" w:eastAsia="FangSong" w:cs="Times New Roman"/>
-        </w:rPr>
-        <w:t>章</w:t>
+          <w:rFonts w:ascii="Times New Roman" w:hAnsi="Times New Roman" w:eastAsia="Times New Roman" w:cs="Times New Roman"/>
+        </w:rPr>
+        <w:t xml:space="preserve"> </w:t>
+      </w:r>
+      <w:r>
+        <w:rPr>
+          <w:rFonts w:hint="eastAsia" w:ascii="Times New Roman" w:hAnsi="Times New Roman" w:eastAsia="FangSong" w:cs="Times New Roman"/>
+        </w:rPr>
+        <w:t xml:space="preserve">习题</w:t>
+      </w:r>
+      <w:r>
+        <w:rPr>
+          <w:rFonts w:ascii="Times New Roman" w:hAnsi="Times New Roman" w:eastAsia="Times New Roman" w:cs="Times New Roman"/>
+        </w:rPr>
+        <w:t xml:space="preserve"> 5.37</w:t>
       </w:r>
     </w:p>
     <w:p>
@@ -834,148 +706,20 @@
       <w:r>
         <w:rPr>
           <w:rFonts w:hint="eastAsia" w:ascii="Times New Roman" w:hAnsi="Times New Roman" w:eastAsia="FangSong" w:cs="Times New Roman"/>
-          <w:b/>
-          <w:bCs/>
-        </w:rPr>
-        <w:t xml:space="preserve">题源</w:t>
-      </w:r>
-      <w:r>
-        <w:rPr>
-          <w:rFonts w:hint="eastAsia" w:ascii="Times New Roman" w:hAnsi="Times New Roman" w:eastAsia="Times New Roman" w:cs="Times New Roman"/>
-        </w:rPr>
-        <w:t>：</w:t>
-      </w:r>
-      <w:r>
-        <w:rPr>
-          <w:rFonts w:hint="eastAsia" w:ascii="Times New Roman" w:hAnsi="Times New Roman" w:eastAsia="FangSong" w:cs="Times New Roman"/>
-        </w:rPr>
-        <w:t>题</w:t>
-      </w:r>
-      <w:r>
-        <w:rPr>
-          <w:rFonts w:hint="eastAsia" w:ascii="Times New Roman" w:hAnsi="Times New Roman" w:eastAsia="Times New Roman" w:cs="Times New Roman"/>
-        </w:rPr>
-        <w:t>-031-</w:t>
-      </w:r>
-      <w:r>
-        <w:rPr>
-          <w:rFonts w:hint="eastAsia" w:ascii="Times New Roman" w:hAnsi="Times New Roman" w:eastAsia="FangSong" w:cs="Times New Roman"/>
-        </w:rPr>
-        <w:t>结构化学基础</w:t>
-      </w:r>
-      <w:r>
-        <w:rPr>
-          <w:rFonts w:hint="eastAsia" w:ascii="Times New Roman" w:hAnsi="Times New Roman" w:eastAsia="Times New Roman" w:cs="Times New Roman"/>
-        </w:rPr>
-        <w:t>-</w:t>
-      </w:r>
-      <w:r>
-        <w:rPr>
-          <w:rFonts w:hint="eastAsia" w:ascii="Times New Roman" w:hAnsi="Times New Roman" w:eastAsia="FangSong" w:cs="Times New Roman"/>
-        </w:rPr>
-        <w:t>原子结构</w:t>
-      </w:r>
-      <w:r>
-        <w:rPr>
-          <w:rFonts w:hint="eastAsia" w:ascii="Times New Roman" w:hAnsi="Times New Roman" w:eastAsia="Times New Roman" w:cs="Times New Roman"/>
-        </w:rPr>
-        <w:t>-</w:t>
-      </w:r>
-      <w:r>
-        <w:rPr>
-          <w:rFonts w:hint="eastAsia" w:ascii="Times New Roman" w:hAnsi="Times New Roman" w:eastAsia="FangSong" w:cs="Times New Roman"/>
-        </w:rPr>
-        <w:t>习题</w:t>
-      </w:r>
-      <w:r>
-        <w:rPr>
-          <w:rFonts w:hint="eastAsia" w:ascii="Times New Roman" w:hAnsi="Times New Roman" w:eastAsia="Times New Roman" w:cs="Times New Roman"/>
-        </w:rPr>
-        <w:t>2.9</w:t>
-      </w:r>
-      <w:r>
-        <w:rPr>
-          <w:rFonts w:ascii="Times New Roman" w:hAnsi="Times New Roman" w:eastAsia="Times New Roman" w:cs="Times New Roman"/>
-        </w:rPr>
-        <w:t xml:space="preserve"> </w:t>
-      </w:r>
-      <w:r>
-        <w:rPr>
-          <w:rFonts w:hint="eastAsia" w:ascii="Times New Roman" w:hAnsi="Times New Roman" w:eastAsia="Times New Roman" w:cs="Times New Roman"/>
-        </w:rPr>
-        <w:t xml:space="preserve">｜</w:t>
-      </w:r>
-      <w:r>
-        <w:rPr>
-          <w:rFonts w:ascii="Times New Roman" w:hAnsi="Times New Roman" w:eastAsia="Times New Roman" w:cs="Times New Roman"/>
-        </w:rPr>
-        <w:t xml:space="preserve"> </w:t>
-      </w:r>
-      <w:r>
-        <w:rPr>
-          <w:rFonts w:hint="eastAsia" w:ascii="Times New Roman" w:hAnsi="Times New Roman" w:eastAsia="FangSong" w:cs="Times New Roman"/>
-        </w:rPr>
-        <w:t xml:space="preserve">周公度</w:t>
-      </w:r>
-      <w:r>
-        <w:rPr>
-          <w:rFonts w:ascii="Times New Roman" w:hAnsi="Times New Roman" w:eastAsia="Times New Roman" w:cs="Times New Roman"/>
-        </w:rPr>
-        <w:t xml:space="preserve"> </w:t>
-      </w:r>
-      <w:r>
-        <w:rPr>
-          <w:rFonts w:hint="eastAsia" w:ascii="Times New Roman" w:hAnsi="Times New Roman" w:eastAsia="FangSong" w:cs="Times New Roman"/>
-        </w:rPr>
-        <w:t>段连运</w:t>
-      </w:r>
-      <w:r>
-        <w:rPr>
-          <w:rFonts w:hint="eastAsia" w:ascii="Times New Roman" w:hAnsi="Times New Roman" w:eastAsia="Times New Roman" w:cs="Times New Roman"/>
-        </w:rPr>
-        <w:t>《</w:t>
-      </w:r>
-      <w:r>
-        <w:rPr>
-          <w:rFonts w:hint="eastAsia" w:ascii="Times New Roman" w:hAnsi="Times New Roman" w:eastAsia="FangSong" w:cs="Times New Roman"/>
-        </w:rPr>
-        <w:t>结构化学基础</w:t>
-      </w:r>
-      <w:r>
-        <w:rPr>
-          <w:rFonts w:hint="eastAsia" w:ascii="Times New Roman" w:hAnsi="Times New Roman" w:eastAsia="Times New Roman" w:cs="Times New Roman"/>
-        </w:rPr>
-        <w:t>（</w:t>
-      </w:r>
-      <w:r>
-        <w:rPr>
-          <w:rFonts w:hint="eastAsia" w:ascii="Times New Roman" w:hAnsi="Times New Roman" w:eastAsia="FangSong" w:cs="Times New Roman"/>
-        </w:rPr>
-        <w:t>第</w:t>
-      </w:r>
-      <w:r>
-        <w:rPr>
-          <w:rFonts w:hint="eastAsia" w:ascii="Times New Roman" w:hAnsi="Times New Roman" w:eastAsia="Times New Roman" w:cs="Times New Roman"/>
-        </w:rPr>
-        <w:t>5</w:t>
-      </w:r>
-      <w:r>
-        <w:rPr>
-          <w:rFonts w:hint="eastAsia" w:ascii="Times New Roman" w:hAnsi="Times New Roman" w:eastAsia="FangSong" w:cs="Times New Roman"/>
-        </w:rPr>
-        <w:t>版</w:t>
-      </w:r>
-      <w:r>
-        <w:rPr>
-          <w:rFonts w:hint="eastAsia" w:ascii="Times New Roman" w:hAnsi="Times New Roman" w:eastAsia="Times New Roman" w:cs="Times New Roman"/>
-        </w:rPr>
-        <w:t>）</w:t>
-      </w:r>
-      <w:r>
-        <w:rPr>
-          <w:rFonts w:hint="eastAsia" w:ascii="Times New Roman" w:hAnsi="Times New Roman" w:eastAsia="FangSong" w:cs="Times New Roman"/>
-        </w:rPr>
-        <w:t>习题解析</w:t>
+        </w:rPr>
+        <w:t>来源</w:t>
+      </w:r>
+      <w:r>
+        <w:rPr>
+          <w:rFonts w:hint="eastAsia" w:ascii="Times New Roman" w:hAnsi="Times New Roman" w:eastAsia="Times New Roman" w:cs="Times New Roman"/>
+        </w:rPr>
+        <w:t>：《</w:t>
+      </w:r>
+      <w:r>
+        <w:rPr>
+          <w:rFonts w:hint="eastAsia" w:ascii="Times New Roman" w:hAnsi="Times New Roman" w:eastAsia="FangSong" w:cs="Times New Roman"/>
+        </w:rPr>
+        <w:t>结构化学基础习题解析</w:t>
       </w:r>
       <w:r>
         <w:rPr>
@@ -985,21 +729,21 @@
       </w:r>
       <w:r>
         <w:rPr>
-          <w:rFonts w:hint="eastAsia" w:ascii="Times New Roman" w:hAnsi="Times New Roman" w:eastAsia="FangSong" w:cs="Times New Roman"/>
-        </w:rPr>
-        <w:t>第</w:t>
-      </w:r>
-      <w:r>
-        <w:rPr>
-          <w:rFonts w:hint="eastAsia" w:ascii="Times New Roman" w:hAnsi="Times New Roman" w:eastAsia="Times New Roman" w:cs="Times New Roman"/>
-        </w:rPr>
-        <w:t>2</w:t>
-      </w:r>
-      <w:r>
-        <w:rPr>
-          <w:rFonts w:hint="eastAsia" w:ascii="Times New Roman" w:hAnsi="Times New Roman" w:eastAsia="FangSong" w:cs="Times New Roman"/>
-        </w:rPr>
-        <w:t>章</w:t>
+          <w:rFonts w:ascii="Times New Roman" w:hAnsi="Times New Roman" w:eastAsia="Times New Roman" w:cs="Times New Roman"/>
+        </w:rPr>
+        <w:t xml:space="preserve"> </w:t>
+      </w:r>
+      <w:r>
+        <w:rPr>
+          <w:rFonts w:hint="eastAsia" w:ascii="Times New Roman" w:hAnsi="Times New Roman" w:eastAsia="FangSong" w:cs="Times New Roman"/>
+        </w:rPr>
+        <w:t xml:space="preserve">习题</w:t>
+      </w:r>
+      <w:r>
+        <w:rPr>
+          <w:rFonts w:ascii="Times New Roman" w:hAnsi="Times New Roman" w:eastAsia="Times New Roman" w:cs="Times New Roman"/>
+        </w:rPr>
+        <w:t xml:space="preserve"> 2.9</w:t>
       </w:r>
     </w:p>
     <w:p>
@@ -1751,148 +1495,20 @@
       <w:r>
         <w:rPr>
           <w:rFonts w:hint="eastAsia" w:ascii="Times New Roman" w:hAnsi="Times New Roman" w:eastAsia="FangSong" w:cs="Times New Roman"/>
-          <w:b/>
-          <w:bCs/>
-        </w:rPr>
-        <w:t xml:space="preserve">题源</w:t>
-      </w:r>
-      <w:r>
-        <w:rPr>
-          <w:rFonts w:hint="eastAsia" w:ascii="Times New Roman" w:hAnsi="Times New Roman" w:eastAsia="Times New Roman" w:cs="Times New Roman"/>
-        </w:rPr>
-        <w:t>：</w:t>
-      </w:r>
-      <w:r>
-        <w:rPr>
-          <w:rFonts w:hint="eastAsia" w:ascii="Times New Roman" w:hAnsi="Times New Roman" w:eastAsia="FangSong" w:cs="Times New Roman"/>
-        </w:rPr>
-        <w:t>题</w:t>
-      </w:r>
-      <w:r>
-        <w:rPr>
-          <w:rFonts w:hint="eastAsia" w:ascii="Times New Roman" w:hAnsi="Times New Roman" w:eastAsia="Times New Roman" w:cs="Times New Roman"/>
-        </w:rPr>
-        <w:t>-118-</w:t>
-      </w:r>
-      <w:r>
-        <w:rPr>
-          <w:rFonts w:hint="eastAsia" w:ascii="Times New Roman" w:hAnsi="Times New Roman" w:eastAsia="FangSong" w:cs="Times New Roman"/>
-        </w:rPr>
-        <w:t>结构化学基础</w:t>
-      </w:r>
-      <w:r>
-        <w:rPr>
-          <w:rFonts w:hint="eastAsia" w:ascii="Times New Roman" w:hAnsi="Times New Roman" w:eastAsia="Times New Roman" w:cs="Times New Roman"/>
-        </w:rPr>
-        <w:t>-</w:t>
-      </w:r>
-      <w:r>
-        <w:rPr>
-          <w:rFonts w:hint="eastAsia" w:ascii="Times New Roman" w:hAnsi="Times New Roman" w:eastAsia="FangSong" w:cs="Times New Roman"/>
-        </w:rPr>
-        <w:t>多原子分子</w:t>
-      </w:r>
-      <w:r>
-        <w:rPr>
-          <w:rFonts w:hint="eastAsia" w:ascii="Times New Roman" w:hAnsi="Times New Roman" w:eastAsia="Times New Roman" w:cs="Times New Roman"/>
-        </w:rPr>
-        <w:t>-</w:t>
-      </w:r>
-      <w:r>
-        <w:rPr>
-          <w:rFonts w:hint="eastAsia" w:ascii="Times New Roman" w:hAnsi="Times New Roman" w:eastAsia="FangSong" w:cs="Times New Roman"/>
-        </w:rPr>
-        <w:t>习题</w:t>
-      </w:r>
-      <w:r>
-        <w:rPr>
-          <w:rFonts w:hint="eastAsia" w:ascii="Times New Roman" w:hAnsi="Times New Roman" w:eastAsia="Times New Roman" w:cs="Times New Roman"/>
-        </w:rPr>
-        <w:t>5.7</w:t>
-      </w:r>
-      <w:r>
-        <w:rPr>
-          <w:rFonts w:ascii="Times New Roman" w:hAnsi="Times New Roman" w:eastAsia="Times New Roman" w:cs="Times New Roman"/>
-        </w:rPr>
-        <w:t xml:space="preserve"> </w:t>
-      </w:r>
-      <w:r>
-        <w:rPr>
-          <w:rFonts w:hint="eastAsia" w:ascii="Times New Roman" w:hAnsi="Times New Roman" w:eastAsia="Times New Roman" w:cs="Times New Roman"/>
-        </w:rPr>
-        <w:t xml:space="preserve">｜</w:t>
-      </w:r>
-      <w:r>
-        <w:rPr>
-          <w:rFonts w:ascii="Times New Roman" w:hAnsi="Times New Roman" w:eastAsia="Times New Roman" w:cs="Times New Roman"/>
-        </w:rPr>
-        <w:t xml:space="preserve"> </w:t>
-      </w:r>
-      <w:r>
-        <w:rPr>
-          <w:rFonts w:hint="eastAsia" w:ascii="Times New Roman" w:hAnsi="Times New Roman" w:eastAsia="FangSong" w:cs="Times New Roman"/>
-        </w:rPr>
-        <w:t xml:space="preserve">周公度</w:t>
-      </w:r>
-      <w:r>
-        <w:rPr>
-          <w:rFonts w:ascii="Times New Roman" w:hAnsi="Times New Roman" w:eastAsia="Times New Roman" w:cs="Times New Roman"/>
-        </w:rPr>
-        <w:t xml:space="preserve"> </w:t>
-      </w:r>
-      <w:r>
-        <w:rPr>
-          <w:rFonts w:hint="eastAsia" w:ascii="Times New Roman" w:hAnsi="Times New Roman" w:eastAsia="FangSong" w:cs="Times New Roman"/>
-        </w:rPr>
-        <w:t>段连运</w:t>
-      </w:r>
-      <w:r>
-        <w:rPr>
-          <w:rFonts w:hint="eastAsia" w:ascii="Times New Roman" w:hAnsi="Times New Roman" w:eastAsia="Times New Roman" w:cs="Times New Roman"/>
-        </w:rPr>
-        <w:t>《</w:t>
-      </w:r>
-      <w:r>
-        <w:rPr>
-          <w:rFonts w:hint="eastAsia" w:ascii="Times New Roman" w:hAnsi="Times New Roman" w:eastAsia="FangSong" w:cs="Times New Roman"/>
-        </w:rPr>
-        <w:t>结构化学基础</w:t>
-      </w:r>
-      <w:r>
-        <w:rPr>
-          <w:rFonts w:hint="eastAsia" w:ascii="Times New Roman" w:hAnsi="Times New Roman" w:eastAsia="Times New Roman" w:cs="Times New Roman"/>
-        </w:rPr>
-        <w:t>（</w:t>
-      </w:r>
-      <w:r>
-        <w:rPr>
-          <w:rFonts w:hint="eastAsia" w:ascii="Times New Roman" w:hAnsi="Times New Roman" w:eastAsia="FangSong" w:cs="Times New Roman"/>
-        </w:rPr>
-        <w:t>第</w:t>
-      </w:r>
-      <w:r>
-        <w:rPr>
-          <w:rFonts w:hint="eastAsia" w:ascii="Times New Roman" w:hAnsi="Times New Roman" w:eastAsia="Times New Roman" w:cs="Times New Roman"/>
-        </w:rPr>
-        <w:t>5</w:t>
-      </w:r>
-      <w:r>
-        <w:rPr>
-          <w:rFonts w:hint="eastAsia" w:ascii="Times New Roman" w:hAnsi="Times New Roman" w:eastAsia="FangSong" w:cs="Times New Roman"/>
-        </w:rPr>
-        <w:t>版</w:t>
-      </w:r>
-      <w:r>
-        <w:rPr>
-          <w:rFonts w:hint="eastAsia" w:ascii="Times New Roman" w:hAnsi="Times New Roman" w:eastAsia="Times New Roman" w:cs="Times New Roman"/>
-        </w:rPr>
-        <w:t>）</w:t>
-      </w:r>
-      <w:r>
-        <w:rPr>
-          <w:rFonts w:hint="eastAsia" w:ascii="Times New Roman" w:hAnsi="Times New Roman" w:eastAsia="FangSong" w:cs="Times New Roman"/>
-        </w:rPr>
-        <w:t>习题解析</w:t>
+        </w:rPr>
+        <w:t>来源</w:t>
+      </w:r>
+      <w:r>
+        <w:rPr>
+          <w:rFonts w:hint="eastAsia" w:ascii="Times New Roman" w:hAnsi="Times New Roman" w:eastAsia="Times New Roman" w:cs="Times New Roman"/>
+        </w:rPr>
+        <w:t>：《</w:t>
+      </w:r>
+      <w:r>
+        <w:rPr>
+          <w:rFonts w:hint="eastAsia" w:ascii="Times New Roman" w:hAnsi="Times New Roman" w:eastAsia="FangSong" w:cs="Times New Roman"/>
+        </w:rPr>
+        <w:t>结构化学基础习题解析</w:t>
       </w:r>
       <w:r>
         <w:rPr>
@@ -1902,21 +1518,21 @@
       </w:r>
       <w:r>
         <w:rPr>
-          <w:rFonts w:hint="eastAsia" w:ascii="Times New Roman" w:hAnsi="Times New Roman" w:eastAsia="FangSong" w:cs="Times New Roman"/>
-        </w:rPr>
-        <w:t>第</w:t>
-      </w:r>
-      <w:r>
-        <w:rPr>
-          <w:rFonts w:hint="eastAsia" w:ascii="Times New Roman" w:hAnsi="Times New Roman" w:eastAsia="Times New Roman" w:cs="Times New Roman"/>
-        </w:rPr>
-        <w:t>5</w:t>
-      </w:r>
-      <w:r>
-        <w:rPr>
-          <w:rFonts w:hint="eastAsia" w:ascii="Times New Roman" w:hAnsi="Times New Roman" w:eastAsia="FangSong" w:cs="Times New Roman"/>
-        </w:rPr>
-        <w:t>章</w:t>
+          <w:rFonts w:ascii="Times New Roman" w:hAnsi="Times New Roman" w:eastAsia="Times New Roman" w:cs="Times New Roman"/>
+        </w:rPr>
+        <w:t xml:space="preserve"> </w:t>
+      </w:r>
+      <w:r>
+        <w:rPr>
+          <w:rFonts w:hint="eastAsia" w:ascii="Times New Roman" w:hAnsi="Times New Roman" w:eastAsia="FangSong" w:cs="Times New Roman"/>
+        </w:rPr>
+        <w:t xml:space="preserve">习题</w:t>
+      </w:r>
+      <w:r>
+        <w:rPr>
+          <w:rFonts w:ascii="Times New Roman" w:hAnsi="Times New Roman" w:eastAsia="Times New Roman" w:cs="Times New Roman"/>
+        </w:rPr>
+        <w:t xml:space="preserve"> 5.7</w:t>
       </w:r>
     </w:p>
     <w:p>
@@ -2602,148 +2218,20 @@
       <w:r>
         <w:rPr>
           <w:rFonts w:hint="eastAsia" w:ascii="Times New Roman" w:hAnsi="Times New Roman" w:eastAsia="FangSong" w:cs="Times New Roman"/>
-          <w:b/>
-          <w:bCs/>
-        </w:rPr>
-        <w:t xml:space="preserve">题源</w:t>
-      </w:r>
-      <w:r>
-        <w:rPr>
-          <w:rFonts w:hint="eastAsia" w:ascii="Times New Roman" w:hAnsi="Times New Roman" w:eastAsia="Times New Roman" w:cs="Times New Roman"/>
-        </w:rPr>
-        <w:t>：</w:t>
-      </w:r>
-      <w:r>
-        <w:rPr>
-          <w:rFonts w:hint="eastAsia" w:ascii="Times New Roman" w:hAnsi="Times New Roman" w:eastAsia="FangSong" w:cs="Times New Roman"/>
-        </w:rPr>
-        <w:t>题</w:t>
-      </w:r>
-      <w:r>
-        <w:rPr>
-          <w:rFonts w:hint="eastAsia" w:ascii="Times New Roman" w:hAnsi="Times New Roman" w:eastAsia="Times New Roman" w:cs="Times New Roman"/>
-        </w:rPr>
-        <w:t>-243-</w:t>
-      </w:r>
-      <w:r>
-        <w:rPr>
-          <w:rFonts w:hint="eastAsia" w:ascii="Times New Roman" w:hAnsi="Times New Roman" w:eastAsia="FangSong" w:cs="Times New Roman"/>
-        </w:rPr>
-        <w:t>结构化学基础</w:t>
-      </w:r>
-      <w:r>
-        <w:rPr>
-          <w:rFonts w:hint="eastAsia" w:ascii="Times New Roman" w:hAnsi="Times New Roman" w:eastAsia="Times New Roman" w:cs="Times New Roman"/>
-        </w:rPr>
-        <w:t>-</w:t>
-      </w:r>
-      <w:r>
-        <w:rPr>
-          <w:rFonts w:hint="eastAsia" w:ascii="Times New Roman" w:hAnsi="Times New Roman" w:eastAsia="FangSong" w:cs="Times New Roman"/>
-        </w:rPr>
-        <w:t>离子化合物</w:t>
-      </w:r>
-      <w:r>
-        <w:rPr>
-          <w:rFonts w:hint="eastAsia" w:ascii="Times New Roman" w:hAnsi="Times New Roman" w:eastAsia="Times New Roman" w:cs="Times New Roman"/>
-        </w:rPr>
-        <w:t>-</w:t>
-      </w:r>
-      <w:r>
-        <w:rPr>
-          <w:rFonts w:hint="eastAsia" w:ascii="Times New Roman" w:hAnsi="Times New Roman" w:eastAsia="FangSong" w:cs="Times New Roman"/>
-        </w:rPr>
-        <w:t>习题</w:t>
-      </w:r>
-      <w:r>
-        <w:rPr>
-          <w:rFonts w:hint="eastAsia" w:ascii="Times New Roman" w:hAnsi="Times New Roman" w:eastAsia="Times New Roman" w:cs="Times New Roman"/>
-        </w:rPr>
-        <w:t>9.1</w:t>
-      </w:r>
-      <w:r>
-        <w:rPr>
-          <w:rFonts w:ascii="Times New Roman" w:hAnsi="Times New Roman" w:eastAsia="Times New Roman" w:cs="Times New Roman"/>
-        </w:rPr>
-        <w:t xml:space="preserve"> </w:t>
-      </w:r>
-      <w:r>
-        <w:rPr>
-          <w:rFonts w:hint="eastAsia" w:ascii="Times New Roman" w:hAnsi="Times New Roman" w:eastAsia="Times New Roman" w:cs="Times New Roman"/>
-        </w:rPr>
-        <w:t xml:space="preserve">｜</w:t>
-      </w:r>
-      <w:r>
-        <w:rPr>
-          <w:rFonts w:ascii="Times New Roman" w:hAnsi="Times New Roman" w:eastAsia="Times New Roman" w:cs="Times New Roman"/>
-        </w:rPr>
-        <w:t xml:space="preserve"> </w:t>
-      </w:r>
-      <w:r>
-        <w:rPr>
-          <w:rFonts w:hint="eastAsia" w:ascii="Times New Roman" w:hAnsi="Times New Roman" w:eastAsia="FangSong" w:cs="Times New Roman"/>
-        </w:rPr>
-        <w:t xml:space="preserve">周公度</w:t>
-      </w:r>
-      <w:r>
-        <w:rPr>
-          <w:rFonts w:ascii="Times New Roman" w:hAnsi="Times New Roman" w:eastAsia="Times New Roman" w:cs="Times New Roman"/>
-        </w:rPr>
-        <w:t xml:space="preserve"> </w:t>
-      </w:r>
-      <w:r>
-        <w:rPr>
-          <w:rFonts w:hint="eastAsia" w:ascii="Times New Roman" w:hAnsi="Times New Roman" w:eastAsia="FangSong" w:cs="Times New Roman"/>
-        </w:rPr>
-        <w:t>段连运</w:t>
-      </w:r>
-      <w:r>
-        <w:rPr>
-          <w:rFonts w:hint="eastAsia" w:ascii="Times New Roman" w:hAnsi="Times New Roman" w:eastAsia="Times New Roman" w:cs="Times New Roman"/>
-        </w:rPr>
-        <w:t>《</w:t>
-      </w:r>
-      <w:r>
-        <w:rPr>
-          <w:rFonts w:hint="eastAsia" w:ascii="Times New Roman" w:hAnsi="Times New Roman" w:eastAsia="FangSong" w:cs="Times New Roman"/>
-        </w:rPr>
-        <w:t>结构化学基础</w:t>
-      </w:r>
-      <w:r>
-        <w:rPr>
-          <w:rFonts w:hint="eastAsia" w:ascii="Times New Roman" w:hAnsi="Times New Roman" w:eastAsia="Times New Roman" w:cs="Times New Roman"/>
-        </w:rPr>
-        <w:t>（</w:t>
-      </w:r>
-      <w:r>
-        <w:rPr>
-          <w:rFonts w:hint="eastAsia" w:ascii="Times New Roman" w:hAnsi="Times New Roman" w:eastAsia="FangSong" w:cs="Times New Roman"/>
-        </w:rPr>
-        <w:t>第</w:t>
-      </w:r>
-      <w:r>
-        <w:rPr>
-          <w:rFonts w:hint="eastAsia" w:ascii="Times New Roman" w:hAnsi="Times New Roman" w:eastAsia="Times New Roman" w:cs="Times New Roman"/>
-        </w:rPr>
-        <w:t>5</w:t>
-      </w:r>
-      <w:r>
-        <w:rPr>
-          <w:rFonts w:hint="eastAsia" w:ascii="Times New Roman" w:hAnsi="Times New Roman" w:eastAsia="FangSong" w:cs="Times New Roman"/>
-        </w:rPr>
-        <w:t>版</w:t>
-      </w:r>
-      <w:r>
-        <w:rPr>
-          <w:rFonts w:hint="eastAsia" w:ascii="Times New Roman" w:hAnsi="Times New Roman" w:eastAsia="Times New Roman" w:cs="Times New Roman"/>
-        </w:rPr>
-        <w:t>）</w:t>
-      </w:r>
-      <w:r>
-        <w:rPr>
-          <w:rFonts w:hint="eastAsia" w:ascii="Times New Roman" w:hAnsi="Times New Roman" w:eastAsia="FangSong" w:cs="Times New Roman"/>
-        </w:rPr>
-        <w:t>习题解析</w:t>
+        </w:rPr>
+        <w:t>来源</w:t>
+      </w:r>
+      <w:r>
+        <w:rPr>
+          <w:rFonts w:hint="eastAsia" w:ascii="Times New Roman" w:hAnsi="Times New Roman" w:eastAsia="Times New Roman" w:cs="Times New Roman"/>
+        </w:rPr>
+        <w:t>：《</w:t>
+      </w:r>
+      <w:r>
+        <w:rPr>
+          <w:rFonts w:hint="eastAsia" w:ascii="Times New Roman" w:hAnsi="Times New Roman" w:eastAsia="FangSong" w:cs="Times New Roman"/>
+        </w:rPr>
+        <w:t>结构化学基础习题解析</w:t>
       </w:r>
       <w:r>
         <w:rPr>
@@ -2753,21 +2241,21 @@
       </w:r>
       <w:r>
         <w:rPr>
-          <w:rFonts w:hint="eastAsia" w:ascii="Times New Roman" w:hAnsi="Times New Roman" w:eastAsia="FangSong" w:cs="Times New Roman"/>
-        </w:rPr>
-        <w:t>第</w:t>
-      </w:r>
-      <w:r>
-        <w:rPr>
-          <w:rFonts w:hint="eastAsia" w:ascii="Times New Roman" w:hAnsi="Times New Roman" w:eastAsia="Times New Roman" w:cs="Times New Roman"/>
-        </w:rPr>
-        <w:t>9</w:t>
-      </w:r>
-      <w:r>
-        <w:rPr>
-          <w:rFonts w:hint="eastAsia" w:ascii="Times New Roman" w:hAnsi="Times New Roman" w:eastAsia="FangSong" w:cs="Times New Roman"/>
-        </w:rPr>
-        <w:t>章</w:t>
+          <w:rFonts w:ascii="Times New Roman" w:hAnsi="Times New Roman" w:eastAsia="Times New Roman" w:cs="Times New Roman"/>
+        </w:rPr>
+        <w:t xml:space="preserve"> </w:t>
+      </w:r>
+      <w:r>
+        <w:rPr>
+          <w:rFonts w:hint="eastAsia" w:ascii="Times New Roman" w:hAnsi="Times New Roman" w:eastAsia="FangSong" w:cs="Times New Roman"/>
+        </w:rPr>
+        <w:t xml:space="preserve">习题</w:t>
+      </w:r>
+      <w:r>
+        <w:rPr>
+          <w:rFonts w:ascii="Times New Roman" w:hAnsi="Times New Roman" w:eastAsia="Times New Roman" w:cs="Times New Roman"/>
+        </w:rPr>
+        <w:t xml:space="preserve"> 9.1</w:t>
       </w:r>
     </w:p>
     <w:p>
@@ -3529,148 +3017,20 @@
       <w:r>
         <w:rPr>
           <w:rFonts w:hint="eastAsia" w:ascii="Times New Roman" w:hAnsi="Times New Roman" w:eastAsia="FangSong" w:cs="Times New Roman"/>
-          <w:b/>
-          <w:bCs/>
-        </w:rPr>
-        <w:t xml:space="preserve">题源</w:t>
-      </w:r>
-      <w:r>
-        <w:rPr>
-          <w:rFonts w:hint="eastAsia" w:ascii="Times New Roman" w:hAnsi="Times New Roman" w:eastAsia="Times New Roman" w:cs="Times New Roman"/>
-        </w:rPr>
-        <w:t>：</w:t>
-      </w:r>
-      <w:r>
-        <w:rPr>
-          <w:rFonts w:hint="eastAsia" w:ascii="Times New Roman" w:hAnsi="Times New Roman" w:eastAsia="FangSong" w:cs="Times New Roman"/>
-        </w:rPr>
-        <w:t>题</w:t>
-      </w:r>
-      <w:r>
-        <w:rPr>
-          <w:rFonts w:hint="eastAsia" w:ascii="Times New Roman" w:hAnsi="Times New Roman" w:eastAsia="Times New Roman" w:cs="Times New Roman"/>
-        </w:rPr>
-        <w:t>-261-</w:t>
-      </w:r>
-      <w:r>
-        <w:rPr>
-          <w:rFonts w:hint="eastAsia" w:ascii="Times New Roman" w:hAnsi="Times New Roman" w:eastAsia="FangSong" w:cs="Times New Roman"/>
-        </w:rPr>
-        <w:t>结构化学基础</w:t>
-      </w:r>
-      <w:r>
-        <w:rPr>
-          <w:rFonts w:hint="eastAsia" w:ascii="Times New Roman" w:hAnsi="Times New Roman" w:eastAsia="Times New Roman" w:cs="Times New Roman"/>
-        </w:rPr>
-        <w:t>-</w:t>
-      </w:r>
-      <w:r>
-        <w:rPr>
-          <w:rFonts w:hint="eastAsia" w:ascii="Times New Roman" w:hAnsi="Times New Roman" w:eastAsia="FangSong" w:cs="Times New Roman"/>
-        </w:rPr>
-        <w:t>离子化合物</w:t>
-      </w:r>
-      <w:r>
-        <w:rPr>
-          <w:rFonts w:hint="eastAsia" w:ascii="Times New Roman" w:hAnsi="Times New Roman" w:eastAsia="Times New Roman" w:cs="Times New Roman"/>
-        </w:rPr>
-        <w:t>-</w:t>
-      </w:r>
-      <w:r>
-        <w:rPr>
-          <w:rFonts w:hint="eastAsia" w:ascii="Times New Roman" w:hAnsi="Times New Roman" w:eastAsia="FangSong" w:cs="Times New Roman"/>
-        </w:rPr>
-        <w:t>习题</w:t>
-      </w:r>
-      <w:r>
-        <w:rPr>
-          <w:rFonts w:hint="eastAsia" w:ascii="Times New Roman" w:hAnsi="Times New Roman" w:eastAsia="Times New Roman" w:cs="Times New Roman"/>
-        </w:rPr>
-        <w:t>9.19</w:t>
-      </w:r>
-      <w:r>
-        <w:rPr>
-          <w:rFonts w:ascii="Times New Roman" w:hAnsi="Times New Roman" w:eastAsia="Times New Roman" w:cs="Times New Roman"/>
-        </w:rPr>
-        <w:t xml:space="preserve"> </w:t>
-      </w:r>
-      <w:r>
-        <w:rPr>
-          <w:rFonts w:hint="eastAsia" w:ascii="Times New Roman" w:hAnsi="Times New Roman" w:eastAsia="Times New Roman" w:cs="Times New Roman"/>
-        </w:rPr>
-        <w:t xml:space="preserve">｜</w:t>
-      </w:r>
-      <w:r>
-        <w:rPr>
-          <w:rFonts w:ascii="Times New Roman" w:hAnsi="Times New Roman" w:eastAsia="Times New Roman" w:cs="Times New Roman"/>
-        </w:rPr>
-        <w:t xml:space="preserve"> </w:t>
-      </w:r>
-      <w:r>
-        <w:rPr>
-          <w:rFonts w:hint="eastAsia" w:ascii="Times New Roman" w:hAnsi="Times New Roman" w:eastAsia="FangSong" w:cs="Times New Roman"/>
-        </w:rPr>
-        <w:t xml:space="preserve">周公度</w:t>
-      </w:r>
-      <w:r>
-        <w:rPr>
-          <w:rFonts w:ascii="Times New Roman" w:hAnsi="Times New Roman" w:eastAsia="Times New Roman" w:cs="Times New Roman"/>
-        </w:rPr>
-        <w:t xml:space="preserve"> </w:t>
-      </w:r>
-      <w:r>
-        <w:rPr>
-          <w:rFonts w:hint="eastAsia" w:ascii="Times New Roman" w:hAnsi="Times New Roman" w:eastAsia="FangSong" w:cs="Times New Roman"/>
-        </w:rPr>
-        <w:t>段连运</w:t>
-      </w:r>
-      <w:r>
-        <w:rPr>
-          <w:rFonts w:hint="eastAsia" w:ascii="Times New Roman" w:hAnsi="Times New Roman" w:eastAsia="Times New Roman" w:cs="Times New Roman"/>
-        </w:rPr>
-        <w:t>《</w:t>
-      </w:r>
-      <w:r>
-        <w:rPr>
-          <w:rFonts w:hint="eastAsia" w:ascii="Times New Roman" w:hAnsi="Times New Roman" w:eastAsia="FangSong" w:cs="Times New Roman"/>
-        </w:rPr>
-        <w:t>结构化学基础</w:t>
-      </w:r>
-      <w:r>
-        <w:rPr>
-          <w:rFonts w:hint="eastAsia" w:ascii="Times New Roman" w:hAnsi="Times New Roman" w:eastAsia="Times New Roman" w:cs="Times New Roman"/>
-        </w:rPr>
-        <w:t>（</w:t>
-      </w:r>
-      <w:r>
-        <w:rPr>
-          <w:rFonts w:hint="eastAsia" w:ascii="Times New Roman" w:hAnsi="Times New Roman" w:eastAsia="FangSong" w:cs="Times New Roman"/>
-        </w:rPr>
-        <w:t>第</w:t>
-      </w:r>
-      <w:r>
-        <w:rPr>
-          <w:rFonts w:hint="eastAsia" w:ascii="Times New Roman" w:hAnsi="Times New Roman" w:eastAsia="Times New Roman" w:cs="Times New Roman"/>
-        </w:rPr>
-        <w:t>5</w:t>
-      </w:r>
-      <w:r>
-        <w:rPr>
-          <w:rFonts w:hint="eastAsia" w:ascii="Times New Roman" w:hAnsi="Times New Roman" w:eastAsia="FangSong" w:cs="Times New Roman"/>
-        </w:rPr>
-        <w:t>版</w:t>
-      </w:r>
-      <w:r>
-        <w:rPr>
-          <w:rFonts w:hint="eastAsia" w:ascii="Times New Roman" w:hAnsi="Times New Roman" w:eastAsia="Times New Roman" w:cs="Times New Roman"/>
-        </w:rPr>
-        <w:t>）</w:t>
-      </w:r>
-      <w:r>
-        <w:rPr>
-          <w:rFonts w:hint="eastAsia" w:ascii="Times New Roman" w:hAnsi="Times New Roman" w:eastAsia="FangSong" w:cs="Times New Roman"/>
-        </w:rPr>
-        <w:t>习题解析</w:t>
+        </w:rPr>
+        <w:t>来源</w:t>
+      </w:r>
+      <w:r>
+        <w:rPr>
+          <w:rFonts w:hint="eastAsia" w:ascii="Times New Roman" w:hAnsi="Times New Roman" w:eastAsia="Times New Roman" w:cs="Times New Roman"/>
+        </w:rPr>
+        <w:t>：《</w:t>
+      </w:r>
+      <w:r>
+        <w:rPr>
+          <w:rFonts w:hint="eastAsia" w:ascii="Times New Roman" w:hAnsi="Times New Roman" w:eastAsia="FangSong" w:cs="Times New Roman"/>
+        </w:rPr>
+        <w:t>结构化学基础习题解析</w:t>
       </w:r>
       <w:r>
         <w:rPr>
@@ -3680,21 +3040,21 @@
       </w:r>
       <w:r>
         <w:rPr>
-          <w:rFonts w:hint="eastAsia" w:ascii="Times New Roman" w:hAnsi="Times New Roman" w:eastAsia="FangSong" w:cs="Times New Roman"/>
-        </w:rPr>
-        <w:t>第</w:t>
-      </w:r>
-      <w:r>
-        <w:rPr>
-          <w:rFonts w:hint="eastAsia" w:ascii="Times New Roman" w:hAnsi="Times New Roman" w:eastAsia="Times New Roman" w:cs="Times New Roman"/>
-        </w:rPr>
-        <w:t>9</w:t>
-      </w:r>
-      <w:r>
-        <w:rPr>
-          <w:rFonts w:hint="eastAsia" w:ascii="Times New Roman" w:hAnsi="Times New Roman" w:eastAsia="FangSong" w:cs="Times New Roman"/>
-        </w:rPr>
-        <w:t>章</w:t>
+          <w:rFonts w:ascii="Times New Roman" w:hAnsi="Times New Roman" w:eastAsia="Times New Roman" w:cs="Times New Roman"/>
+        </w:rPr>
+        <w:t xml:space="preserve"> </w:t>
+      </w:r>
+      <w:r>
+        <w:rPr>
+          <w:rFonts w:hint="eastAsia" w:ascii="Times New Roman" w:hAnsi="Times New Roman" w:eastAsia="FangSong" w:cs="Times New Roman"/>
+        </w:rPr>
+        <w:t xml:space="preserve">习题</w:t>
+      </w:r>
+      <w:r>
+        <w:rPr>
+          <w:rFonts w:ascii="Times New Roman" w:hAnsi="Times New Roman" w:eastAsia="Times New Roman" w:cs="Times New Roman"/>
+        </w:rPr>
+        <w:t xml:space="preserve"> 9.19</w:t>
       </w:r>
     </w:p>
     <w:p>
@@ -4227,148 +3587,20 @@
       <w:r>
         <w:rPr>
           <w:rFonts w:hint="eastAsia" w:ascii="Times New Roman" w:hAnsi="Times New Roman" w:eastAsia="FangSong" w:cs="Times New Roman"/>
-          <w:b/>
-          <w:bCs/>
-        </w:rPr>
-        <w:t xml:space="preserve">题源</w:t>
-      </w:r>
-      <w:r>
-        <w:rPr>
-          <w:rFonts w:hint="eastAsia" w:ascii="Times New Roman" w:hAnsi="Times New Roman" w:eastAsia="Times New Roman" w:cs="Times New Roman"/>
-        </w:rPr>
-        <w:t>：</w:t>
-      </w:r>
-      <w:r>
-        <w:rPr>
-          <w:rFonts w:hint="eastAsia" w:ascii="Times New Roman" w:hAnsi="Times New Roman" w:eastAsia="FangSong" w:cs="Times New Roman"/>
-        </w:rPr>
-        <w:t>题</w:t>
-      </w:r>
-      <w:r>
-        <w:rPr>
-          <w:rFonts w:hint="eastAsia" w:ascii="Times New Roman" w:hAnsi="Times New Roman" w:eastAsia="Times New Roman" w:cs="Times New Roman"/>
-        </w:rPr>
-        <w:t>-075-</w:t>
-      </w:r>
-      <w:r>
-        <w:rPr>
-          <w:rFonts w:hint="eastAsia" w:ascii="Times New Roman" w:hAnsi="Times New Roman" w:eastAsia="FangSong" w:cs="Times New Roman"/>
-        </w:rPr>
-        <w:t>结构化学基础</w:t>
-      </w:r>
-      <w:r>
-        <w:rPr>
-          <w:rFonts w:hint="eastAsia" w:ascii="Times New Roman" w:hAnsi="Times New Roman" w:eastAsia="Times New Roman" w:cs="Times New Roman"/>
-        </w:rPr>
-        <w:t>-</w:t>
-      </w:r>
-      <w:r>
-        <w:rPr>
-          <w:rFonts w:hint="eastAsia" w:ascii="Times New Roman" w:hAnsi="Times New Roman" w:eastAsia="FangSong" w:cs="Times New Roman"/>
-        </w:rPr>
-        <w:t>共价键</w:t>
-      </w:r>
-      <w:r>
-        <w:rPr>
-          <w:rFonts w:hint="eastAsia" w:ascii="Times New Roman" w:hAnsi="Times New Roman" w:eastAsia="Times New Roman" w:cs="Times New Roman"/>
-        </w:rPr>
-        <w:t>-</w:t>
-      </w:r>
-      <w:r>
-        <w:rPr>
-          <w:rFonts w:hint="eastAsia" w:ascii="Times New Roman" w:hAnsi="Times New Roman" w:eastAsia="FangSong" w:cs="Times New Roman"/>
-        </w:rPr>
-        <w:t>习题</w:t>
-      </w:r>
-      <w:r>
-        <w:rPr>
-          <w:rFonts w:hint="eastAsia" w:ascii="Times New Roman" w:hAnsi="Times New Roman" w:eastAsia="Times New Roman" w:cs="Times New Roman"/>
-        </w:rPr>
-        <w:t>3.27</w:t>
-      </w:r>
-      <w:r>
-        <w:rPr>
-          <w:rFonts w:ascii="Times New Roman" w:hAnsi="Times New Roman" w:eastAsia="Times New Roman" w:cs="Times New Roman"/>
-        </w:rPr>
-        <w:t xml:space="preserve"> </w:t>
-      </w:r>
-      <w:r>
-        <w:rPr>
-          <w:rFonts w:hint="eastAsia" w:ascii="Times New Roman" w:hAnsi="Times New Roman" w:eastAsia="Times New Roman" w:cs="Times New Roman"/>
-        </w:rPr>
-        <w:t xml:space="preserve">｜</w:t>
-      </w:r>
-      <w:r>
-        <w:rPr>
-          <w:rFonts w:ascii="Times New Roman" w:hAnsi="Times New Roman" w:eastAsia="Times New Roman" w:cs="Times New Roman"/>
-        </w:rPr>
-        <w:t xml:space="preserve"> </w:t>
-      </w:r>
-      <w:r>
-        <w:rPr>
-          <w:rFonts w:hint="eastAsia" w:ascii="Times New Roman" w:hAnsi="Times New Roman" w:eastAsia="FangSong" w:cs="Times New Roman"/>
-        </w:rPr>
-        <w:t xml:space="preserve">周公度</w:t>
-      </w:r>
-      <w:r>
-        <w:rPr>
-          <w:rFonts w:ascii="Times New Roman" w:hAnsi="Times New Roman" w:eastAsia="Times New Roman" w:cs="Times New Roman"/>
-        </w:rPr>
-        <w:t xml:space="preserve"> </w:t>
-      </w:r>
-      <w:r>
-        <w:rPr>
-          <w:rFonts w:hint="eastAsia" w:ascii="Times New Roman" w:hAnsi="Times New Roman" w:eastAsia="FangSong" w:cs="Times New Roman"/>
-        </w:rPr>
-        <w:t>段连运</w:t>
-      </w:r>
-      <w:r>
-        <w:rPr>
-          <w:rFonts w:hint="eastAsia" w:ascii="Times New Roman" w:hAnsi="Times New Roman" w:eastAsia="Times New Roman" w:cs="Times New Roman"/>
-        </w:rPr>
-        <w:t>《</w:t>
-      </w:r>
-      <w:r>
-        <w:rPr>
-          <w:rFonts w:hint="eastAsia" w:ascii="Times New Roman" w:hAnsi="Times New Roman" w:eastAsia="FangSong" w:cs="Times New Roman"/>
-        </w:rPr>
-        <w:t>结构化学基础</w:t>
-      </w:r>
-      <w:r>
-        <w:rPr>
-          <w:rFonts w:hint="eastAsia" w:ascii="Times New Roman" w:hAnsi="Times New Roman" w:eastAsia="Times New Roman" w:cs="Times New Roman"/>
-        </w:rPr>
-        <w:t>（</w:t>
-      </w:r>
-      <w:r>
-        <w:rPr>
-          <w:rFonts w:hint="eastAsia" w:ascii="Times New Roman" w:hAnsi="Times New Roman" w:eastAsia="FangSong" w:cs="Times New Roman"/>
-        </w:rPr>
-        <w:t>第</w:t>
-      </w:r>
-      <w:r>
-        <w:rPr>
-          <w:rFonts w:hint="eastAsia" w:ascii="Times New Roman" w:hAnsi="Times New Roman" w:eastAsia="Times New Roman" w:cs="Times New Roman"/>
-        </w:rPr>
-        <w:t>5</w:t>
-      </w:r>
-      <w:r>
-        <w:rPr>
-          <w:rFonts w:hint="eastAsia" w:ascii="Times New Roman" w:hAnsi="Times New Roman" w:eastAsia="FangSong" w:cs="Times New Roman"/>
-        </w:rPr>
-        <w:t>版</w:t>
-      </w:r>
-      <w:r>
-        <w:rPr>
-          <w:rFonts w:hint="eastAsia" w:ascii="Times New Roman" w:hAnsi="Times New Roman" w:eastAsia="Times New Roman" w:cs="Times New Roman"/>
-        </w:rPr>
-        <w:t>）</w:t>
-      </w:r>
-      <w:r>
-        <w:rPr>
-          <w:rFonts w:hint="eastAsia" w:ascii="Times New Roman" w:hAnsi="Times New Roman" w:eastAsia="FangSong" w:cs="Times New Roman"/>
-        </w:rPr>
-        <w:t>习题解析</w:t>
+        </w:rPr>
+        <w:t>来源</w:t>
+      </w:r>
+      <w:r>
+        <w:rPr>
+          <w:rFonts w:hint="eastAsia" w:ascii="Times New Roman" w:hAnsi="Times New Roman" w:eastAsia="Times New Roman" w:cs="Times New Roman"/>
+        </w:rPr>
+        <w:t>：《</w:t>
+      </w:r>
+      <w:r>
+        <w:rPr>
+          <w:rFonts w:hint="eastAsia" w:ascii="Times New Roman" w:hAnsi="Times New Roman" w:eastAsia="FangSong" w:cs="Times New Roman"/>
+        </w:rPr>
+        <w:t>结构化学基础习题解析</w:t>
       </w:r>
       <w:r>
         <w:rPr>
@@ -4378,21 +3610,21 @@
       </w:r>
       <w:r>
         <w:rPr>
-          <w:rFonts w:hint="eastAsia" w:ascii="Times New Roman" w:hAnsi="Times New Roman" w:eastAsia="FangSong" w:cs="Times New Roman"/>
-        </w:rPr>
-        <w:t>第</w:t>
-      </w:r>
-      <w:r>
-        <w:rPr>
-          <w:rFonts w:hint="eastAsia" w:ascii="Times New Roman" w:hAnsi="Times New Roman" w:eastAsia="Times New Roman" w:cs="Times New Roman"/>
-        </w:rPr>
-        <w:t>3</w:t>
-      </w:r>
-      <w:r>
-        <w:rPr>
-          <w:rFonts w:hint="eastAsia" w:ascii="Times New Roman" w:hAnsi="Times New Roman" w:eastAsia="FangSong" w:cs="Times New Roman"/>
-        </w:rPr>
-        <w:t>章</w:t>
+          <w:rFonts w:ascii="Times New Roman" w:hAnsi="Times New Roman" w:eastAsia="Times New Roman" w:cs="Times New Roman"/>
+        </w:rPr>
+        <w:t xml:space="preserve"> </w:t>
+      </w:r>
+      <w:r>
+        <w:rPr>
+          <w:rFonts w:hint="eastAsia" w:ascii="Times New Roman" w:hAnsi="Times New Roman" w:eastAsia="FangSong" w:cs="Times New Roman"/>
+        </w:rPr>
+        <w:t xml:space="preserve">习题</w:t>
+      </w:r>
+      <w:r>
+        <w:rPr>
+          <w:rFonts w:ascii="Times New Roman" w:hAnsi="Times New Roman" w:eastAsia="Times New Roman" w:cs="Times New Roman"/>
+        </w:rPr>
+        <w:t xml:space="preserve"> 3.27</w:t>
       </w:r>
     </w:p>
     <w:p>
@@ -4816,148 +4048,20 @@
       <w:r>
         <w:rPr>
           <w:rFonts w:hint="eastAsia" w:ascii="Times New Roman" w:hAnsi="Times New Roman" w:eastAsia="FangSong" w:cs="Times New Roman"/>
-          <w:b/>
-          <w:bCs/>
-        </w:rPr>
-        <w:t xml:space="preserve">题源</w:t>
-      </w:r>
-      <w:r>
-        <w:rPr>
-          <w:rFonts w:hint="eastAsia" w:ascii="Times New Roman" w:hAnsi="Times New Roman" w:eastAsia="Times New Roman" w:cs="Times New Roman"/>
-        </w:rPr>
-        <w:t>：</w:t>
-      </w:r>
-      <w:r>
-        <w:rPr>
-          <w:rFonts w:hint="eastAsia" w:ascii="Times New Roman" w:hAnsi="Times New Roman" w:eastAsia="FangSong" w:cs="Times New Roman"/>
-        </w:rPr>
-        <w:t>题</w:t>
-      </w:r>
-      <w:r>
-        <w:rPr>
-          <w:rFonts w:hint="eastAsia" w:ascii="Times New Roman" w:hAnsi="Times New Roman" w:eastAsia="Times New Roman" w:cs="Times New Roman"/>
-        </w:rPr>
-        <w:t>-158-</w:t>
-      </w:r>
-      <w:r>
-        <w:rPr>
-          <w:rFonts w:hint="eastAsia" w:ascii="Times New Roman" w:hAnsi="Times New Roman" w:eastAsia="FangSong" w:cs="Times New Roman"/>
-        </w:rPr>
-        <w:t>结构化学基础</w:t>
-      </w:r>
-      <w:r>
-        <w:rPr>
-          <w:rFonts w:hint="eastAsia" w:ascii="Times New Roman" w:hAnsi="Times New Roman" w:eastAsia="Times New Roman" w:cs="Times New Roman"/>
-        </w:rPr>
-        <w:t>-</w:t>
-      </w:r>
-      <w:r>
-        <w:rPr>
-          <w:rFonts w:hint="eastAsia" w:ascii="Times New Roman" w:hAnsi="Times New Roman" w:eastAsia="FangSong" w:cs="Times New Roman"/>
-        </w:rPr>
-        <w:t>配位化学</w:t>
-      </w:r>
-      <w:r>
-        <w:rPr>
-          <w:rFonts w:hint="eastAsia" w:ascii="Times New Roman" w:hAnsi="Times New Roman" w:eastAsia="Times New Roman" w:cs="Times New Roman"/>
-        </w:rPr>
-        <w:t>-</w:t>
-      </w:r>
-      <w:r>
-        <w:rPr>
-          <w:rFonts w:hint="eastAsia" w:ascii="Times New Roman" w:hAnsi="Times New Roman" w:eastAsia="FangSong" w:cs="Times New Roman"/>
-        </w:rPr>
-        <w:t>习题</w:t>
-      </w:r>
-      <w:r>
-        <w:rPr>
-          <w:rFonts w:hint="eastAsia" w:ascii="Times New Roman" w:hAnsi="Times New Roman" w:eastAsia="Times New Roman" w:cs="Times New Roman"/>
-        </w:rPr>
-        <w:t>6.8</w:t>
-      </w:r>
-      <w:r>
-        <w:rPr>
-          <w:rFonts w:ascii="Times New Roman" w:hAnsi="Times New Roman" w:eastAsia="Times New Roman" w:cs="Times New Roman"/>
-        </w:rPr>
-        <w:t xml:space="preserve"> </w:t>
-      </w:r>
-      <w:r>
-        <w:rPr>
-          <w:rFonts w:hint="eastAsia" w:ascii="Times New Roman" w:hAnsi="Times New Roman" w:eastAsia="Times New Roman" w:cs="Times New Roman"/>
-        </w:rPr>
-        <w:t xml:space="preserve">｜</w:t>
-      </w:r>
-      <w:r>
-        <w:rPr>
-          <w:rFonts w:ascii="Times New Roman" w:hAnsi="Times New Roman" w:eastAsia="Times New Roman" w:cs="Times New Roman"/>
-        </w:rPr>
-        <w:t xml:space="preserve"> </w:t>
-      </w:r>
-      <w:r>
-        <w:rPr>
-          <w:rFonts w:hint="eastAsia" w:ascii="Times New Roman" w:hAnsi="Times New Roman" w:eastAsia="FangSong" w:cs="Times New Roman"/>
-        </w:rPr>
-        <w:t xml:space="preserve">周公度</w:t>
-      </w:r>
-      <w:r>
-        <w:rPr>
-          <w:rFonts w:ascii="Times New Roman" w:hAnsi="Times New Roman" w:eastAsia="Times New Roman" w:cs="Times New Roman"/>
-        </w:rPr>
-        <w:t xml:space="preserve"> </w:t>
-      </w:r>
-      <w:r>
-        <w:rPr>
-          <w:rFonts w:hint="eastAsia" w:ascii="Times New Roman" w:hAnsi="Times New Roman" w:eastAsia="FangSong" w:cs="Times New Roman"/>
-        </w:rPr>
-        <w:t>段连运</w:t>
-      </w:r>
-      <w:r>
-        <w:rPr>
-          <w:rFonts w:hint="eastAsia" w:ascii="Times New Roman" w:hAnsi="Times New Roman" w:eastAsia="Times New Roman" w:cs="Times New Roman"/>
-        </w:rPr>
-        <w:t>《</w:t>
-      </w:r>
-      <w:r>
-        <w:rPr>
-          <w:rFonts w:hint="eastAsia" w:ascii="Times New Roman" w:hAnsi="Times New Roman" w:eastAsia="FangSong" w:cs="Times New Roman"/>
-        </w:rPr>
-        <w:t>结构化学基础</w:t>
-      </w:r>
-      <w:r>
-        <w:rPr>
-          <w:rFonts w:hint="eastAsia" w:ascii="Times New Roman" w:hAnsi="Times New Roman" w:eastAsia="Times New Roman" w:cs="Times New Roman"/>
-        </w:rPr>
-        <w:t>（</w:t>
-      </w:r>
-      <w:r>
-        <w:rPr>
-          <w:rFonts w:hint="eastAsia" w:ascii="Times New Roman" w:hAnsi="Times New Roman" w:eastAsia="FangSong" w:cs="Times New Roman"/>
-        </w:rPr>
-        <w:t>第</w:t>
-      </w:r>
-      <w:r>
-        <w:rPr>
-          <w:rFonts w:hint="eastAsia" w:ascii="Times New Roman" w:hAnsi="Times New Roman" w:eastAsia="Times New Roman" w:cs="Times New Roman"/>
-        </w:rPr>
-        <w:t>5</w:t>
-      </w:r>
-      <w:r>
-        <w:rPr>
-          <w:rFonts w:hint="eastAsia" w:ascii="Times New Roman" w:hAnsi="Times New Roman" w:eastAsia="FangSong" w:cs="Times New Roman"/>
-        </w:rPr>
-        <w:t>版</w:t>
-      </w:r>
-      <w:r>
-        <w:rPr>
-          <w:rFonts w:hint="eastAsia" w:ascii="Times New Roman" w:hAnsi="Times New Roman" w:eastAsia="Times New Roman" w:cs="Times New Roman"/>
-        </w:rPr>
-        <w:t>）</w:t>
-      </w:r>
-      <w:r>
-        <w:rPr>
-          <w:rFonts w:hint="eastAsia" w:ascii="Times New Roman" w:hAnsi="Times New Roman" w:eastAsia="FangSong" w:cs="Times New Roman"/>
-        </w:rPr>
-        <w:t>习题解析</w:t>
+        </w:rPr>
+        <w:t>来源</w:t>
+      </w:r>
+      <w:r>
+        <w:rPr>
+          <w:rFonts w:hint="eastAsia" w:ascii="Times New Roman" w:hAnsi="Times New Roman" w:eastAsia="Times New Roman" w:cs="Times New Roman"/>
+        </w:rPr>
+        <w:t>：《</w:t>
+      </w:r>
+      <w:r>
+        <w:rPr>
+          <w:rFonts w:hint="eastAsia" w:ascii="Times New Roman" w:hAnsi="Times New Roman" w:eastAsia="FangSong" w:cs="Times New Roman"/>
+        </w:rPr>
+        <w:t>结构化学基础习题解析</w:t>
       </w:r>
       <w:r>
         <w:rPr>
@@ -4967,21 +4071,21 @@
       </w:r>
       <w:r>
         <w:rPr>
-          <w:rFonts w:hint="eastAsia" w:ascii="Times New Roman" w:hAnsi="Times New Roman" w:eastAsia="FangSong" w:cs="Times New Roman"/>
-        </w:rPr>
-        <w:t>第</w:t>
-      </w:r>
-      <w:r>
-        <w:rPr>
-          <w:rFonts w:hint="eastAsia" w:ascii="Times New Roman" w:hAnsi="Times New Roman" w:eastAsia="Times New Roman" w:cs="Times New Roman"/>
-        </w:rPr>
-        <w:t>6</w:t>
-      </w:r>
-      <w:r>
-        <w:rPr>
-          <w:rFonts w:hint="eastAsia" w:ascii="Times New Roman" w:hAnsi="Times New Roman" w:eastAsia="FangSong" w:cs="Times New Roman"/>
-        </w:rPr>
-        <w:t>章</w:t>
+          <w:rFonts w:ascii="Times New Roman" w:hAnsi="Times New Roman" w:eastAsia="Times New Roman" w:cs="Times New Roman"/>
+        </w:rPr>
+        <w:t xml:space="preserve"> </w:t>
+      </w:r>
+      <w:r>
+        <w:rPr>
+          <w:rFonts w:hint="eastAsia" w:ascii="Times New Roman" w:hAnsi="Times New Roman" w:eastAsia="FangSong" w:cs="Times New Roman"/>
+        </w:rPr>
+        <w:t xml:space="preserve">习题</w:t>
+      </w:r>
+      <w:r>
+        <w:rPr>
+          <w:rFonts w:ascii="Times New Roman" w:hAnsi="Times New Roman" w:eastAsia="Times New Roman" w:cs="Times New Roman"/>
+        </w:rPr>
+        <w:t xml:space="preserve"> 6.8</w:t>
       </w:r>
     </w:p>
     <w:p>
@@ -5665,148 +4769,20 @@
       <w:r>
         <w:rPr>
           <w:rFonts w:hint="eastAsia" w:ascii="Times New Roman" w:hAnsi="Times New Roman" w:eastAsia="FangSong" w:cs="Times New Roman"/>
-          <w:b/>
-          <w:bCs/>
-        </w:rPr>
-        <w:t xml:space="preserve">题源</w:t>
-      </w:r>
-      <w:r>
-        <w:rPr>
-          <w:rFonts w:hint="eastAsia" w:ascii="Times New Roman" w:hAnsi="Times New Roman" w:eastAsia="Times New Roman" w:cs="Times New Roman"/>
-        </w:rPr>
-        <w:t>：</w:t>
-      </w:r>
-      <w:r>
-        <w:rPr>
-          <w:rFonts w:hint="eastAsia" w:ascii="Times New Roman" w:hAnsi="Times New Roman" w:eastAsia="FangSong" w:cs="Times New Roman"/>
-        </w:rPr>
-        <w:t>题</w:t>
-      </w:r>
-      <w:r>
-        <w:rPr>
-          <w:rFonts w:hint="eastAsia" w:ascii="Times New Roman" w:hAnsi="Times New Roman" w:eastAsia="Times New Roman" w:cs="Times New Roman"/>
-        </w:rPr>
-        <w:t>-234-</w:t>
-      </w:r>
-      <w:r>
-        <w:rPr>
-          <w:rFonts w:hint="eastAsia" w:ascii="Times New Roman" w:hAnsi="Times New Roman" w:eastAsia="FangSong" w:cs="Times New Roman"/>
-        </w:rPr>
-        <w:t>结构化学基础</w:t>
-      </w:r>
-      <w:r>
-        <w:rPr>
-          <w:rFonts w:hint="eastAsia" w:ascii="Times New Roman" w:hAnsi="Times New Roman" w:eastAsia="Times New Roman" w:cs="Times New Roman"/>
-        </w:rPr>
-        <w:t>-</w:t>
-      </w:r>
-      <w:r>
-        <w:rPr>
-          <w:rFonts w:hint="eastAsia" w:ascii="Times New Roman" w:hAnsi="Times New Roman" w:eastAsia="FangSong" w:cs="Times New Roman"/>
-        </w:rPr>
-        <w:t>金属晶体</w:t>
-      </w:r>
-      <w:r>
-        <w:rPr>
-          <w:rFonts w:hint="eastAsia" w:ascii="Times New Roman" w:hAnsi="Times New Roman" w:eastAsia="Times New Roman" w:cs="Times New Roman"/>
-        </w:rPr>
-        <w:t>-</w:t>
-      </w:r>
-      <w:r>
-        <w:rPr>
-          <w:rFonts w:hint="eastAsia" w:ascii="Times New Roman" w:hAnsi="Times New Roman" w:eastAsia="FangSong" w:cs="Times New Roman"/>
-        </w:rPr>
-        <w:t>习题</w:t>
-      </w:r>
-      <w:r>
-        <w:rPr>
-          <w:rFonts w:hint="eastAsia" w:ascii="Times New Roman" w:hAnsi="Times New Roman" w:eastAsia="Times New Roman" w:cs="Times New Roman"/>
-        </w:rPr>
-        <w:t>8.17</w:t>
-      </w:r>
-      <w:r>
-        <w:rPr>
-          <w:rFonts w:ascii="Times New Roman" w:hAnsi="Times New Roman" w:eastAsia="Times New Roman" w:cs="Times New Roman"/>
-        </w:rPr>
-        <w:t xml:space="preserve"> </w:t>
-      </w:r>
-      <w:r>
-        <w:rPr>
-          <w:rFonts w:hint="eastAsia" w:ascii="Times New Roman" w:hAnsi="Times New Roman" w:eastAsia="Times New Roman" w:cs="Times New Roman"/>
-        </w:rPr>
-        <w:t xml:space="preserve">｜</w:t>
-      </w:r>
-      <w:r>
-        <w:rPr>
-          <w:rFonts w:ascii="Times New Roman" w:hAnsi="Times New Roman" w:eastAsia="Times New Roman" w:cs="Times New Roman"/>
-        </w:rPr>
-        <w:t xml:space="preserve"> </w:t>
-      </w:r>
-      <w:r>
-        <w:rPr>
-          <w:rFonts w:hint="eastAsia" w:ascii="Times New Roman" w:hAnsi="Times New Roman" w:eastAsia="FangSong" w:cs="Times New Roman"/>
-        </w:rPr>
-        <w:t xml:space="preserve">周公度</w:t>
-      </w:r>
-      <w:r>
-        <w:rPr>
-          <w:rFonts w:ascii="Times New Roman" w:hAnsi="Times New Roman" w:eastAsia="Times New Roman" w:cs="Times New Roman"/>
-        </w:rPr>
-        <w:t xml:space="preserve"> </w:t>
-      </w:r>
-      <w:r>
-        <w:rPr>
-          <w:rFonts w:hint="eastAsia" w:ascii="Times New Roman" w:hAnsi="Times New Roman" w:eastAsia="FangSong" w:cs="Times New Roman"/>
-        </w:rPr>
-        <w:t>段连运</w:t>
-      </w:r>
-      <w:r>
-        <w:rPr>
-          <w:rFonts w:hint="eastAsia" w:ascii="Times New Roman" w:hAnsi="Times New Roman" w:eastAsia="Times New Roman" w:cs="Times New Roman"/>
-        </w:rPr>
-        <w:t>《</w:t>
-      </w:r>
-      <w:r>
-        <w:rPr>
-          <w:rFonts w:hint="eastAsia" w:ascii="Times New Roman" w:hAnsi="Times New Roman" w:eastAsia="FangSong" w:cs="Times New Roman"/>
-        </w:rPr>
-        <w:t>结构化学基础</w:t>
-      </w:r>
-      <w:r>
-        <w:rPr>
-          <w:rFonts w:hint="eastAsia" w:ascii="Times New Roman" w:hAnsi="Times New Roman" w:eastAsia="Times New Roman" w:cs="Times New Roman"/>
-        </w:rPr>
-        <w:t>（</w:t>
-      </w:r>
-      <w:r>
-        <w:rPr>
-          <w:rFonts w:hint="eastAsia" w:ascii="Times New Roman" w:hAnsi="Times New Roman" w:eastAsia="FangSong" w:cs="Times New Roman"/>
-        </w:rPr>
-        <w:t>第</w:t>
-      </w:r>
-      <w:r>
-        <w:rPr>
-          <w:rFonts w:hint="eastAsia" w:ascii="Times New Roman" w:hAnsi="Times New Roman" w:eastAsia="Times New Roman" w:cs="Times New Roman"/>
-        </w:rPr>
-        <w:t>5</w:t>
-      </w:r>
-      <w:r>
-        <w:rPr>
-          <w:rFonts w:hint="eastAsia" w:ascii="Times New Roman" w:hAnsi="Times New Roman" w:eastAsia="FangSong" w:cs="Times New Roman"/>
-        </w:rPr>
-        <w:t>版</w:t>
-      </w:r>
-      <w:r>
-        <w:rPr>
-          <w:rFonts w:hint="eastAsia" w:ascii="Times New Roman" w:hAnsi="Times New Roman" w:eastAsia="Times New Roman" w:cs="Times New Roman"/>
-        </w:rPr>
-        <w:t>）</w:t>
-      </w:r>
-      <w:r>
-        <w:rPr>
-          <w:rFonts w:hint="eastAsia" w:ascii="Times New Roman" w:hAnsi="Times New Roman" w:eastAsia="FangSong" w:cs="Times New Roman"/>
-        </w:rPr>
-        <w:t>习题解析</w:t>
+        </w:rPr>
+        <w:t>来源</w:t>
+      </w:r>
+      <w:r>
+        <w:rPr>
+          <w:rFonts w:hint="eastAsia" w:ascii="Times New Roman" w:hAnsi="Times New Roman" w:eastAsia="Times New Roman" w:cs="Times New Roman"/>
+        </w:rPr>
+        <w:t>：《</w:t>
+      </w:r>
+      <w:r>
+        <w:rPr>
+          <w:rFonts w:hint="eastAsia" w:ascii="Times New Roman" w:hAnsi="Times New Roman" w:eastAsia="FangSong" w:cs="Times New Roman"/>
+        </w:rPr>
+        <w:t>结构化学基础习题解析</w:t>
       </w:r>
       <w:r>
         <w:rPr>
@@ -5816,21 +4792,21 @@
       </w:r>
       <w:r>
         <w:rPr>
-          <w:rFonts w:hint="eastAsia" w:ascii="Times New Roman" w:hAnsi="Times New Roman" w:eastAsia="FangSong" w:cs="Times New Roman"/>
-        </w:rPr>
-        <w:t>第</w:t>
-      </w:r>
-      <w:r>
-        <w:rPr>
-          <w:rFonts w:hint="eastAsia" w:ascii="Times New Roman" w:hAnsi="Times New Roman" w:eastAsia="Times New Roman" w:cs="Times New Roman"/>
-        </w:rPr>
-        <w:t>8</w:t>
-      </w:r>
-      <w:r>
-        <w:rPr>
-          <w:rFonts w:hint="eastAsia" w:ascii="Times New Roman" w:hAnsi="Times New Roman" w:eastAsia="FangSong" w:cs="Times New Roman"/>
-        </w:rPr>
-        <w:t>章</w:t>
+          <w:rFonts w:ascii="Times New Roman" w:hAnsi="Times New Roman" w:eastAsia="Times New Roman" w:cs="Times New Roman"/>
+        </w:rPr>
+        <w:t xml:space="preserve"> </w:t>
+      </w:r>
+      <w:r>
+        <w:rPr>
+          <w:rFonts w:hint="eastAsia" w:ascii="Times New Roman" w:hAnsi="Times New Roman" w:eastAsia="FangSong" w:cs="Times New Roman"/>
+        </w:rPr>
+        <w:t xml:space="preserve">习题</w:t>
+      </w:r>
+      <w:r>
+        <w:rPr>
+          <w:rFonts w:ascii="Times New Roman" w:hAnsi="Times New Roman" w:eastAsia="Times New Roman" w:cs="Times New Roman"/>
+        </w:rPr>
+        <w:t xml:space="preserve"> 8.17</w:t>
       </w:r>
     </w:p>
     <w:p>
@@ -6266,148 +5242,20 @@
       <w:r>
         <w:rPr>
           <w:rFonts w:hint="eastAsia" w:ascii="Times New Roman" w:hAnsi="Times New Roman" w:eastAsia="FangSong" w:cs="Times New Roman"/>
-          <w:b/>
-          <w:bCs/>
-        </w:rPr>
-        <w:t xml:space="preserve">题源</w:t>
-      </w:r>
-      <w:r>
-        <w:rPr>
-          <w:rFonts w:hint="eastAsia" w:ascii="Times New Roman" w:hAnsi="Times New Roman" w:eastAsia="Times New Roman" w:cs="Times New Roman"/>
-        </w:rPr>
-        <w:t>：</w:t>
-      </w:r>
-      <w:r>
-        <w:rPr>
-          <w:rFonts w:hint="eastAsia" w:ascii="Times New Roman" w:hAnsi="Times New Roman" w:eastAsia="FangSong" w:cs="Times New Roman"/>
-        </w:rPr>
-        <w:t>题</w:t>
-      </w:r>
-      <w:r>
-        <w:rPr>
-          <w:rFonts w:hint="eastAsia" w:ascii="Times New Roman" w:hAnsi="Times New Roman" w:eastAsia="Times New Roman" w:cs="Times New Roman"/>
-        </w:rPr>
-        <w:t>-153-</w:t>
-      </w:r>
-      <w:r>
-        <w:rPr>
-          <w:rFonts w:hint="eastAsia" w:ascii="Times New Roman" w:hAnsi="Times New Roman" w:eastAsia="FangSong" w:cs="Times New Roman"/>
-        </w:rPr>
-        <w:t>结构化学基础</w:t>
-      </w:r>
-      <w:r>
-        <w:rPr>
-          <w:rFonts w:hint="eastAsia" w:ascii="Times New Roman" w:hAnsi="Times New Roman" w:eastAsia="Times New Roman" w:cs="Times New Roman"/>
-        </w:rPr>
-        <w:t>-</w:t>
-      </w:r>
-      <w:r>
-        <w:rPr>
-          <w:rFonts w:hint="eastAsia" w:ascii="Times New Roman" w:hAnsi="Times New Roman" w:eastAsia="FangSong" w:cs="Times New Roman"/>
-        </w:rPr>
-        <w:t>配位化学</w:t>
-      </w:r>
-      <w:r>
-        <w:rPr>
-          <w:rFonts w:hint="eastAsia" w:ascii="Times New Roman" w:hAnsi="Times New Roman" w:eastAsia="Times New Roman" w:cs="Times New Roman"/>
-        </w:rPr>
-        <w:t>-</w:t>
-      </w:r>
-      <w:r>
-        <w:rPr>
-          <w:rFonts w:hint="eastAsia" w:ascii="Times New Roman" w:hAnsi="Times New Roman" w:eastAsia="FangSong" w:cs="Times New Roman"/>
-        </w:rPr>
-        <w:t>习题</w:t>
-      </w:r>
-      <w:r>
-        <w:rPr>
-          <w:rFonts w:hint="eastAsia" w:ascii="Times New Roman" w:hAnsi="Times New Roman" w:eastAsia="Times New Roman" w:cs="Times New Roman"/>
-        </w:rPr>
-        <w:t>6.3</w:t>
-      </w:r>
-      <w:r>
-        <w:rPr>
-          <w:rFonts w:ascii="Times New Roman" w:hAnsi="Times New Roman" w:eastAsia="Times New Roman" w:cs="Times New Roman"/>
-        </w:rPr>
-        <w:t xml:space="preserve"> </w:t>
-      </w:r>
-      <w:r>
-        <w:rPr>
-          <w:rFonts w:hint="eastAsia" w:ascii="Times New Roman" w:hAnsi="Times New Roman" w:eastAsia="Times New Roman" w:cs="Times New Roman"/>
-        </w:rPr>
-        <w:t xml:space="preserve">｜</w:t>
-      </w:r>
-      <w:r>
-        <w:rPr>
-          <w:rFonts w:ascii="Times New Roman" w:hAnsi="Times New Roman" w:eastAsia="Times New Roman" w:cs="Times New Roman"/>
-        </w:rPr>
-        <w:t xml:space="preserve"> </w:t>
-      </w:r>
-      <w:r>
-        <w:rPr>
-          <w:rFonts w:hint="eastAsia" w:ascii="Times New Roman" w:hAnsi="Times New Roman" w:eastAsia="FangSong" w:cs="Times New Roman"/>
-        </w:rPr>
-        <w:t xml:space="preserve">周公度</w:t>
-      </w:r>
-      <w:r>
-        <w:rPr>
-          <w:rFonts w:ascii="Times New Roman" w:hAnsi="Times New Roman" w:eastAsia="Times New Roman" w:cs="Times New Roman"/>
-        </w:rPr>
-        <w:t xml:space="preserve"> </w:t>
-      </w:r>
-      <w:r>
-        <w:rPr>
-          <w:rFonts w:hint="eastAsia" w:ascii="Times New Roman" w:hAnsi="Times New Roman" w:eastAsia="FangSong" w:cs="Times New Roman"/>
-        </w:rPr>
-        <w:t>段连运</w:t>
-      </w:r>
-      <w:r>
-        <w:rPr>
-          <w:rFonts w:hint="eastAsia" w:ascii="Times New Roman" w:hAnsi="Times New Roman" w:eastAsia="Times New Roman" w:cs="Times New Roman"/>
-        </w:rPr>
-        <w:t>《</w:t>
-      </w:r>
-      <w:r>
-        <w:rPr>
-          <w:rFonts w:hint="eastAsia" w:ascii="Times New Roman" w:hAnsi="Times New Roman" w:eastAsia="FangSong" w:cs="Times New Roman"/>
-        </w:rPr>
-        <w:t>结构化学基础</w:t>
-      </w:r>
-      <w:r>
-        <w:rPr>
-          <w:rFonts w:hint="eastAsia" w:ascii="Times New Roman" w:hAnsi="Times New Roman" w:eastAsia="Times New Roman" w:cs="Times New Roman"/>
-        </w:rPr>
-        <w:t>（</w:t>
-      </w:r>
-      <w:r>
-        <w:rPr>
-          <w:rFonts w:hint="eastAsia" w:ascii="Times New Roman" w:hAnsi="Times New Roman" w:eastAsia="FangSong" w:cs="Times New Roman"/>
-        </w:rPr>
-        <w:t>第</w:t>
-      </w:r>
-      <w:r>
-        <w:rPr>
-          <w:rFonts w:hint="eastAsia" w:ascii="Times New Roman" w:hAnsi="Times New Roman" w:eastAsia="Times New Roman" w:cs="Times New Roman"/>
-        </w:rPr>
-        <w:t>5</w:t>
-      </w:r>
-      <w:r>
-        <w:rPr>
-          <w:rFonts w:hint="eastAsia" w:ascii="Times New Roman" w:hAnsi="Times New Roman" w:eastAsia="FangSong" w:cs="Times New Roman"/>
-        </w:rPr>
-        <w:t>版</w:t>
-      </w:r>
-      <w:r>
-        <w:rPr>
-          <w:rFonts w:hint="eastAsia" w:ascii="Times New Roman" w:hAnsi="Times New Roman" w:eastAsia="Times New Roman" w:cs="Times New Roman"/>
-        </w:rPr>
-        <w:t>）</w:t>
-      </w:r>
-      <w:r>
-        <w:rPr>
-          <w:rFonts w:hint="eastAsia" w:ascii="Times New Roman" w:hAnsi="Times New Roman" w:eastAsia="FangSong" w:cs="Times New Roman"/>
-        </w:rPr>
-        <w:t>习题解析</w:t>
+        </w:rPr>
+        <w:t>来源</w:t>
+      </w:r>
+      <w:r>
+        <w:rPr>
+          <w:rFonts w:hint="eastAsia" w:ascii="Times New Roman" w:hAnsi="Times New Roman" w:eastAsia="Times New Roman" w:cs="Times New Roman"/>
+        </w:rPr>
+        <w:t>：《</w:t>
+      </w:r>
+      <w:r>
+        <w:rPr>
+          <w:rFonts w:hint="eastAsia" w:ascii="Times New Roman" w:hAnsi="Times New Roman" w:eastAsia="FangSong" w:cs="Times New Roman"/>
+        </w:rPr>
+        <w:t>结构化学基础习题解析</w:t>
       </w:r>
       <w:r>
         <w:rPr>
@@ -6417,21 +5265,21 @@
       </w:r>
       <w:r>
         <w:rPr>
-          <w:rFonts w:hint="eastAsia" w:ascii="Times New Roman" w:hAnsi="Times New Roman" w:eastAsia="FangSong" w:cs="Times New Roman"/>
-        </w:rPr>
-        <w:t>第</w:t>
-      </w:r>
-      <w:r>
-        <w:rPr>
-          <w:rFonts w:hint="eastAsia" w:ascii="Times New Roman" w:hAnsi="Times New Roman" w:eastAsia="Times New Roman" w:cs="Times New Roman"/>
-        </w:rPr>
-        <w:t>6</w:t>
-      </w:r>
-      <w:r>
-        <w:rPr>
-          <w:rFonts w:hint="eastAsia" w:ascii="Times New Roman" w:hAnsi="Times New Roman" w:eastAsia="FangSong" w:cs="Times New Roman"/>
-        </w:rPr>
-        <w:t>章</w:t>
+          <w:rFonts w:ascii="Times New Roman" w:hAnsi="Times New Roman" w:eastAsia="Times New Roman" w:cs="Times New Roman"/>
+        </w:rPr>
+        <w:t xml:space="preserve"> </w:t>
+      </w:r>
+      <w:r>
+        <w:rPr>
+          <w:rFonts w:hint="eastAsia" w:ascii="Times New Roman" w:hAnsi="Times New Roman" w:eastAsia="FangSong" w:cs="Times New Roman"/>
+        </w:rPr>
+        <w:t xml:space="preserve">习题</w:t>
+      </w:r>
+      <w:r>
+        <w:rPr>
+          <w:rFonts w:ascii="Times New Roman" w:hAnsi="Times New Roman" w:eastAsia="Times New Roman" w:cs="Times New Roman"/>
+        </w:rPr>
+        <w:t xml:space="preserve"> 6.3</w:t>
       </w:r>
     </w:p>
     <w:p>
@@ -7014,148 +5862,20 @@
       <w:r>
         <w:rPr>
           <w:rFonts w:hint="eastAsia" w:ascii="Times New Roman" w:hAnsi="Times New Roman" w:eastAsia="FangSong" w:cs="Times New Roman"/>
-          <w:b/>
-          <w:bCs/>
-        </w:rPr>
-        <w:t xml:space="preserve">题源</w:t>
-      </w:r>
-      <w:r>
-        <w:rPr>
-          <w:rFonts w:hint="eastAsia" w:ascii="Times New Roman" w:hAnsi="Times New Roman" w:eastAsia="Times New Roman" w:cs="Times New Roman"/>
-        </w:rPr>
-        <w:t>：</w:t>
-      </w:r>
-      <w:r>
-        <w:rPr>
-          <w:rFonts w:hint="eastAsia" w:ascii="Times New Roman" w:hAnsi="Times New Roman" w:eastAsia="FangSong" w:cs="Times New Roman"/>
-        </w:rPr>
-        <w:t>题</w:t>
-      </w:r>
-      <w:r>
-        <w:rPr>
-          <w:rFonts w:hint="eastAsia" w:ascii="Times New Roman" w:hAnsi="Times New Roman" w:eastAsia="Times New Roman" w:cs="Times New Roman"/>
-        </w:rPr>
-        <w:t>-167-</w:t>
-      </w:r>
-      <w:r>
-        <w:rPr>
-          <w:rFonts w:hint="eastAsia" w:ascii="Times New Roman" w:hAnsi="Times New Roman" w:eastAsia="FangSong" w:cs="Times New Roman"/>
-        </w:rPr>
-        <w:t>结构化学基础</w:t>
-      </w:r>
-      <w:r>
-        <w:rPr>
-          <w:rFonts w:hint="eastAsia" w:ascii="Times New Roman" w:hAnsi="Times New Roman" w:eastAsia="Times New Roman" w:cs="Times New Roman"/>
-        </w:rPr>
-        <w:t>-</w:t>
-      </w:r>
-      <w:r>
-        <w:rPr>
-          <w:rFonts w:hint="eastAsia" w:ascii="Times New Roman" w:hAnsi="Times New Roman" w:eastAsia="FangSong" w:cs="Times New Roman"/>
-        </w:rPr>
-        <w:t>配位化学</w:t>
-      </w:r>
-      <w:r>
-        <w:rPr>
-          <w:rFonts w:hint="eastAsia" w:ascii="Times New Roman" w:hAnsi="Times New Roman" w:eastAsia="Times New Roman" w:cs="Times New Roman"/>
-        </w:rPr>
-        <w:t>-</w:t>
-      </w:r>
-      <w:r>
-        <w:rPr>
-          <w:rFonts w:hint="eastAsia" w:ascii="Times New Roman" w:hAnsi="Times New Roman" w:eastAsia="FangSong" w:cs="Times New Roman"/>
-        </w:rPr>
-        <w:t>习题</w:t>
-      </w:r>
-      <w:r>
-        <w:rPr>
-          <w:rFonts w:hint="eastAsia" w:ascii="Times New Roman" w:hAnsi="Times New Roman" w:eastAsia="Times New Roman" w:cs="Times New Roman"/>
-        </w:rPr>
-        <w:t>6.17</w:t>
-      </w:r>
-      <w:r>
-        <w:rPr>
-          <w:rFonts w:ascii="Times New Roman" w:hAnsi="Times New Roman" w:eastAsia="Times New Roman" w:cs="Times New Roman"/>
-        </w:rPr>
-        <w:t xml:space="preserve"> </w:t>
-      </w:r>
-      <w:r>
-        <w:rPr>
-          <w:rFonts w:hint="eastAsia" w:ascii="Times New Roman" w:hAnsi="Times New Roman" w:eastAsia="Times New Roman" w:cs="Times New Roman"/>
-        </w:rPr>
-        <w:t xml:space="preserve">｜</w:t>
-      </w:r>
-      <w:r>
-        <w:rPr>
-          <w:rFonts w:ascii="Times New Roman" w:hAnsi="Times New Roman" w:eastAsia="Times New Roman" w:cs="Times New Roman"/>
-        </w:rPr>
-        <w:t xml:space="preserve"> </w:t>
-      </w:r>
-      <w:r>
-        <w:rPr>
-          <w:rFonts w:hint="eastAsia" w:ascii="Times New Roman" w:hAnsi="Times New Roman" w:eastAsia="FangSong" w:cs="Times New Roman"/>
-        </w:rPr>
-        <w:t xml:space="preserve">周公度</w:t>
-      </w:r>
-      <w:r>
-        <w:rPr>
-          <w:rFonts w:ascii="Times New Roman" w:hAnsi="Times New Roman" w:eastAsia="Times New Roman" w:cs="Times New Roman"/>
-        </w:rPr>
-        <w:t xml:space="preserve"> </w:t>
-      </w:r>
-      <w:r>
-        <w:rPr>
-          <w:rFonts w:hint="eastAsia" w:ascii="Times New Roman" w:hAnsi="Times New Roman" w:eastAsia="FangSong" w:cs="Times New Roman"/>
-        </w:rPr>
-        <w:t>段连运</w:t>
-      </w:r>
-      <w:r>
-        <w:rPr>
-          <w:rFonts w:hint="eastAsia" w:ascii="Times New Roman" w:hAnsi="Times New Roman" w:eastAsia="Times New Roman" w:cs="Times New Roman"/>
-        </w:rPr>
-        <w:t>《</w:t>
-      </w:r>
-      <w:r>
-        <w:rPr>
-          <w:rFonts w:hint="eastAsia" w:ascii="Times New Roman" w:hAnsi="Times New Roman" w:eastAsia="FangSong" w:cs="Times New Roman"/>
-        </w:rPr>
-        <w:t>结构化学基础</w:t>
-      </w:r>
-      <w:r>
-        <w:rPr>
-          <w:rFonts w:hint="eastAsia" w:ascii="Times New Roman" w:hAnsi="Times New Roman" w:eastAsia="Times New Roman" w:cs="Times New Roman"/>
-        </w:rPr>
-        <w:t>（</w:t>
-      </w:r>
-      <w:r>
-        <w:rPr>
-          <w:rFonts w:hint="eastAsia" w:ascii="Times New Roman" w:hAnsi="Times New Roman" w:eastAsia="FangSong" w:cs="Times New Roman"/>
-        </w:rPr>
-        <w:t>第</w:t>
-      </w:r>
-      <w:r>
-        <w:rPr>
-          <w:rFonts w:hint="eastAsia" w:ascii="Times New Roman" w:hAnsi="Times New Roman" w:eastAsia="Times New Roman" w:cs="Times New Roman"/>
-        </w:rPr>
-        <w:t>5</w:t>
-      </w:r>
-      <w:r>
-        <w:rPr>
-          <w:rFonts w:hint="eastAsia" w:ascii="Times New Roman" w:hAnsi="Times New Roman" w:eastAsia="FangSong" w:cs="Times New Roman"/>
-        </w:rPr>
-        <w:t>版</w:t>
-      </w:r>
-      <w:r>
-        <w:rPr>
-          <w:rFonts w:hint="eastAsia" w:ascii="Times New Roman" w:hAnsi="Times New Roman" w:eastAsia="Times New Roman" w:cs="Times New Roman"/>
-        </w:rPr>
-        <w:t>）</w:t>
-      </w:r>
-      <w:r>
-        <w:rPr>
-          <w:rFonts w:hint="eastAsia" w:ascii="Times New Roman" w:hAnsi="Times New Roman" w:eastAsia="FangSong" w:cs="Times New Roman"/>
-        </w:rPr>
-        <w:t>习题解析</w:t>
+        </w:rPr>
+        <w:t>来源</w:t>
+      </w:r>
+      <w:r>
+        <w:rPr>
+          <w:rFonts w:hint="eastAsia" w:ascii="Times New Roman" w:hAnsi="Times New Roman" w:eastAsia="Times New Roman" w:cs="Times New Roman"/>
+        </w:rPr>
+        <w:t>：《</w:t>
+      </w:r>
+      <w:r>
+        <w:rPr>
+          <w:rFonts w:hint="eastAsia" w:ascii="Times New Roman" w:hAnsi="Times New Roman" w:eastAsia="FangSong" w:cs="Times New Roman"/>
+        </w:rPr>
+        <w:t>结构化学基础习题解析</w:t>
       </w:r>
       <w:r>
         <w:rPr>
@@ -7165,21 +5885,21 @@
       </w:r>
       <w:r>
         <w:rPr>
-          <w:rFonts w:hint="eastAsia" w:ascii="Times New Roman" w:hAnsi="Times New Roman" w:eastAsia="FangSong" w:cs="Times New Roman"/>
-        </w:rPr>
-        <w:t>第</w:t>
-      </w:r>
-      <w:r>
-        <w:rPr>
-          <w:rFonts w:hint="eastAsia" w:ascii="Times New Roman" w:hAnsi="Times New Roman" w:eastAsia="Times New Roman" w:cs="Times New Roman"/>
-        </w:rPr>
-        <w:t>6</w:t>
-      </w:r>
-      <w:r>
-        <w:rPr>
-          <w:rFonts w:hint="eastAsia" w:ascii="Times New Roman" w:hAnsi="Times New Roman" w:eastAsia="FangSong" w:cs="Times New Roman"/>
-        </w:rPr>
-        <w:t>章</w:t>
+          <w:rFonts w:ascii="Times New Roman" w:hAnsi="Times New Roman" w:eastAsia="Times New Roman" w:cs="Times New Roman"/>
+        </w:rPr>
+        <w:t xml:space="preserve"> </w:t>
+      </w:r>
+      <w:r>
+        <w:rPr>
+          <w:rFonts w:hint="eastAsia" w:ascii="Times New Roman" w:hAnsi="Times New Roman" w:eastAsia="FangSong" w:cs="Times New Roman"/>
+        </w:rPr>
+        <w:t xml:space="preserve">习题</w:t>
+      </w:r>
+      <w:r>
+        <w:rPr>
+          <w:rFonts w:ascii="Times New Roman" w:hAnsi="Times New Roman" w:eastAsia="Times New Roman" w:cs="Times New Roman"/>
+        </w:rPr>
+        <w:t xml:space="preserve"> 6.17</w:t>
       </w:r>
     </w:p>
     <w:p>
@@ -7956,148 +6676,20 @@
       <w:r>
         <w:rPr>
           <w:rFonts w:hint="eastAsia" w:ascii="Times New Roman" w:hAnsi="Times New Roman" w:eastAsia="FangSong" w:cs="Times New Roman"/>
-          <w:b/>
-          <w:bCs/>
-        </w:rPr>
-        <w:t xml:space="preserve">题源</w:t>
-      </w:r>
-      <w:r>
-        <w:rPr>
-          <w:rFonts w:hint="eastAsia" w:ascii="Times New Roman" w:hAnsi="Times New Roman" w:eastAsia="Times New Roman" w:cs="Times New Roman"/>
-        </w:rPr>
-        <w:t>：</w:t>
-      </w:r>
-      <w:r>
-        <w:rPr>
-          <w:rFonts w:hint="eastAsia" w:ascii="Times New Roman" w:hAnsi="Times New Roman" w:eastAsia="FangSong" w:cs="Times New Roman"/>
-        </w:rPr>
-        <w:t>题</w:t>
-      </w:r>
-      <w:r>
-        <w:rPr>
-          <w:rFonts w:hint="eastAsia" w:ascii="Times New Roman" w:hAnsi="Times New Roman" w:eastAsia="Times New Roman" w:cs="Times New Roman"/>
-        </w:rPr>
-        <w:t>-160-</w:t>
-      </w:r>
-      <w:r>
-        <w:rPr>
-          <w:rFonts w:hint="eastAsia" w:ascii="Times New Roman" w:hAnsi="Times New Roman" w:eastAsia="FangSong" w:cs="Times New Roman"/>
-        </w:rPr>
-        <w:t>结构化学基础</w:t>
-      </w:r>
-      <w:r>
-        <w:rPr>
-          <w:rFonts w:hint="eastAsia" w:ascii="Times New Roman" w:hAnsi="Times New Roman" w:eastAsia="Times New Roman" w:cs="Times New Roman"/>
-        </w:rPr>
-        <w:t>-</w:t>
-      </w:r>
-      <w:r>
-        <w:rPr>
-          <w:rFonts w:hint="eastAsia" w:ascii="Times New Roman" w:hAnsi="Times New Roman" w:eastAsia="FangSong" w:cs="Times New Roman"/>
-        </w:rPr>
-        <w:t>配位化学</w:t>
-      </w:r>
-      <w:r>
-        <w:rPr>
-          <w:rFonts w:hint="eastAsia" w:ascii="Times New Roman" w:hAnsi="Times New Roman" w:eastAsia="Times New Roman" w:cs="Times New Roman"/>
-        </w:rPr>
-        <w:t>-</w:t>
-      </w:r>
-      <w:r>
-        <w:rPr>
-          <w:rFonts w:hint="eastAsia" w:ascii="Times New Roman" w:hAnsi="Times New Roman" w:eastAsia="FangSong" w:cs="Times New Roman"/>
-        </w:rPr>
-        <w:t>习题</w:t>
-      </w:r>
-      <w:r>
-        <w:rPr>
-          <w:rFonts w:hint="eastAsia" w:ascii="Times New Roman" w:hAnsi="Times New Roman" w:eastAsia="Times New Roman" w:cs="Times New Roman"/>
-        </w:rPr>
-        <w:t>6.10</w:t>
-      </w:r>
-      <w:r>
-        <w:rPr>
-          <w:rFonts w:ascii="Times New Roman" w:hAnsi="Times New Roman" w:eastAsia="Times New Roman" w:cs="Times New Roman"/>
-        </w:rPr>
-        <w:t xml:space="preserve"> </w:t>
-      </w:r>
-      <w:r>
-        <w:rPr>
-          <w:rFonts w:hint="eastAsia" w:ascii="Times New Roman" w:hAnsi="Times New Roman" w:eastAsia="Times New Roman" w:cs="Times New Roman"/>
-        </w:rPr>
-        <w:t xml:space="preserve">｜</w:t>
-      </w:r>
-      <w:r>
-        <w:rPr>
-          <w:rFonts w:ascii="Times New Roman" w:hAnsi="Times New Roman" w:eastAsia="Times New Roman" w:cs="Times New Roman"/>
-        </w:rPr>
-        <w:t xml:space="preserve"> </w:t>
-      </w:r>
-      <w:r>
-        <w:rPr>
-          <w:rFonts w:hint="eastAsia" w:ascii="Times New Roman" w:hAnsi="Times New Roman" w:eastAsia="FangSong" w:cs="Times New Roman"/>
-        </w:rPr>
-        <w:t xml:space="preserve">周公度</w:t>
-      </w:r>
-      <w:r>
-        <w:rPr>
-          <w:rFonts w:ascii="Times New Roman" w:hAnsi="Times New Roman" w:eastAsia="Times New Roman" w:cs="Times New Roman"/>
-        </w:rPr>
-        <w:t xml:space="preserve"> </w:t>
-      </w:r>
-      <w:r>
-        <w:rPr>
-          <w:rFonts w:hint="eastAsia" w:ascii="Times New Roman" w:hAnsi="Times New Roman" w:eastAsia="FangSong" w:cs="Times New Roman"/>
-        </w:rPr>
-        <w:t>段连运</w:t>
-      </w:r>
-      <w:r>
-        <w:rPr>
-          <w:rFonts w:hint="eastAsia" w:ascii="Times New Roman" w:hAnsi="Times New Roman" w:eastAsia="Times New Roman" w:cs="Times New Roman"/>
-        </w:rPr>
-        <w:t>《</w:t>
-      </w:r>
-      <w:r>
-        <w:rPr>
-          <w:rFonts w:hint="eastAsia" w:ascii="Times New Roman" w:hAnsi="Times New Roman" w:eastAsia="FangSong" w:cs="Times New Roman"/>
-        </w:rPr>
-        <w:t>结构化学基础</w:t>
-      </w:r>
-      <w:r>
-        <w:rPr>
-          <w:rFonts w:hint="eastAsia" w:ascii="Times New Roman" w:hAnsi="Times New Roman" w:eastAsia="Times New Roman" w:cs="Times New Roman"/>
-        </w:rPr>
-        <w:t>（</w:t>
-      </w:r>
-      <w:r>
-        <w:rPr>
-          <w:rFonts w:hint="eastAsia" w:ascii="Times New Roman" w:hAnsi="Times New Roman" w:eastAsia="FangSong" w:cs="Times New Roman"/>
-        </w:rPr>
-        <w:t>第</w:t>
-      </w:r>
-      <w:r>
-        <w:rPr>
-          <w:rFonts w:hint="eastAsia" w:ascii="Times New Roman" w:hAnsi="Times New Roman" w:eastAsia="Times New Roman" w:cs="Times New Roman"/>
-        </w:rPr>
-        <w:t>5</w:t>
-      </w:r>
-      <w:r>
-        <w:rPr>
-          <w:rFonts w:hint="eastAsia" w:ascii="Times New Roman" w:hAnsi="Times New Roman" w:eastAsia="FangSong" w:cs="Times New Roman"/>
-        </w:rPr>
-        <w:t>版</w:t>
-      </w:r>
-      <w:r>
-        <w:rPr>
-          <w:rFonts w:hint="eastAsia" w:ascii="Times New Roman" w:hAnsi="Times New Roman" w:eastAsia="Times New Roman" w:cs="Times New Roman"/>
-        </w:rPr>
-        <w:t>）</w:t>
-      </w:r>
-      <w:r>
-        <w:rPr>
-          <w:rFonts w:hint="eastAsia" w:ascii="Times New Roman" w:hAnsi="Times New Roman" w:eastAsia="FangSong" w:cs="Times New Roman"/>
-        </w:rPr>
-        <w:t>习题解析</w:t>
+        </w:rPr>
+        <w:t>来源</w:t>
+      </w:r>
+      <w:r>
+        <w:rPr>
+          <w:rFonts w:hint="eastAsia" w:ascii="Times New Roman" w:hAnsi="Times New Roman" w:eastAsia="Times New Roman" w:cs="Times New Roman"/>
+        </w:rPr>
+        <w:t>：《</w:t>
+      </w:r>
+      <w:r>
+        <w:rPr>
+          <w:rFonts w:hint="eastAsia" w:ascii="Times New Roman" w:hAnsi="Times New Roman" w:eastAsia="FangSong" w:cs="Times New Roman"/>
+        </w:rPr>
+        <w:t>结构化学基础习题解析</w:t>
       </w:r>
       <w:r>
         <w:rPr>
@@ -8107,21 +6699,21 @@
       </w:r>
       <w:r>
         <w:rPr>
-          <w:rFonts w:hint="eastAsia" w:ascii="Times New Roman" w:hAnsi="Times New Roman" w:eastAsia="FangSong" w:cs="Times New Roman"/>
-        </w:rPr>
-        <w:t>第</w:t>
-      </w:r>
-      <w:r>
-        <w:rPr>
-          <w:rFonts w:hint="eastAsia" w:ascii="Times New Roman" w:hAnsi="Times New Roman" w:eastAsia="Times New Roman" w:cs="Times New Roman"/>
-        </w:rPr>
-        <w:t>6</w:t>
-      </w:r>
-      <w:r>
-        <w:rPr>
-          <w:rFonts w:hint="eastAsia" w:ascii="Times New Roman" w:hAnsi="Times New Roman" w:eastAsia="FangSong" w:cs="Times New Roman"/>
-        </w:rPr>
-        <w:t>章</w:t>
+          <w:rFonts w:ascii="Times New Roman" w:hAnsi="Times New Roman" w:eastAsia="Times New Roman" w:cs="Times New Roman"/>
+        </w:rPr>
+        <w:t xml:space="preserve"> </w:t>
+      </w:r>
+      <w:r>
+        <w:rPr>
+          <w:rFonts w:hint="eastAsia" w:ascii="Times New Roman" w:hAnsi="Times New Roman" w:eastAsia="FangSong" w:cs="Times New Roman"/>
+        </w:rPr>
+        <w:t xml:space="preserve">习题</w:t>
+      </w:r>
+      <w:r>
+        <w:rPr>
+          <w:rFonts w:ascii="Times New Roman" w:hAnsi="Times New Roman" w:eastAsia="Times New Roman" w:cs="Times New Roman"/>
+        </w:rPr>
+        <w:t xml:space="preserve"> 6.10</w:t>
       </w:r>
     </w:p>
     <w:p>
@@ -8480,148 +7072,20 @@
       <w:r>
         <w:rPr>
           <w:rFonts w:hint="eastAsia" w:ascii="Times New Roman" w:hAnsi="Times New Roman" w:eastAsia="FangSong" w:cs="Times New Roman"/>
-          <w:b/>
-          <w:bCs/>
-        </w:rPr>
-        <w:t xml:space="preserve">题源</w:t>
-      </w:r>
-      <w:r>
-        <w:rPr>
-          <w:rFonts w:hint="eastAsia" w:ascii="Times New Roman" w:hAnsi="Times New Roman" w:eastAsia="Times New Roman" w:cs="Times New Roman"/>
-        </w:rPr>
-        <w:t>：</w:t>
-      </w:r>
-      <w:r>
-        <w:rPr>
-          <w:rFonts w:hint="eastAsia" w:ascii="Times New Roman" w:hAnsi="Times New Roman" w:eastAsia="FangSong" w:cs="Times New Roman"/>
-        </w:rPr>
-        <w:t>题</w:t>
-      </w:r>
-      <w:r>
-        <w:rPr>
-          <w:rFonts w:hint="eastAsia" w:ascii="Times New Roman" w:hAnsi="Times New Roman" w:eastAsia="Times New Roman" w:cs="Times New Roman"/>
-        </w:rPr>
-        <w:t>-099-</w:t>
-      </w:r>
-      <w:r>
-        <w:rPr>
-          <w:rFonts w:hint="eastAsia" w:ascii="Times New Roman" w:hAnsi="Times New Roman" w:eastAsia="FangSong" w:cs="Times New Roman"/>
-        </w:rPr>
-        <w:t>结构化学基础</w:t>
-      </w:r>
-      <w:r>
-        <w:rPr>
-          <w:rFonts w:hint="eastAsia" w:ascii="Times New Roman" w:hAnsi="Times New Roman" w:eastAsia="Times New Roman" w:cs="Times New Roman"/>
-        </w:rPr>
-        <w:t>-</w:t>
-      </w:r>
-      <w:r>
-        <w:rPr>
-          <w:rFonts w:hint="eastAsia" w:ascii="Times New Roman" w:hAnsi="Times New Roman" w:eastAsia="FangSong" w:cs="Times New Roman"/>
-        </w:rPr>
-        <w:t>对称性</w:t>
-      </w:r>
-      <w:r>
-        <w:rPr>
-          <w:rFonts w:hint="eastAsia" w:ascii="Times New Roman" w:hAnsi="Times New Roman" w:eastAsia="Times New Roman" w:cs="Times New Roman"/>
-        </w:rPr>
-        <w:t>-</w:t>
-      </w:r>
-      <w:r>
-        <w:rPr>
-          <w:rFonts w:hint="eastAsia" w:ascii="Times New Roman" w:hAnsi="Times New Roman" w:eastAsia="FangSong" w:cs="Times New Roman"/>
-        </w:rPr>
-        <w:t>习题</w:t>
-      </w:r>
-      <w:r>
-        <w:rPr>
-          <w:rFonts w:hint="eastAsia" w:ascii="Times New Roman" w:hAnsi="Times New Roman" w:eastAsia="Times New Roman" w:cs="Times New Roman"/>
-        </w:rPr>
-        <w:t>4.17</w:t>
-      </w:r>
-      <w:r>
-        <w:rPr>
-          <w:rFonts w:ascii="Times New Roman" w:hAnsi="Times New Roman" w:eastAsia="Times New Roman" w:cs="Times New Roman"/>
-        </w:rPr>
-        <w:t xml:space="preserve"> </w:t>
-      </w:r>
-      <w:r>
-        <w:rPr>
-          <w:rFonts w:hint="eastAsia" w:ascii="Times New Roman" w:hAnsi="Times New Roman" w:eastAsia="Times New Roman" w:cs="Times New Roman"/>
-        </w:rPr>
-        <w:t xml:space="preserve">｜</w:t>
-      </w:r>
-      <w:r>
-        <w:rPr>
-          <w:rFonts w:ascii="Times New Roman" w:hAnsi="Times New Roman" w:eastAsia="Times New Roman" w:cs="Times New Roman"/>
-        </w:rPr>
-        <w:t xml:space="preserve"> </w:t>
-      </w:r>
-      <w:r>
-        <w:rPr>
-          <w:rFonts w:hint="eastAsia" w:ascii="Times New Roman" w:hAnsi="Times New Roman" w:eastAsia="FangSong" w:cs="Times New Roman"/>
-        </w:rPr>
-        <w:t xml:space="preserve">周公度</w:t>
-      </w:r>
-      <w:r>
-        <w:rPr>
-          <w:rFonts w:ascii="Times New Roman" w:hAnsi="Times New Roman" w:eastAsia="Times New Roman" w:cs="Times New Roman"/>
-        </w:rPr>
-        <w:t xml:space="preserve"> </w:t>
-      </w:r>
-      <w:r>
-        <w:rPr>
-          <w:rFonts w:hint="eastAsia" w:ascii="Times New Roman" w:hAnsi="Times New Roman" w:eastAsia="FangSong" w:cs="Times New Roman"/>
-        </w:rPr>
-        <w:t>段连运</w:t>
-      </w:r>
-      <w:r>
-        <w:rPr>
-          <w:rFonts w:hint="eastAsia" w:ascii="Times New Roman" w:hAnsi="Times New Roman" w:eastAsia="Times New Roman" w:cs="Times New Roman"/>
-        </w:rPr>
-        <w:t>《</w:t>
-      </w:r>
-      <w:r>
-        <w:rPr>
-          <w:rFonts w:hint="eastAsia" w:ascii="Times New Roman" w:hAnsi="Times New Roman" w:eastAsia="FangSong" w:cs="Times New Roman"/>
-        </w:rPr>
-        <w:t>结构化学基础</w:t>
-      </w:r>
-      <w:r>
-        <w:rPr>
-          <w:rFonts w:hint="eastAsia" w:ascii="Times New Roman" w:hAnsi="Times New Roman" w:eastAsia="Times New Roman" w:cs="Times New Roman"/>
-        </w:rPr>
-        <w:t>（</w:t>
-      </w:r>
-      <w:r>
-        <w:rPr>
-          <w:rFonts w:hint="eastAsia" w:ascii="Times New Roman" w:hAnsi="Times New Roman" w:eastAsia="FangSong" w:cs="Times New Roman"/>
-        </w:rPr>
-        <w:t>第</w:t>
-      </w:r>
-      <w:r>
-        <w:rPr>
-          <w:rFonts w:hint="eastAsia" w:ascii="Times New Roman" w:hAnsi="Times New Roman" w:eastAsia="Times New Roman" w:cs="Times New Roman"/>
-        </w:rPr>
-        <w:t>5</w:t>
-      </w:r>
-      <w:r>
-        <w:rPr>
-          <w:rFonts w:hint="eastAsia" w:ascii="Times New Roman" w:hAnsi="Times New Roman" w:eastAsia="FangSong" w:cs="Times New Roman"/>
-        </w:rPr>
-        <w:t>版</w:t>
-      </w:r>
-      <w:r>
-        <w:rPr>
-          <w:rFonts w:hint="eastAsia" w:ascii="Times New Roman" w:hAnsi="Times New Roman" w:eastAsia="Times New Roman" w:cs="Times New Roman"/>
-        </w:rPr>
-        <w:t>）</w:t>
-      </w:r>
-      <w:r>
-        <w:rPr>
-          <w:rFonts w:hint="eastAsia" w:ascii="Times New Roman" w:hAnsi="Times New Roman" w:eastAsia="FangSong" w:cs="Times New Roman"/>
-        </w:rPr>
-        <w:t>习题解析</w:t>
+        </w:rPr>
+        <w:t>来源</w:t>
+      </w:r>
+      <w:r>
+        <w:rPr>
+          <w:rFonts w:hint="eastAsia" w:ascii="Times New Roman" w:hAnsi="Times New Roman" w:eastAsia="Times New Roman" w:cs="Times New Roman"/>
+        </w:rPr>
+        <w:t>：《</w:t>
+      </w:r>
+      <w:r>
+        <w:rPr>
+          <w:rFonts w:hint="eastAsia" w:ascii="Times New Roman" w:hAnsi="Times New Roman" w:eastAsia="FangSong" w:cs="Times New Roman"/>
+        </w:rPr>
+        <w:t>结构化学基础习题解析</w:t>
       </w:r>
       <w:r>
         <w:rPr>
@@ -8631,21 +7095,21 @@
       </w:r>
       <w:r>
         <w:rPr>
-          <w:rFonts w:hint="eastAsia" w:ascii="Times New Roman" w:hAnsi="Times New Roman" w:eastAsia="FangSong" w:cs="Times New Roman"/>
-        </w:rPr>
-        <w:t>第</w:t>
-      </w:r>
-      <w:r>
-        <w:rPr>
-          <w:rFonts w:hint="eastAsia" w:ascii="Times New Roman" w:hAnsi="Times New Roman" w:eastAsia="Times New Roman" w:cs="Times New Roman"/>
-        </w:rPr>
-        <w:t>4</w:t>
-      </w:r>
-      <w:r>
-        <w:rPr>
-          <w:rFonts w:hint="eastAsia" w:ascii="Times New Roman" w:hAnsi="Times New Roman" w:eastAsia="FangSong" w:cs="Times New Roman"/>
-        </w:rPr>
-        <w:t>章</w:t>
+          <w:rFonts w:ascii="Times New Roman" w:hAnsi="Times New Roman" w:eastAsia="Times New Roman" w:cs="Times New Roman"/>
+        </w:rPr>
+        <w:t xml:space="preserve"> </w:t>
+      </w:r>
+      <w:r>
+        <w:rPr>
+          <w:rFonts w:hint="eastAsia" w:ascii="Times New Roman" w:hAnsi="Times New Roman" w:eastAsia="FangSong" w:cs="Times New Roman"/>
+        </w:rPr>
+        <w:t xml:space="preserve">习题</w:t>
+      </w:r>
+      <w:r>
+        <w:rPr>
+          <w:rFonts w:ascii="Times New Roman" w:hAnsi="Times New Roman" w:eastAsia="Times New Roman" w:cs="Times New Roman"/>
+        </w:rPr>
+        <w:t xml:space="preserve"> 4.17</w:t>
       </w:r>
     </w:p>
     <w:p>
@@ -9020,148 +7484,20 @@
       <w:r>
         <w:rPr>
           <w:rFonts w:hint="eastAsia" w:ascii="Times New Roman" w:hAnsi="Times New Roman" w:eastAsia="FangSong" w:cs="Times New Roman"/>
-          <w:b/>
-          <w:bCs/>
-        </w:rPr>
-        <w:t xml:space="preserve">题源</w:t>
-      </w:r>
-      <w:r>
-        <w:rPr>
-          <w:rFonts w:hint="eastAsia" w:ascii="Times New Roman" w:hAnsi="Times New Roman" w:eastAsia="Times New Roman" w:cs="Times New Roman"/>
-        </w:rPr>
-        <w:t>：</w:t>
-      </w:r>
-      <w:r>
-        <w:rPr>
-          <w:rFonts w:hint="eastAsia" w:ascii="Times New Roman" w:hAnsi="Times New Roman" w:eastAsia="FangSong" w:cs="Times New Roman"/>
-        </w:rPr>
-        <w:t>题</w:t>
-      </w:r>
-      <w:r>
-        <w:rPr>
-          <w:rFonts w:hint="eastAsia" w:ascii="Times New Roman" w:hAnsi="Times New Roman" w:eastAsia="Times New Roman" w:cs="Times New Roman"/>
-        </w:rPr>
-        <w:t>-242-</w:t>
-      </w:r>
-      <w:r>
-        <w:rPr>
-          <w:rFonts w:hint="eastAsia" w:ascii="Times New Roman" w:hAnsi="Times New Roman" w:eastAsia="FangSong" w:cs="Times New Roman"/>
-        </w:rPr>
-        <w:t>结构化学基础</w:t>
-      </w:r>
-      <w:r>
-        <w:rPr>
-          <w:rFonts w:hint="eastAsia" w:ascii="Times New Roman" w:hAnsi="Times New Roman" w:eastAsia="Times New Roman" w:cs="Times New Roman"/>
-        </w:rPr>
-        <w:t>-</w:t>
-      </w:r>
-      <w:r>
-        <w:rPr>
-          <w:rFonts w:hint="eastAsia" w:ascii="Times New Roman" w:hAnsi="Times New Roman" w:eastAsia="FangSong" w:cs="Times New Roman"/>
-        </w:rPr>
-        <w:t>金属晶体</w:t>
-      </w:r>
-      <w:r>
-        <w:rPr>
-          <w:rFonts w:hint="eastAsia" w:ascii="Times New Roman" w:hAnsi="Times New Roman" w:eastAsia="Times New Roman" w:cs="Times New Roman"/>
-        </w:rPr>
-        <w:t>-</w:t>
-      </w:r>
-      <w:r>
-        <w:rPr>
-          <w:rFonts w:hint="eastAsia" w:ascii="Times New Roman" w:hAnsi="Times New Roman" w:eastAsia="FangSong" w:cs="Times New Roman"/>
-        </w:rPr>
-        <w:t>习题</w:t>
-      </w:r>
-      <w:r>
-        <w:rPr>
-          <w:rFonts w:hint="eastAsia" w:ascii="Times New Roman" w:hAnsi="Times New Roman" w:eastAsia="Times New Roman" w:cs="Times New Roman"/>
-        </w:rPr>
-        <w:t>8.25</w:t>
-      </w:r>
-      <w:r>
-        <w:rPr>
-          <w:rFonts w:ascii="Times New Roman" w:hAnsi="Times New Roman" w:eastAsia="Times New Roman" w:cs="Times New Roman"/>
-        </w:rPr>
-        <w:t xml:space="preserve"> </w:t>
-      </w:r>
-      <w:r>
-        <w:rPr>
-          <w:rFonts w:hint="eastAsia" w:ascii="Times New Roman" w:hAnsi="Times New Roman" w:eastAsia="Times New Roman" w:cs="Times New Roman"/>
-        </w:rPr>
-        <w:t xml:space="preserve">｜</w:t>
-      </w:r>
-      <w:r>
-        <w:rPr>
-          <w:rFonts w:ascii="Times New Roman" w:hAnsi="Times New Roman" w:eastAsia="Times New Roman" w:cs="Times New Roman"/>
-        </w:rPr>
-        <w:t xml:space="preserve"> </w:t>
-      </w:r>
-      <w:r>
-        <w:rPr>
-          <w:rFonts w:hint="eastAsia" w:ascii="Times New Roman" w:hAnsi="Times New Roman" w:eastAsia="FangSong" w:cs="Times New Roman"/>
-        </w:rPr>
-        <w:t xml:space="preserve">周公度</w:t>
-      </w:r>
-      <w:r>
-        <w:rPr>
-          <w:rFonts w:ascii="Times New Roman" w:hAnsi="Times New Roman" w:eastAsia="Times New Roman" w:cs="Times New Roman"/>
-        </w:rPr>
-        <w:t xml:space="preserve"> </w:t>
-      </w:r>
-      <w:r>
-        <w:rPr>
-          <w:rFonts w:hint="eastAsia" w:ascii="Times New Roman" w:hAnsi="Times New Roman" w:eastAsia="FangSong" w:cs="Times New Roman"/>
-        </w:rPr>
-        <w:t>段连运</w:t>
-      </w:r>
-      <w:r>
-        <w:rPr>
-          <w:rFonts w:hint="eastAsia" w:ascii="Times New Roman" w:hAnsi="Times New Roman" w:eastAsia="Times New Roman" w:cs="Times New Roman"/>
-        </w:rPr>
-        <w:t>《</w:t>
-      </w:r>
-      <w:r>
-        <w:rPr>
-          <w:rFonts w:hint="eastAsia" w:ascii="Times New Roman" w:hAnsi="Times New Roman" w:eastAsia="FangSong" w:cs="Times New Roman"/>
-        </w:rPr>
-        <w:t>结构化学基础</w:t>
-      </w:r>
-      <w:r>
-        <w:rPr>
-          <w:rFonts w:hint="eastAsia" w:ascii="Times New Roman" w:hAnsi="Times New Roman" w:eastAsia="Times New Roman" w:cs="Times New Roman"/>
-        </w:rPr>
-        <w:t>（</w:t>
-      </w:r>
-      <w:r>
-        <w:rPr>
-          <w:rFonts w:hint="eastAsia" w:ascii="Times New Roman" w:hAnsi="Times New Roman" w:eastAsia="FangSong" w:cs="Times New Roman"/>
-        </w:rPr>
-        <w:t>第</w:t>
-      </w:r>
-      <w:r>
-        <w:rPr>
-          <w:rFonts w:hint="eastAsia" w:ascii="Times New Roman" w:hAnsi="Times New Roman" w:eastAsia="Times New Roman" w:cs="Times New Roman"/>
-        </w:rPr>
-        <w:t>5</w:t>
-      </w:r>
-      <w:r>
-        <w:rPr>
-          <w:rFonts w:hint="eastAsia" w:ascii="Times New Roman" w:hAnsi="Times New Roman" w:eastAsia="FangSong" w:cs="Times New Roman"/>
-        </w:rPr>
-        <w:t>版</w:t>
-      </w:r>
-      <w:r>
-        <w:rPr>
-          <w:rFonts w:hint="eastAsia" w:ascii="Times New Roman" w:hAnsi="Times New Roman" w:eastAsia="Times New Roman" w:cs="Times New Roman"/>
-        </w:rPr>
-        <w:t>）</w:t>
-      </w:r>
-      <w:r>
-        <w:rPr>
-          <w:rFonts w:hint="eastAsia" w:ascii="Times New Roman" w:hAnsi="Times New Roman" w:eastAsia="FangSong" w:cs="Times New Roman"/>
-        </w:rPr>
-        <w:t>习题解析</w:t>
+        </w:rPr>
+        <w:t>来源</w:t>
+      </w:r>
+      <w:r>
+        <w:rPr>
+          <w:rFonts w:hint="eastAsia" w:ascii="Times New Roman" w:hAnsi="Times New Roman" w:eastAsia="Times New Roman" w:cs="Times New Roman"/>
+        </w:rPr>
+        <w:t>：《</w:t>
+      </w:r>
+      <w:r>
+        <w:rPr>
+          <w:rFonts w:hint="eastAsia" w:ascii="Times New Roman" w:hAnsi="Times New Roman" w:eastAsia="FangSong" w:cs="Times New Roman"/>
+        </w:rPr>
+        <w:t>结构化学基础习题解析</w:t>
       </w:r>
       <w:r>
         <w:rPr>
@@ -9171,21 +7507,21 @@
       </w:r>
       <w:r>
         <w:rPr>
-          <w:rFonts w:hint="eastAsia" w:ascii="Times New Roman" w:hAnsi="Times New Roman" w:eastAsia="FangSong" w:cs="Times New Roman"/>
-        </w:rPr>
-        <w:t>第</w:t>
-      </w:r>
-      <w:r>
-        <w:rPr>
-          <w:rFonts w:hint="eastAsia" w:ascii="Times New Roman" w:hAnsi="Times New Roman" w:eastAsia="Times New Roman" w:cs="Times New Roman"/>
-        </w:rPr>
-        <w:t>8</w:t>
-      </w:r>
-      <w:r>
-        <w:rPr>
-          <w:rFonts w:hint="eastAsia" w:ascii="Times New Roman" w:hAnsi="Times New Roman" w:eastAsia="FangSong" w:cs="Times New Roman"/>
-        </w:rPr>
-        <w:t>章</w:t>
+          <w:rFonts w:ascii="Times New Roman" w:hAnsi="Times New Roman" w:eastAsia="Times New Roman" w:cs="Times New Roman"/>
+        </w:rPr>
+        <w:t xml:space="preserve"> </w:t>
+      </w:r>
+      <w:r>
+        <w:rPr>
+          <w:rFonts w:hint="eastAsia" w:ascii="Times New Roman" w:hAnsi="Times New Roman" w:eastAsia="FangSong" w:cs="Times New Roman"/>
+        </w:rPr>
+        <w:t xml:space="preserve">习题</w:t>
+      </w:r>
+      <w:r>
+        <w:rPr>
+          <w:rFonts w:ascii="Times New Roman" w:hAnsi="Times New Roman" w:eastAsia="Times New Roman" w:cs="Times New Roman"/>
+        </w:rPr>
+        <w:t xml:space="preserve"> 8.25</w:t>
       </w:r>
     </w:p>
     <w:p>
@@ -9706,148 +8042,20 @@
       <w:r>
         <w:rPr>
           <w:rFonts w:hint="eastAsia" w:ascii="Times New Roman" w:hAnsi="Times New Roman" w:eastAsia="FangSong" w:cs="Times New Roman"/>
-          <w:b/>
-          <w:bCs/>
-        </w:rPr>
-        <w:t xml:space="preserve">题源</w:t>
-      </w:r>
-      <w:r>
-        <w:rPr>
-          <w:rFonts w:hint="eastAsia" w:ascii="Times New Roman" w:hAnsi="Times New Roman" w:eastAsia="Times New Roman" w:cs="Times New Roman"/>
-        </w:rPr>
-        <w:t>：</w:t>
-      </w:r>
-      <w:r>
-        <w:rPr>
-          <w:rFonts w:hint="eastAsia" w:ascii="Times New Roman" w:hAnsi="Times New Roman" w:eastAsia="FangSong" w:cs="Times New Roman"/>
-        </w:rPr>
-        <w:t>题</w:t>
-      </w:r>
-      <w:r>
-        <w:rPr>
-          <w:rFonts w:hint="eastAsia" w:ascii="Times New Roman" w:hAnsi="Times New Roman" w:eastAsia="Times New Roman" w:cs="Times New Roman"/>
-        </w:rPr>
-        <w:t>-070-</w:t>
-      </w:r>
-      <w:r>
-        <w:rPr>
-          <w:rFonts w:hint="eastAsia" w:ascii="Times New Roman" w:hAnsi="Times New Roman" w:eastAsia="FangSong" w:cs="Times New Roman"/>
-        </w:rPr>
-        <w:t>结构化学基础</w:t>
-      </w:r>
-      <w:r>
-        <w:rPr>
-          <w:rFonts w:hint="eastAsia" w:ascii="Times New Roman" w:hAnsi="Times New Roman" w:eastAsia="Times New Roman" w:cs="Times New Roman"/>
-        </w:rPr>
-        <w:t>-</w:t>
-      </w:r>
-      <w:r>
-        <w:rPr>
-          <w:rFonts w:hint="eastAsia" w:ascii="Times New Roman" w:hAnsi="Times New Roman" w:eastAsia="FangSong" w:cs="Times New Roman"/>
-        </w:rPr>
-        <w:t>共价键</w:t>
-      </w:r>
-      <w:r>
-        <w:rPr>
-          <w:rFonts w:hint="eastAsia" w:ascii="Times New Roman" w:hAnsi="Times New Roman" w:eastAsia="Times New Roman" w:cs="Times New Roman"/>
-        </w:rPr>
-        <w:t>-</w:t>
-      </w:r>
-      <w:r>
-        <w:rPr>
-          <w:rFonts w:hint="eastAsia" w:ascii="Times New Roman" w:hAnsi="Times New Roman" w:eastAsia="FangSong" w:cs="Times New Roman"/>
-        </w:rPr>
-        <w:t>习题</w:t>
-      </w:r>
-      <w:r>
-        <w:rPr>
-          <w:rFonts w:hint="eastAsia" w:ascii="Times New Roman" w:hAnsi="Times New Roman" w:eastAsia="Times New Roman" w:cs="Times New Roman"/>
-        </w:rPr>
-        <w:t>3.22</w:t>
-      </w:r>
-      <w:r>
-        <w:rPr>
-          <w:rFonts w:ascii="Times New Roman" w:hAnsi="Times New Roman" w:eastAsia="Times New Roman" w:cs="Times New Roman"/>
-        </w:rPr>
-        <w:t xml:space="preserve"> </w:t>
-      </w:r>
-      <w:r>
-        <w:rPr>
-          <w:rFonts w:hint="eastAsia" w:ascii="Times New Roman" w:hAnsi="Times New Roman" w:eastAsia="Times New Roman" w:cs="Times New Roman"/>
-        </w:rPr>
-        <w:t xml:space="preserve">｜</w:t>
-      </w:r>
-      <w:r>
-        <w:rPr>
-          <w:rFonts w:ascii="Times New Roman" w:hAnsi="Times New Roman" w:eastAsia="Times New Roman" w:cs="Times New Roman"/>
-        </w:rPr>
-        <w:t xml:space="preserve"> </w:t>
-      </w:r>
-      <w:r>
-        <w:rPr>
-          <w:rFonts w:hint="eastAsia" w:ascii="Times New Roman" w:hAnsi="Times New Roman" w:eastAsia="FangSong" w:cs="Times New Roman"/>
-        </w:rPr>
-        <w:t xml:space="preserve">周公度</w:t>
-      </w:r>
-      <w:r>
-        <w:rPr>
-          <w:rFonts w:ascii="Times New Roman" w:hAnsi="Times New Roman" w:eastAsia="Times New Roman" w:cs="Times New Roman"/>
-        </w:rPr>
-        <w:t xml:space="preserve"> </w:t>
-      </w:r>
-      <w:r>
-        <w:rPr>
-          <w:rFonts w:hint="eastAsia" w:ascii="Times New Roman" w:hAnsi="Times New Roman" w:eastAsia="FangSong" w:cs="Times New Roman"/>
-        </w:rPr>
-        <w:t>段连运</w:t>
-      </w:r>
-      <w:r>
-        <w:rPr>
-          <w:rFonts w:hint="eastAsia" w:ascii="Times New Roman" w:hAnsi="Times New Roman" w:eastAsia="Times New Roman" w:cs="Times New Roman"/>
-        </w:rPr>
-        <w:t>《</w:t>
-      </w:r>
-      <w:r>
-        <w:rPr>
-          <w:rFonts w:hint="eastAsia" w:ascii="Times New Roman" w:hAnsi="Times New Roman" w:eastAsia="FangSong" w:cs="Times New Roman"/>
-        </w:rPr>
-        <w:t>结构化学基础</w:t>
-      </w:r>
-      <w:r>
-        <w:rPr>
-          <w:rFonts w:hint="eastAsia" w:ascii="Times New Roman" w:hAnsi="Times New Roman" w:eastAsia="Times New Roman" w:cs="Times New Roman"/>
-        </w:rPr>
-        <w:t>（</w:t>
-      </w:r>
-      <w:r>
-        <w:rPr>
-          <w:rFonts w:hint="eastAsia" w:ascii="Times New Roman" w:hAnsi="Times New Roman" w:eastAsia="FangSong" w:cs="Times New Roman"/>
-        </w:rPr>
-        <w:t>第</w:t>
-      </w:r>
-      <w:r>
-        <w:rPr>
-          <w:rFonts w:hint="eastAsia" w:ascii="Times New Roman" w:hAnsi="Times New Roman" w:eastAsia="Times New Roman" w:cs="Times New Roman"/>
-        </w:rPr>
-        <w:t>5</w:t>
-      </w:r>
-      <w:r>
-        <w:rPr>
-          <w:rFonts w:hint="eastAsia" w:ascii="Times New Roman" w:hAnsi="Times New Roman" w:eastAsia="FangSong" w:cs="Times New Roman"/>
-        </w:rPr>
-        <w:t>版</w:t>
-      </w:r>
-      <w:r>
-        <w:rPr>
-          <w:rFonts w:hint="eastAsia" w:ascii="Times New Roman" w:hAnsi="Times New Roman" w:eastAsia="Times New Roman" w:cs="Times New Roman"/>
-        </w:rPr>
-        <w:t>）</w:t>
-      </w:r>
-      <w:r>
-        <w:rPr>
-          <w:rFonts w:hint="eastAsia" w:ascii="Times New Roman" w:hAnsi="Times New Roman" w:eastAsia="FangSong" w:cs="Times New Roman"/>
-        </w:rPr>
-        <w:t>习题解析</w:t>
+        </w:rPr>
+        <w:t>来源</w:t>
+      </w:r>
+      <w:r>
+        <w:rPr>
+          <w:rFonts w:hint="eastAsia" w:ascii="Times New Roman" w:hAnsi="Times New Roman" w:eastAsia="Times New Roman" w:cs="Times New Roman"/>
+        </w:rPr>
+        <w:t>：《</w:t>
+      </w:r>
+      <w:r>
+        <w:rPr>
+          <w:rFonts w:hint="eastAsia" w:ascii="Times New Roman" w:hAnsi="Times New Roman" w:eastAsia="FangSong" w:cs="Times New Roman"/>
+        </w:rPr>
+        <w:t>结构化学基础习题解析</w:t>
       </w:r>
       <w:r>
         <w:rPr>
@@ -9857,21 +8065,21 @@
       </w:r>
       <w:r>
         <w:rPr>
-          <w:rFonts w:hint="eastAsia" w:ascii="Times New Roman" w:hAnsi="Times New Roman" w:eastAsia="FangSong" w:cs="Times New Roman"/>
-        </w:rPr>
-        <w:t>第</w:t>
-      </w:r>
-      <w:r>
-        <w:rPr>
-          <w:rFonts w:hint="eastAsia" w:ascii="Times New Roman" w:hAnsi="Times New Roman" w:eastAsia="Times New Roman" w:cs="Times New Roman"/>
-        </w:rPr>
-        <w:t>3</w:t>
-      </w:r>
-      <w:r>
-        <w:rPr>
-          <w:rFonts w:hint="eastAsia" w:ascii="Times New Roman" w:hAnsi="Times New Roman" w:eastAsia="FangSong" w:cs="Times New Roman"/>
-        </w:rPr>
-        <w:t>章</w:t>
+          <w:rFonts w:ascii="Times New Roman" w:hAnsi="Times New Roman" w:eastAsia="Times New Roman" w:cs="Times New Roman"/>
+        </w:rPr>
+        <w:t xml:space="preserve"> </w:t>
+      </w:r>
+      <w:r>
+        <w:rPr>
+          <w:rFonts w:hint="eastAsia" w:ascii="Times New Roman" w:hAnsi="Times New Roman" w:eastAsia="FangSong" w:cs="Times New Roman"/>
+        </w:rPr>
+        <w:t xml:space="preserve">习题</w:t>
+      </w:r>
+      <w:r>
+        <w:rPr>
+          <w:rFonts w:ascii="Times New Roman" w:hAnsi="Times New Roman" w:eastAsia="Times New Roman" w:cs="Times New Roman"/>
+        </w:rPr>
+        <w:t xml:space="preserve"> 3.22</w:t>
       </w:r>
     </w:p>
     <w:p>
@@ -10441,160 +8649,26 @@
       <w:r>
         <w:rPr>
           <w:rFonts w:hint="eastAsia" w:ascii="Times New Roman" w:hAnsi="Times New Roman" w:eastAsia="FangSong" w:cs="Times New Roman"/>
-          <w:b/>
-          <w:bCs/>
-        </w:rPr>
-        <w:t xml:space="preserve">题源</w:t>
-      </w:r>
-      <w:r>
-        <w:rPr>
-          <w:rFonts w:hint="eastAsia" w:ascii="Times New Roman" w:hAnsi="Times New Roman" w:eastAsia="Times New Roman" w:cs="Times New Roman"/>
-        </w:rPr>
-        <w:t>：</w:t>
-      </w:r>
-      <w:r>
-        <w:rPr>
-          <w:rFonts w:hint="eastAsia" w:ascii="Times New Roman" w:hAnsi="Times New Roman" w:eastAsia="FangSong" w:cs="Times New Roman"/>
-        </w:rPr>
-        <w:t>题</w:t>
-      </w:r>
-      <w:r>
-        <w:rPr>
-          <w:rFonts w:hint="eastAsia" w:ascii="Times New Roman" w:hAnsi="Times New Roman" w:eastAsia="Times New Roman" w:cs="Times New Roman"/>
-        </w:rPr>
-        <w:t>-288-</w:t>
-      </w:r>
-      <w:r>
-        <w:rPr>
-          <w:rFonts w:hint="eastAsia" w:ascii="Times New Roman" w:hAnsi="Times New Roman" w:eastAsia="FangSong" w:cs="Times New Roman"/>
-        </w:rPr>
-        <w:t>结构化学基础</w:t>
-      </w:r>
-      <w:r>
-        <w:rPr>
-          <w:rFonts w:hint="eastAsia" w:ascii="Times New Roman" w:hAnsi="Times New Roman" w:eastAsia="Times New Roman" w:cs="Times New Roman"/>
-        </w:rPr>
-        <w:t>-</w:t>
-      </w:r>
-      <w:r>
-        <w:rPr>
-          <w:rFonts w:hint="eastAsia" w:ascii="Times New Roman" w:hAnsi="Times New Roman" w:eastAsia="FangSong" w:cs="Times New Roman"/>
-        </w:rPr>
-        <w:t>综合</w:t>
-      </w:r>
-      <w:r>
-        <w:rPr>
-          <w:rFonts w:hint="eastAsia" w:ascii="Times New Roman" w:hAnsi="Times New Roman" w:eastAsia="Times New Roman" w:cs="Times New Roman"/>
-        </w:rPr>
-        <w:t>-</w:t>
-      </w:r>
-      <w:r>
-        <w:rPr>
-          <w:rFonts w:hint="eastAsia" w:ascii="Times New Roman" w:hAnsi="Times New Roman" w:eastAsia="FangSong" w:cs="Times New Roman"/>
-        </w:rPr>
-        <w:t>习题</w:t>
-      </w:r>
-      <w:r>
-        <w:rPr>
-          <w:rFonts w:hint="eastAsia" w:ascii="Times New Roman" w:hAnsi="Times New Roman" w:eastAsia="Times New Roman" w:cs="Times New Roman"/>
-        </w:rPr>
-        <w:t>C.3</w:t>
-      </w:r>
-      <w:r>
-        <w:rPr>
-          <w:rFonts w:ascii="Times New Roman" w:hAnsi="Times New Roman" w:eastAsia="Times New Roman" w:cs="Times New Roman"/>
-        </w:rPr>
-        <w:t xml:space="preserve"> </w:t>
-      </w:r>
-      <w:r>
-        <w:rPr>
-          <w:rFonts w:hint="eastAsia" w:ascii="Times New Roman" w:hAnsi="Times New Roman" w:eastAsia="Times New Roman" w:cs="Times New Roman"/>
-        </w:rPr>
-        <w:t xml:space="preserve">｜</w:t>
-      </w:r>
-      <w:r>
-        <w:rPr>
-          <w:rFonts w:ascii="Times New Roman" w:hAnsi="Times New Roman" w:eastAsia="Times New Roman" w:cs="Times New Roman"/>
-        </w:rPr>
-        <w:t xml:space="preserve"> </w:t>
-      </w:r>
-      <w:r>
-        <w:rPr>
-          <w:rFonts w:hint="eastAsia" w:ascii="Times New Roman" w:hAnsi="Times New Roman" w:eastAsia="FangSong" w:cs="Times New Roman"/>
-        </w:rPr>
-        <w:t xml:space="preserve">周公度</w:t>
-      </w:r>
-      <w:r>
-        <w:rPr>
-          <w:rFonts w:ascii="Times New Roman" w:hAnsi="Times New Roman" w:eastAsia="Times New Roman" w:cs="Times New Roman"/>
-        </w:rPr>
-        <w:t xml:space="preserve"> </w:t>
-      </w:r>
-      <w:r>
-        <w:rPr>
-          <w:rFonts w:hint="eastAsia" w:ascii="Times New Roman" w:hAnsi="Times New Roman" w:eastAsia="FangSong" w:cs="Times New Roman"/>
-        </w:rPr>
-        <w:t>段连运</w:t>
-      </w:r>
-      <w:r>
-        <w:rPr>
-          <w:rFonts w:hint="eastAsia" w:ascii="Times New Roman" w:hAnsi="Times New Roman" w:eastAsia="Times New Roman" w:cs="Times New Roman"/>
-        </w:rPr>
-        <w:t>《</w:t>
-      </w:r>
-      <w:r>
-        <w:rPr>
-          <w:rFonts w:hint="eastAsia" w:ascii="Times New Roman" w:hAnsi="Times New Roman" w:eastAsia="FangSong" w:cs="Times New Roman"/>
-        </w:rPr>
-        <w:t>结构化学基础</w:t>
-      </w:r>
-      <w:r>
-        <w:rPr>
-          <w:rFonts w:hint="eastAsia" w:ascii="Times New Roman" w:hAnsi="Times New Roman" w:eastAsia="Times New Roman" w:cs="Times New Roman"/>
-        </w:rPr>
-        <w:t>（</w:t>
-      </w:r>
-      <w:r>
-        <w:rPr>
-          <w:rFonts w:hint="eastAsia" w:ascii="Times New Roman" w:hAnsi="Times New Roman" w:eastAsia="FangSong" w:cs="Times New Roman"/>
-        </w:rPr>
-        <w:t>第</w:t>
-      </w:r>
-      <w:r>
-        <w:rPr>
-          <w:rFonts w:hint="eastAsia" w:ascii="Times New Roman" w:hAnsi="Times New Roman" w:eastAsia="Times New Roman" w:cs="Times New Roman"/>
-        </w:rPr>
-        <w:t>5</w:t>
-      </w:r>
-      <w:r>
-        <w:rPr>
-          <w:rFonts w:hint="eastAsia" w:ascii="Times New Roman" w:hAnsi="Times New Roman" w:eastAsia="FangSong" w:cs="Times New Roman"/>
-        </w:rPr>
-        <w:t>版</w:t>
-      </w:r>
-      <w:r>
-        <w:rPr>
-          <w:rFonts w:hint="eastAsia" w:ascii="Times New Roman" w:hAnsi="Times New Roman" w:eastAsia="Times New Roman" w:cs="Times New Roman"/>
-        </w:rPr>
-        <w:t>）</w:t>
-      </w:r>
-      <w:r>
-        <w:rPr>
-          <w:rFonts w:hint="eastAsia" w:ascii="Times New Roman" w:hAnsi="Times New Roman" w:eastAsia="FangSong" w:cs="Times New Roman"/>
-        </w:rPr>
-        <w:t>习题解析</w:t>
+        </w:rPr>
+        <w:t>来源</w:t>
+      </w:r>
+      <w:r>
+        <w:rPr>
+          <w:rFonts w:hint="eastAsia" w:ascii="Times New Roman" w:hAnsi="Times New Roman" w:eastAsia="Times New Roman" w:cs="Times New Roman"/>
+        </w:rPr>
+        <w:t>：《</w:t>
+      </w:r>
+      <w:r>
+        <w:rPr>
+          <w:rFonts w:hint="eastAsia" w:ascii="Times New Roman" w:hAnsi="Times New Roman" w:eastAsia="FangSong" w:cs="Times New Roman"/>
+        </w:rPr>
+        <w:t>结构化学基础习题解析</w:t>
       </w:r>
       <w:r>
         <w:rPr>
           <w:rFonts w:hint="eastAsia" w:ascii="Times New Roman" w:hAnsi="Times New Roman" w:eastAsia="Times New Roman" w:cs="Times New Roman"/>
         </w:rPr>
         <w:t>》</w:t>
-      </w:r>
-      <w:r>
-        <w:rPr>
-          <w:rFonts w:hint="eastAsia" w:ascii="Times New Roman" w:hAnsi="Times New Roman" w:eastAsia="FangSong" w:cs="Times New Roman"/>
-        </w:rPr>
-        <w:t>综合部分</w:t>
       </w:r>
     </w:p>
     <w:p>
@@ -12462,160 +10536,26 @@
       <w:r>
         <w:rPr>
           <w:rFonts w:hint="eastAsia" w:ascii="Times New Roman" w:hAnsi="Times New Roman" w:eastAsia="FangSong" w:cs="Times New Roman"/>
-          <w:b/>
-          <w:bCs/>
-        </w:rPr>
-        <w:t xml:space="preserve">题源</w:t>
-      </w:r>
-      <w:r>
-        <w:rPr>
-          <w:rFonts w:hint="eastAsia" w:ascii="Times New Roman" w:hAnsi="Times New Roman" w:eastAsia="Times New Roman" w:cs="Times New Roman"/>
-        </w:rPr>
-        <w:t>：</w:t>
-      </w:r>
-      <w:r>
-        <w:rPr>
-          <w:rFonts w:hint="eastAsia" w:ascii="Times New Roman" w:hAnsi="Times New Roman" w:eastAsia="FangSong" w:cs="Times New Roman"/>
-        </w:rPr>
-        <w:t>题</w:t>
-      </w:r>
-      <w:r>
-        <w:rPr>
-          <w:rFonts w:hint="eastAsia" w:ascii="Times New Roman" w:hAnsi="Times New Roman" w:eastAsia="Times New Roman" w:cs="Times New Roman"/>
-        </w:rPr>
-        <w:t>-286-</w:t>
-      </w:r>
-      <w:r>
-        <w:rPr>
-          <w:rFonts w:hint="eastAsia" w:ascii="Times New Roman" w:hAnsi="Times New Roman" w:eastAsia="FangSong" w:cs="Times New Roman"/>
-        </w:rPr>
-        <w:t>结构化学基础</w:t>
-      </w:r>
-      <w:r>
-        <w:rPr>
-          <w:rFonts w:hint="eastAsia" w:ascii="Times New Roman" w:hAnsi="Times New Roman" w:eastAsia="Times New Roman" w:cs="Times New Roman"/>
-        </w:rPr>
-        <w:t>-</w:t>
-      </w:r>
-      <w:r>
-        <w:rPr>
-          <w:rFonts w:hint="eastAsia" w:ascii="Times New Roman" w:hAnsi="Times New Roman" w:eastAsia="FangSong" w:cs="Times New Roman"/>
-        </w:rPr>
-        <w:t>综合</w:t>
-      </w:r>
-      <w:r>
-        <w:rPr>
-          <w:rFonts w:hint="eastAsia" w:ascii="Times New Roman" w:hAnsi="Times New Roman" w:eastAsia="Times New Roman" w:cs="Times New Roman"/>
-        </w:rPr>
-        <w:t>-</w:t>
-      </w:r>
-      <w:r>
-        <w:rPr>
-          <w:rFonts w:hint="eastAsia" w:ascii="Times New Roman" w:hAnsi="Times New Roman" w:eastAsia="FangSong" w:cs="Times New Roman"/>
-        </w:rPr>
-        <w:t>习题</w:t>
-      </w:r>
-      <w:r>
-        <w:rPr>
-          <w:rFonts w:hint="eastAsia" w:ascii="Times New Roman" w:hAnsi="Times New Roman" w:eastAsia="Times New Roman" w:cs="Times New Roman"/>
-        </w:rPr>
-        <w:t>C.1</w:t>
-      </w:r>
-      <w:r>
-        <w:rPr>
-          <w:rFonts w:ascii="Times New Roman" w:hAnsi="Times New Roman" w:eastAsia="Times New Roman" w:cs="Times New Roman"/>
-        </w:rPr>
-        <w:t xml:space="preserve"> </w:t>
-      </w:r>
-      <w:r>
-        <w:rPr>
-          <w:rFonts w:hint="eastAsia" w:ascii="Times New Roman" w:hAnsi="Times New Roman" w:eastAsia="Times New Roman" w:cs="Times New Roman"/>
-        </w:rPr>
-        <w:t xml:space="preserve">｜</w:t>
-      </w:r>
-      <w:r>
-        <w:rPr>
-          <w:rFonts w:ascii="Times New Roman" w:hAnsi="Times New Roman" w:eastAsia="Times New Roman" w:cs="Times New Roman"/>
-        </w:rPr>
-        <w:t xml:space="preserve"> </w:t>
-      </w:r>
-      <w:r>
-        <w:rPr>
-          <w:rFonts w:hint="eastAsia" w:ascii="Times New Roman" w:hAnsi="Times New Roman" w:eastAsia="FangSong" w:cs="Times New Roman"/>
-        </w:rPr>
-        <w:t xml:space="preserve">周公度</w:t>
-      </w:r>
-      <w:r>
-        <w:rPr>
-          <w:rFonts w:ascii="Times New Roman" w:hAnsi="Times New Roman" w:eastAsia="Times New Roman" w:cs="Times New Roman"/>
-        </w:rPr>
-        <w:t xml:space="preserve"> </w:t>
-      </w:r>
-      <w:r>
-        <w:rPr>
-          <w:rFonts w:hint="eastAsia" w:ascii="Times New Roman" w:hAnsi="Times New Roman" w:eastAsia="FangSong" w:cs="Times New Roman"/>
-        </w:rPr>
-        <w:t>段连运</w:t>
-      </w:r>
-      <w:r>
-        <w:rPr>
-          <w:rFonts w:hint="eastAsia" w:ascii="Times New Roman" w:hAnsi="Times New Roman" w:eastAsia="Times New Roman" w:cs="Times New Roman"/>
-        </w:rPr>
-        <w:t>《</w:t>
-      </w:r>
-      <w:r>
-        <w:rPr>
-          <w:rFonts w:hint="eastAsia" w:ascii="Times New Roman" w:hAnsi="Times New Roman" w:eastAsia="FangSong" w:cs="Times New Roman"/>
-        </w:rPr>
-        <w:t>结构化学基础</w:t>
-      </w:r>
-      <w:r>
-        <w:rPr>
-          <w:rFonts w:hint="eastAsia" w:ascii="Times New Roman" w:hAnsi="Times New Roman" w:eastAsia="Times New Roman" w:cs="Times New Roman"/>
-        </w:rPr>
-        <w:t>（</w:t>
-      </w:r>
-      <w:r>
-        <w:rPr>
-          <w:rFonts w:hint="eastAsia" w:ascii="Times New Roman" w:hAnsi="Times New Roman" w:eastAsia="FangSong" w:cs="Times New Roman"/>
-        </w:rPr>
-        <w:t>第</w:t>
-      </w:r>
-      <w:r>
-        <w:rPr>
-          <w:rFonts w:hint="eastAsia" w:ascii="Times New Roman" w:hAnsi="Times New Roman" w:eastAsia="Times New Roman" w:cs="Times New Roman"/>
-        </w:rPr>
-        <w:t>5</w:t>
-      </w:r>
-      <w:r>
-        <w:rPr>
-          <w:rFonts w:hint="eastAsia" w:ascii="Times New Roman" w:hAnsi="Times New Roman" w:eastAsia="FangSong" w:cs="Times New Roman"/>
-        </w:rPr>
-        <w:t>版</w:t>
-      </w:r>
-      <w:r>
-        <w:rPr>
-          <w:rFonts w:hint="eastAsia" w:ascii="Times New Roman" w:hAnsi="Times New Roman" w:eastAsia="Times New Roman" w:cs="Times New Roman"/>
-        </w:rPr>
-        <w:t>）</w:t>
-      </w:r>
-      <w:r>
-        <w:rPr>
-          <w:rFonts w:hint="eastAsia" w:ascii="Times New Roman" w:hAnsi="Times New Roman" w:eastAsia="FangSong" w:cs="Times New Roman"/>
-        </w:rPr>
-        <w:t>习题解析</w:t>
+        </w:rPr>
+        <w:t>来源</w:t>
+      </w:r>
+      <w:r>
+        <w:rPr>
+          <w:rFonts w:hint="eastAsia" w:ascii="Times New Roman" w:hAnsi="Times New Roman" w:eastAsia="Times New Roman" w:cs="Times New Roman"/>
+        </w:rPr>
+        <w:t>：《</w:t>
+      </w:r>
+      <w:r>
+        <w:rPr>
+          <w:rFonts w:hint="eastAsia" w:ascii="Times New Roman" w:hAnsi="Times New Roman" w:eastAsia="FangSong" w:cs="Times New Roman"/>
+        </w:rPr>
+        <w:t>结构化学基础习题解析</w:t>
       </w:r>
       <w:r>
         <w:rPr>
           <w:rFonts w:hint="eastAsia" w:ascii="Times New Roman" w:hAnsi="Times New Roman" w:eastAsia="Times New Roman" w:cs="Times New Roman"/>
         </w:rPr>
         <w:t>》</w:t>
-      </w:r>
-      <w:r>
-        <w:rPr>
-          <w:rFonts w:hint="eastAsia" w:ascii="Times New Roman" w:hAnsi="Times New Roman" w:eastAsia="FangSong" w:cs="Times New Roman"/>
-        </w:rPr>
-        <w:t>综合部分</w:t>
       </w:r>
     </w:p>
     <w:p>
@@ -12949,10 +10889,8 @@
       <w:r>
         <w:rPr>
           <w:rFonts w:hint="eastAsia" w:ascii="Times New Roman" w:hAnsi="Times New Roman" w:eastAsia="FangSong" w:cs="Times New Roman"/>
-          <w:b/>
-          <w:bCs/>
-        </w:rPr>
-        <w:t xml:space="preserve">题源</w:t>
+        </w:rPr>
+        <w:t>来源</w:t>
       </w:r>
       <w:r>
         <w:rPr>
@@ -12964,109 +10902,7 @@
         <w:rPr>
           <w:rFonts w:hint="eastAsia" w:ascii="Times New Roman" w:hAnsi="Times New Roman" w:eastAsia="FangSong" w:cs="Times New Roman"/>
         </w:rPr>
-        <w:t>题</w:t>
-      </w:r>
-      <w:r>
-        <w:rPr>
-          <w:rFonts w:hint="eastAsia" w:ascii="Times New Roman" w:hAnsi="Times New Roman" w:eastAsia="Times New Roman" w:cs="Times New Roman"/>
-        </w:rPr>
-        <w:t>-067-</w:t>
-      </w:r>
-      <w:r>
-        <w:rPr>
-          <w:rFonts w:hint="eastAsia" w:ascii="Times New Roman" w:hAnsi="Times New Roman" w:eastAsia="FangSong" w:cs="Times New Roman"/>
-        </w:rPr>
-        <w:t>初赛讲义</w:t>
-      </w:r>
-      <w:r>
-        <w:rPr>
-          <w:rFonts w:hint="eastAsia" w:ascii="Times New Roman" w:hAnsi="Times New Roman" w:eastAsia="Times New Roman" w:cs="Times New Roman"/>
-        </w:rPr>
-        <w:t>-</w:t>
-      </w:r>
-      <w:r>
-        <w:rPr>
-          <w:rFonts w:hint="eastAsia" w:ascii="Times New Roman" w:hAnsi="Times New Roman" w:eastAsia="FangSong" w:cs="Times New Roman"/>
-        </w:rPr>
-        <w:t>晶体结构</w:t>
-      </w:r>
-      <w:r>
-        <w:rPr>
-          <w:rFonts w:hint="eastAsia" w:ascii="Times New Roman" w:hAnsi="Times New Roman" w:eastAsia="Times New Roman" w:cs="Times New Roman"/>
-        </w:rPr>
-        <w:t>-</w:t>
-      </w:r>
-      <w:r>
-        <w:rPr>
-          <w:rFonts w:hint="eastAsia" w:ascii="Times New Roman" w:hAnsi="Times New Roman" w:eastAsia="FangSong" w:cs="Times New Roman"/>
-        </w:rPr>
-        <w:t>习题</w:t>
-      </w:r>
-      <w:r>
-        <w:rPr>
-          <w:rFonts w:hint="eastAsia" w:ascii="Times New Roman" w:hAnsi="Times New Roman" w:eastAsia="Times New Roman" w:cs="Times New Roman"/>
-        </w:rPr>
-        <w:t>7.64</w:t>
-      </w:r>
-      <w:r>
-        <w:rPr>
-          <w:rFonts w:ascii="Times New Roman" w:hAnsi="Times New Roman" w:eastAsia="Times New Roman" w:cs="Times New Roman"/>
-        </w:rPr>
-        <w:t xml:space="preserve"> </w:t>
-      </w:r>
-      <w:r>
-        <w:rPr>
-          <w:rFonts w:hint="eastAsia" w:ascii="Times New Roman" w:hAnsi="Times New Roman" w:eastAsia="Times New Roman" w:cs="Times New Roman"/>
-        </w:rPr>
-        <w:t xml:space="preserve">｜</w:t>
-      </w:r>
-      <w:r>
-        <w:rPr>
-          <w:rFonts w:ascii="Times New Roman" w:hAnsi="Times New Roman" w:eastAsia="Times New Roman" w:cs="Times New Roman"/>
-        </w:rPr>
-        <w:t xml:space="preserve"> </w:t>
-      </w:r>
-      <w:r>
-        <w:rPr>
-          <w:rFonts w:hint="eastAsia" w:ascii="Times New Roman" w:hAnsi="Times New Roman" w:eastAsia="FangSong" w:cs="Times New Roman"/>
-        </w:rPr>
         <w:t>化学竞赛初赛讲义</w:t>
-      </w:r>
-      <w:r>
-        <w:rPr>
-          <w:rFonts w:hint="eastAsia" w:ascii="Times New Roman" w:hAnsi="Times New Roman" w:eastAsia="Times New Roman" w:cs="Times New Roman"/>
-        </w:rPr>
-        <w:t>·</w:t>
-      </w:r>
-      <w:r>
-        <w:rPr>
-          <w:rFonts w:hint="eastAsia" w:ascii="Times New Roman" w:hAnsi="Times New Roman" w:eastAsia="FangSong" w:cs="Times New Roman"/>
-        </w:rPr>
-        <w:t>第</w:t>
-      </w:r>
-      <w:r>
-        <w:rPr>
-          <w:rFonts w:hint="eastAsia" w:ascii="Times New Roman" w:hAnsi="Times New Roman" w:eastAsia="Times New Roman" w:cs="Times New Roman"/>
-        </w:rPr>
-        <w:t>7</w:t>
-      </w:r>
-      <w:r>
-        <w:rPr>
-          <w:rFonts w:hint="eastAsia" w:ascii="Times New Roman" w:hAnsi="Times New Roman" w:eastAsia="FangSong" w:cs="Times New Roman"/>
-        </w:rPr>
-        <w:t>讲</w:t>
-      </w:r>
-      <w:r>
-        <w:rPr>
-          <w:rFonts w:hint="eastAsia" w:ascii="Times New Roman" w:hAnsi="Times New Roman" w:eastAsia="Times New Roman" w:cs="Times New Roman"/>
-        </w:rPr>
-        <w:t>·</w:t>
-      </w:r>
-      <w:r>
-        <w:rPr>
-          <w:rFonts w:hint="eastAsia" w:ascii="Times New Roman" w:hAnsi="Times New Roman" w:eastAsia="FangSong" w:cs="Times New Roman"/>
-        </w:rPr>
-        <w:t>晶体结构</w:t>
       </w:r>
     </w:p>
     <w:p>
@@ -13822,10 +11658,8 @@
       <w:r>
         <w:rPr>
           <w:rFonts w:hint="eastAsia" w:ascii="Times New Roman" w:hAnsi="Times New Roman" w:eastAsia="FangSong" w:cs="Times New Roman"/>
-          <w:b/>
-          <w:bCs/>
-        </w:rPr>
-        <w:t xml:space="preserve">题源</w:t>
+        </w:rPr>
+        <w:t>来源</w:t>
       </w:r>
       <w:r>
         <w:rPr>
@@ -13837,109 +11671,7 @@
         <w:rPr>
           <w:rFonts w:hint="eastAsia" w:ascii="Times New Roman" w:hAnsi="Times New Roman" w:eastAsia="FangSong" w:cs="Times New Roman"/>
         </w:rPr>
-        <w:t>题</w:t>
-      </w:r>
-      <w:r>
-        <w:rPr>
-          <w:rFonts w:hint="eastAsia" w:ascii="Times New Roman" w:hAnsi="Times New Roman" w:eastAsia="Times New Roman" w:cs="Times New Roman"/>
-        </w:rPr>
-        <w:t>-072-</w:t>
-      </w:r>
-      <w:r>
-        <w:rPr>
-          <w:rFonts w:hint="eastAsia" w:ascii="Times New Roman" w:hAnsi="Times New Roman" w:eastAsia="FangSong" w:cs="Times New Roman"/>
-        </w:rPr>
-        <w:t>初赛讲义</w:t>
-      </w:r>
-      <w:r>
-        <w:rPr>
-          <w:rFonts w:hint="eastAsia" w:ascii="Times New Roman" w:hAnsi="Times New Roman" w:eastAsia="Times New Roman" w:cs="Times New Roman"/>
-        </w:rPr>
-        <w:t>-</w:t>
-      </w:r>
-      <w:r>
-        <w:rPr>
-          <w:rFonts w:hint="eastAsia" w:ascii="Times New Roman" w:hAnsi="Times New Roman" w:eastAsia="FangSong" w:cs="Times New Roman"/>
-        </w:rPr>
-        <w:t>晶体结构</w:t>
-      </w:r>
-      <w:r>
-        <w:rPr>
-          <w:rFonts w:hint="eastAsia" w:ascii="Times New Roman" w:hAnsi="Times New Roman" w:eastAsia="Times New Roman" w:cs="Times New Roman"/>
-        </w:rPr>
-        <w:t>-</w:t>
-      </w:r>
-      <w:r>
-        <w:rPr>
-          <w:rFonts w:hint="eastAsia" w:ascii="Times New Roman" w:hAnsi="Times New Roman" w:eastAsia="FangSong" w:cs="Times New Roman"/>
-        </w:rPr>
-        <w:t>习题</w:t>
-      </w:r>
-      <w:r>
-        <w:rPr>
-          <w:rFonts w:hint="eastAsia" w:ascii="Times New Roman" w:hAnsi="Times New Roman" w:eastAsia="Times New Roman" w:cs="Times New Roman"/>
-        </w:rPr>
-        <w:t>7.23</w:t>
-      </w:r>
-      <w:r>
-        <w:rPr>
-          <w:rFonts w:ascii="Times New Roman" w:hAnsi="Times New Roman" w:eastAsia="Times New Roman" w:cs="Times New Roman"/>
-        </w:rPr>
-        <w:t xml:space="preserve"> </w:t>
-      </w:r>
-      <w:r>
-        <w:rPr>
-          <w:rFonts w:hint="eastAsia" w:ascii="Times New Roman" w:hAnsi="Times New Roman" w:eastAsia="Times New Roman" w:cs="Times New Roman"/>
-        </w:rPr>
-        <w:t xml:space="preserve">｜</w:t>
-      </w:r>
-      <w:r>
-        <w:rPr>
-          <w:rFonts w:ascii="Times New Roman" w:hAnsi="Times New Roman" w:eastAsia="Times New Roman" w:cs="Times New Roman"/>
-        </w:rPr>
-        <w:t xml:space="preserve"> </w:t>
-      </w:r>
-      <w:r>
-        <w:rPr>
-          <w:rFonts w:hint="eastAsia" w:ascii="Times New Roman" w:hAnsi="Times New Roman" w:eastAsia="FangSong" w:cs="Times New Roman"/>
-        </w:rPr>
         <w:t>化学竞赛初赛讲义</w:t>
-      </w:r>
-      <w:r>
-        <w:rPr>
-          <w:rFonts w:hint="eastAsia" w:ascii="Times New Roman" w:hAnsi="Times New Roman" w:eastAsia="Times New Roman" w:cs="Times New Roman"/>
-        </w:rPr>
-        <w:t>·</w:t>
-      </w:r>
-      <w:r>
-        <w:rPr>
-          <w:rFonts w:hint="eastAsia" w:ascii="Times New Roman" w:hAnsi="Times New Roman" w:eastAsia="FangSong" w:cs="Times New Roman"/>
-        </w:rPr>
-        <w:t>第</w:t>
-      </w:r>
-      <w:r>
-        <w:rPr>
-          <w:rFonts w:hint="eastAsia" w:ascii="Times New Roman" w:hAnsi="Times New Roman" w:eastAsia="Times New Roman" w:cs="Times New Roman"/>
-        </w:rPr>
-        <w:t>7</w:t>
-      </w:r>
-      <w:r>
-        <w:rPr>
-          <w:rFonts w:hint="eastAsia" w:ascii="Times New Roman" w:hAnsi="Times New Roman" w:eastAsia="FangSong" w:cs="Times New Roman"/>
-        </w:rPr>
-        <w:t>讲</w:t>
-      </w:r>
-      <w:r>
-        <w:rPr>
-          <w:rFonts w:hint="eastAsia" w:ascii="Times New Roman" w:hAnsi="Times New Roman" w:eastAsia="Times New Roman" w:cs="Times New Roman"/>
-        </w:rPr>
-        <w:t>·</w:t>
-      </w:r>
-      <w:r>
-        <w:rPr>
-          <w:rFonts w:hint="eastAsia" w:ascii="Times New Roman" w:hAnsi="Times New Roman" w:eastAsia="FangSong" w:cs="Times New Roman"/>
-        </w:rPr>
-        <w:t>晶体结构</w:t>
       </w:r>
     </w:p>
     <w:p>
@@ -14500,10 +12232,8 @@
       <w:r>
         <w:rPr>
           <w:rFonts w:hint="eastAsia" w:ascii="Times New Roman" w:hAnsi="Times New Roman" w:eastAsia="FangSong" w:cs="Times New Roman"/>
-          <w:b/>
-          <w:bCs/>
-        </w:rPr>
-        <w:t xml:space="preserve">题源</w:t>
+        </w:rPr>
+        <w:t>来源</w:t>
       </w:r>
       <w:r>
         <w:rPr>
@@ -14515,109 +12245,7 @@
         <w:rPr>
           <w:rFonts w:hint="eastAsia" w:ascii="Times New Roman" w:hAnsi="Times New Roman" w:eastAsia="FangSong" w:cs="Times New Roman"/>
         </w:rPr>
-        <w:t>题</w:t>
-      </w:r>
-      <w:r>
-        <w:rPr>
-          <w:rFonts w:hint="eastAsia" w:ascii="Times New Roman" w:hAnsi="Times New Roman" w:eastAsia="Times New Roman" w:cs="Times New Roman"/>
-        </w:rPr>
-        <w:t>-056-</w:t>
-      </w:r>
-      <w:r>
-        <w:rPr>
-          <w:rFonts w:hint="eastAsia" w:ascii="Times New Roman" w:hAnsi="Times New Roman" w:eastAsia="FangSong" w:cs="Times New Roman"/>
-        </w:rPr>
-        <w:t>初赛讲义</w:t>
-      </w:r>
-      <w:r>
-        <w:rPr>
-          <w:rFonts w:hint="eastAsia" w:ascii="Times New Roman" w:hAnsi="Times New Roman" w:eastAsia="Times New Roman" w:cs="Times New Roman"/>
-        </w:rPr>
-        <w:t>-</w:t>
-      </w:r>
-      <w:r>
-        <w:rPr>
-          <w:rFonts w:hint="eastAsia" w:ascii="Times New Roman" w:hAnsi="Times New Roman" w:eastAsia="FangSong" w:cs="Times New Roman"/>
-        </w:rPr>
-        <w:t>晶体结构</w:t>
-      </w:r>
-      <w:r>
-        <w:rPr>
-          <w:rFonts w:hint="eastAsia" w:ascii="Times New Roman" w:hAnsi="Times New Roman" w:eastAsia="Times New Roman" w:cs="Times New Roman"/>
-        </w:rPr>
-        <w:t>-</w:t>
-      </w:r>
-      <w:r>
-        <w:rPr>
-          <w:rFonts w:hint="eastAsia" w:ascii="Times New Roman" w:hAnsi="Times New Roman" w:eastAsia="FangSong" w:cs="Times New Roman"/>
-        </w:rPr>
-        <w:t>习题</w:t>
-      </w:r>
-      <w:r>
-        <w:rPr>
-          <w:rFonts w:hint="eastAsia" w:ascii="Times New Roman" w:hAnsi="Times New Roman" w:eastAsia="Times New Roman" w:cs="Times New Roman"/>
-        </w:rPr>
-        <w:t>7.53</w:t>
-      </w:r>
-      <w:r>
-        <w:rPr>
-          <w:rFonts w:ascii="Times New Roman" w:hAnsi="Times New Roman" w:eastAsia="Times New Roman" w:cs="Times New Roman"/>
-        </w:rPr>
-        <w:t xml:space="preserve"> </w:t>
-      </w:r>
-      <w:r>
-        <w:rPr>
-          <w:rFonts w:hint="eastAsia" w:ascii="Times New Roman" w:hAnsi="Times New Roman" w:eastAsia="Times New Roman" w:cs="Times New Roman"/>
-        </w:rPr>
-        <w:t xml:space="preserve">｜</w:t>
-      </w:r>
-      <w:r>
-        <w:rPr>
-          <w:rFonts w:ascii="Times New Roman" w:hAnsi="Times New Roman" w:eastAsia="Times New Roman" w:cs="Times New Roman"/>
-        </w:rPr>
-        <w:t xml:space="preserve"> </w:t>
-      </w:r>
-      <w:r>
-        <w:rPr>
-          <w:rFonts w:hint="eastAsia" w:ascii="Times New Roman" w:hAnsi="Times New Roman" w:eastAsia="FangSong" w:cs="Times New Roman"/>
-        </w:rPr>
         <w:t>化学竞赛初赛讲义</w:t>
-      </w:r>
-      <w:r>
-        <w:rPr>
-          <w:rFonts w:hint="eastAsia" w:ascii="Times New Roman" w:hAnsi="Times New Roman" w:eastAsia="Times New Roman" w:cs="Times New Roman"/>
-        </w:rPr>
-        <w:t>·</w:t>
-      </w:r>
-      <w:r>
-        <w:rPr>
-          <w:rFonts w:hint="eastAsia" w:ascii="Times New Roman" w:hAnsi="Times New Roman" w:eastAsia="FangSong" w:cs="Times New Roman"/>
-        </w:rPr>
-        <w:t>第</w:t>
-      </w:r>
-      <w:r>
-        <w:rPr>
-          <w:rFonts w:hint="eastAsia" w:ascii="Times New Roman" w:hAnsi="Times New Roman" w:eastAsia="Times New Roman" w:cs="Times New Roman"/>
-        </w:rPr>
-        <w:t>7</w:t>
-      </w:r>
-      <w:r>
-        <w:rPr>
-          <w:rFonts w:hint="eastAsia" w:ascii="Times New Roman" w:hAnsi="Times New Roman" w:eastAsia="FangSong" w:cs="Times New Roman"/>
-        </w:rPr>
-        <w:t>讲</w:t>
-      </w:r>
-      <w:r>
-        <w:rPr>
-          <w:rFonts w:hint="eastAsia" w:ascii="Times New Roman" w:hAnsi="Times New Roman" w:eastAsia="Times New Roman" w:cs="Times New Roman"/>
-        </w:rPr>
-        <w:t>·</w:t>
-      </w:r>
-      <w:r>
-        <w:rPr>
-          <w:rFonts w:hint="eastAsia" w:ascii="Times New Roman" w:hAnsi="Times New Roman" w:eastAsia="FangSong" w:cs="Times New Roman"/>
-        </w:rPr>
-        <w:t>晶体结构</w:t>
       </w:r>
     </w:p>
     <w:p>
@@ -16153,10 +13781,8 @@
       <w:r>
         <w:rPr>
           <w:rFonts w:hint="eastAsia" w:ascii="Times New Roman" w:hAnsi="Times New Roman" w:eastAsia="FangSong" w:cs="Times New Roman"/>
-          <w:b/>
-          <w:bCs/>
-        </w:rPr>
-        <w:t xml:space="preserve">题源</w:t>
+        </w:rPr>
+        <w:t>来源</w:t>
       </w:r>
       <w:r>
         <w:rPr>
@@ -16168,109 +13794,7 @@
         <w:rPr>
           <w:rFonts w:hint="eastAsia" w:ascii="Times New Roman" w:hAnsi="Times New Roman" w:eastAsia="FangSong" w:cs="Times New Roman"/>
         </w:rPr>
-        <w:t>题</w:t>
-      </w:r>
-      <w:r>
-        <w:rPr>
-          <w:rFonts w:hint="eastAsia" w:ascii="Times New Roman" w:hAnsi="Times New Roman" w:eastAsia="Times New Roman" w:cs="Times New Roman"/>
-        </w:rPr>
-        <w:t>-042-</w:t>
-      </w:r>
-      <w:r>
-        <w:rPr>
-          <w:rFonts w:hint="eastAsia" w:ascii="Times New Roman" w:hAnsi="Times New Roman" w:eastAsia="FangSong" w:cs="Times New Roman"/>
-        </w:rPr>
-        <w:t>初赛讲义</w:t>
-      </w:r>
-      <w:r>
-        <w:rPr>
-          <w:rFonts w:hint="eastAsia" w:ascii="Times New Roman" w:hAnsi="Times New Roman" w:eastAsia="Times New Roman" w:cs="Times New Roman"/>
-        </w:rPr>
-        <w:t>-</w:t>
-      </w:r>
-      <w:r>
-        <w:rPr>
-          <w:rFonts w:hint="eastAsia" w:ascii="Times New Roman" w:hAnsi="Times New Roman" w:eastAsia="FangSong" w:cs="Times New Roman"/>
-        </w:rPr>
-        <w:t>晶体结构</w:t>
-      </w:r>
-      <w:r>
-        <w:rPr>
-          <w:rFonts w:hint="eastAsia" w:ascii="Times New Roman" w:hAnsi="Times New Roman" w:eastAsia="Times New Roman" w:cs="Times New Roman"/>
-        </w:rPr>
-        <w:t>-</w:t>
-      </w:r>
-      <w:r>
-        <w:rPr>
-          <w:rFonts w:hint="eastAsia" w:ascii="Times New Roman" w:hAnsi="Times New Roman" w:eastAsia="FangSong" w:cs="Times New Roman"/>
-        </w:rPr>
-        <w:t>习题</w:t>
-      </w:r>
-      <w:r>
-        <w:rPr>
-          <w:rFonts w:hint="eastAsia" w:ascii="Times New Roman" w:hAnsi="Times New Roman" w:eastAsia="Times New Roman" w:cs="Times New Roman"/>
-        </w:rPr>
-        <w:t>7.39</w:t>
-      </w:r>
-      <w:r>
-        <w:rPr>
-          <w:rFonts w:ascii="Times New Roman" w:hAnsi="Times New Roman" w:eastAsia="Times New Roman" w:cs="Times New Roman"/>
-        </w:rPr>
-        <w:t xml:space="preserve"> </w:t>
-      </w:r>
-      <w:r>
-        <w:rPr>
-          <w:rFonts w:hint="eastAsia" w:ascii="Times New Roman" w:hAnsi="Times New Roman" w:eastAsia="Times New Roman" w:cs="Times New Roman"/>
-        </w:rPr>
-        <w:t xml:space="preserve">｜</w:t>
-      </w:r>
-      <w:r>
-        <w:rPr>
-          <w:rFonts w:ascii="Times New Roman" w:hAnsi="Times New Roman" w:eastAsia="Times New Roman" w:cs="Times New Roman"/>
-        </w:rPr>
-        <w:t xml:space="preserve"> </w:t>
-      </w:r>
-      <w:r>
-        <w:rPr>
-          <w:rFonts w:hint="eastAsia" w:ascii="Times New Roman" w:hAnsi="Times New Roman" w:eastAsia="FangSong" w:cs="Times New Roman"/>
-        </w:rPr>
         <w:t>化学竞赛初赛讲义</w:t>
-      </w:r>
-      <w:r>
-        <w:rPr>
-          <w:rFonts w:hint="eastAsia" w:ascii="Times New Roman" w:hAnsi="Times New Roman" w:eastAsia="Times New Roman" w:cs="Times New Roman"/>
-        </w:rPr>
-        <w:t>·</w:t>
-      </w:r>
-      <w:r>
-        <w:rPr>
-          <w:rFonts w:hint="eastAsia" w:ascii="Times New Roman" w:hAnsi="Times New Roman" w:eastAsia="FangSong" w:cs="Times New Roman"/>
-        </w:rPr>
-        <w:t>第</w:t>
-      </w:r>
-      <w:r>
-        <w:rPr>
-          <w:rFonts w:hint="eastAsia" w:ascii="Times New Roman" w:hAnsi="Times New Roman" w:eastAsia="Times New Roman" w:cs="Times New Roman"/>
-        </w:rPr>
-        <w:t>7</w:t>
-      </w:r>
-      <w:r>
-        <w:rPr>
-          <w:rFonts w:hint="eastAsia" w:ascii="Times New Roman" w:hAnsi="Times New Roman" w:eastAsia="FangSong" w:cs="Times New Roman"/>
-        </w:rPr>
-        <w:t>讲</w:t>
-      </w:r>
-      <w:r>
-        <w:rPr>
-          <w:rFonts w:hint="eastAsia" w:ascii="Times New Roman" w:hAnsi="Times New Roman" w:eastAsia="Times New Roman" w:cs="Times New Roman"/>
-        </w:rPr>
-        <w:t>·</w:t>
-      </w:r>
-      <w:r>
-        <w:rPr>
-          <w:rFonts w:hint="eastAsia" w:ascii="Times New Roman" w:hAnsi="Times New Roman" w:eastAsia="FangSong" w:cs="Times New Roman"/>
-        </w:rPr>
-        <w:t>晶体结构</w:t>
       </w:r>
     </w:p>
     <w:p>
@@ -16814,10 +14338,8 @@
       <w:r>
         <w:rPr>
           <w:rFonts w:hint="eastAsia" w:ascii="Times New Roman" w:hAnsi="Times New Roman" w:eastAsia="FangSong" w:cs="Times New Roman"/>
-          <w:b/>
-          <w:bCs/>
-        </w:rPr>
-        <w:t xml:space="preserve">题源</w:t>
+        </w:rPr>
+        <w:t>来源</w:t>
       </w:r>
       <w:r>
         <w:rPr>
@@ -16829,109 +14351,7 @@
         <w:rPr>
           <w:rFonts w:hint="eastAsia" w:ascii="Times New Roman" w:hAnsi="Times New Roman" w:eastAsia="FangSong" w:cs="Times New Roman"/>
         </w:rPr>
-        <w:t>题</w:t>
-      </w:r>
-      <w:r>
-        <w:rPr>
-          <w:rFonts w:hint="eastAsia" w:ascii="Times New Roman" w:hAnsi="Times New Roman" w:eastAsia="Times New Roman" w:cs="Times New Roman"/>
-        </w:rPr>
-        <w:t>-059-</w:t>
-      </w:r>
-      <w:r>
-        <w:rPr>
-          <w:rFonts w:hint="eastAsia" w:ascii="Times New Roman" w:hAnsi="Times New Roman" w:eastAsia="FangSong" w:cs="Times New Roman"/>
-        </w:rPr>
-        <w:t>初赛讲义</w:t>
-      </w:r>
-      <w:r>
-        <w:rPr>
-          <w:rFonts w:hint="eastAsia" w:ascii="Times New Roman" w:hAnsi="Times New Roman" w:eastAsia="Times New Roman" w:cs="Times New Roman"/>
-        </w:rPr>
-        <w:t>-</w:t>
-      </w:r>
-      <w:r>
-        <w:rPr>
-          <w:rFonts w:hint="eastAsia" w:ascii="Times New Roman" w:hAnsi="Times New Roman" w:eastAsia="FangSong" w:cs="Times New Roman"/>
-        </w:rPr>
-        <w:t>晶体结构</w:t>
-      </w:r>
-      <w:r>
-        <w:rPr>
-          <w:rFonts w:hint="eastAsia" w:ascii="Times New Roman" w:hAnsi="Times New Roman" w:eastAsia="Times New Roman" w:cs="Times New Roman"/>
-        </w:rPr>
-        <w:t>-</w:t>
-      </w:r>
-      <w:r>
-        <w:rPr>
-          <w:rFonts w:hint="eastAsia" w:ascii="Times New Roman" w:hAnsi="Times New Roman" w:eastAsia="FangSong" w:cs="Times New Roman"/>
-        </w:rPr>
-        <w:t>习题</w:t>
-      </w:r>
-      <w:r>
-        <w:rPr>
-          <w:rFonts w:hint="eastAsia" w:ascii="Times New Roman" w:hAnsi="Times New Roman" w:eastAsia="Times New Roman" w:cs="Times New Roman"/>
-        </w:rPr>
-        <w:t>7.56</w:t>
-      </w:r>
-      <w:r>
-        <w:rPr>
-          <w:rFonts w:ascii="Times New Roman" w:hAnsi="Times New Roman" w:eastAsia="Times New Roman" w:cs="Times New Roman"/>
-        </w:rPr>
-        <w:t xml:space="preserve"> </w:t>
-      </w:r>
-      <w:r>
-        <w:rPr>
-          <w:rFonts w:hint="eastAsia" w:ascii="Times New Roman" w:hAnsi="Times New Roman" w:eastAsia="Times New Roman" w:cs="Times New Roman"/>
-        </w:rPr>
-        <w:t xml:space="preserve">｜</w:t>
-      </w:r>
-      <w:r>
-        <w:rPr>
-          <w:rFonts w:ascii="Times New Roman" w:hAnsi="Times New Roman" w:eastAsia="Times New Roman" w:cs="Times New Roman"/>
-        </w:rPr>
-        <w:t xml:space="preserve"> </w:t>
-      </w:r>
-      <w:r>
-        <w:rPr>
-          <w:rFonts w:hint="eastAsia" w:ascii="Times New Roman" w:hAnsi="Times New Roman" w:eastAsia="FangSong" w:cs="Times New Roman"/>
-        </w:rPr>
         <w:t>化学竞赛初赛讲义</w:t>
-      </w:r>
-      <w:r>
-        <w:rPr>
-          <w:rFonts w:hint="eastAsia" w:ascii="Times New Roman" w:hAnsi="Times New Roman" w:eastAsia="Times New Roman" w:cs="Times New Roman"/>
-        </w:rPr>
-        <w:t>·</w:t>
-      </w:r>
-      <w:r>
-        <w:rPr>
-          <w:rFonts w:hint="eastAsia" w:ascii="Times New Roman" w:hAnsi="Times New Roman" w:eastAsia="FangSong" w:cs="Times New Roman"/>
-        </w:rPr>
-        <w:t>第</w:t>
-      </w:r>
-      <w:r>
-        <w:rPr>
-          <w:rFonts w:hint="eastAsia" w:ascii="Times New Roman" w:hAnsi="Times New Roman" w:eastAsia="Times New Roman" w:cs="Times New Roman"/>
-        </w:rPr>
-        <w:t>7</w:t>
-      </w:r>
-      <w:r>
-        <w:rPr>
-          <w:rFonts w:hint="eastAsia" w:ascii="Times New Roman" w:hAnsi="Times New Roman" w:eastAsia="FangSong" w:cs="Times New Roman"/>
-        </w:rPr>
-        <w:t>讲</w:t>
-      </w:r>
-      <w:r>
-        <w:rPr>
-          <w:rFonts w:hint="eastAsia" w:ascii="Times New Roman" w:hAnsi="Times New Roman" w:eastAsia="Times New Roman" w:cs="Times New Roman"/>
-        </w:rPr>
-        <w:t>·</w:t>
-      </w:r>
-      <w:r>
-        <w:rPr>
-          <w:rFonts w:hint="eastAsia" w:ascii="Times New Roman" w:hAnsi="Times New Roman" w:eastAsia="FangSong" w:cs="Times New Roman"/>
-        </w:rPr>
-        <w:t>晶体结构</w:t>
       </w:r>
     </w:p>
     <w:p>
@@ -17653,10 +15073,8 @@
       <w:r>
         <w:rPr>
           <w:rFonts w:hint="eastAsia" w:ascii="Times New Roman" w:hAnsi="Times New Roman" w:eastAsia="FangSong" w:cs="Times New Roman"/>
-          <w:b/>
-          <w:bCs/>
-        </w:rPr>
-        <w:t xml:space="preserve">题源</w:t>
+        </w:rPr>
+        <w:t>来源</w:t>
       </w:r>
       <w:r>
         <w:rPr>
@@ -17668,109 +15086,7 @@
         <w:rPr>
           <w:rFonts w:hint="eastAsia" w:ascii="Times New Roman" w:hAnsi="Times New Roman" w:eastAsia="FangSong" w:cs="Times New Roman"/>
         </w:rPr>
-        <w:t>题</w:t>
-      </w:r>
-      <w:r>
-        <w:rPr>
-          <w:rFonts w:hint="eastAsia" w:ascii="Times New Roman" w:hAnsi="Times New Roman" w:eastAsia="Times New Roman" w:cs="Times New Roman"/>
-        </w:rPr>
-        <w:t>-066-</w:t>
-      </w:r>
-      <w:r>
-        <w:rPr>
-          <w:rFonts w:hint="eastAsia" w:ascii="Times New Roman" w:hAnsi="Times New Roman" w:eastAsia="FangSong" w:cs="Times New Roman"/>
-        </w:rPr>
-        <w:t>初赛讲义</w:t>
-      </w:r>
-      <w:r>
-        <w:rPr>
-          <w:rFonts w:hint="eastAsia" w:ascii="Times New Roman" w:hAnsi="Times New Roman" w:eastAsia="Times New Roman" w:cs="Times New Roman"/>
-        </w:rPr>
-        <w:t>-</w:t>
-      </w:r>
-      <w:r>
-        <w:rPr>
-          <w:rFonts w:hint="eastAsia" w:ascii="Times New Roman" w:hAnsi="Times New Roman" w:eastAsia="FangSong" w:cs="Times New Roman"/>
-        </w:rPr>
-        <w:t>晶体结构</w:t>
-      </w:r>
-      <w:r>
-        <w:rPr>
-          <w:rFonts w:hint="eastAsia" w:ascii="Times New Roman" w:hAnsi="Times New Roman" w:eastAsia="Times New Roman" w:cs="Times New Roman"/>
-        </w:rPr>
-        <w:t>-</w:t>
-      </w:r>
-      <w:r>
-        <w:rPr>
-          <w:rFonts w:hint="eastAsia" w:ascii="Times New Roman" w:hAnsi="Times New Roman" w:eastAsia="FangSong" w:cs="Times New Roman"/>
-        </w:rPr>
-        <w:t>习题</w:t>
-      </w:r>
-      <w:r>
-        <w:rPr>
-          <w:rFonts w:hint="eastAsia" w:ascii="Times New Roman" w:hAnsi="Times New Roman" w:eastAsia="Times New Roman" w:cs="Times New Roman"/>
-        </w:rPr>
-        <w:t>7.63</w:t>
-      </w:r>
-      <w:r>
-        <w:rPr>
-          <w:rFonts w:ascii="Times New Roman" w:hAnsi="Times New Roman" w:eastAsia="Times New Roman" w:cs="Times New Roman"/>
-        </w:rPr>
-        <w:t xml:space="preserve"> </w:t>
-      </w:r>
-      <w:r>
-        <w:rPr>
-          <w:rFonts w:hint="eastAsia" w:ascii="Times New Roman" w:hAnsi="Times New Roman" w:eastAsia="Times New Roman" w:cs="Times New Roman"/>
-        </w:rPr>
-        <w:t xml:space="preserve">｜</w:t>
-      </w:r>
-      <w:r>
-        <w:rPr>
-          <w:rFonts w:ascii="Times New Roman" w:hAnsi="Times New Roman" w:eastAsia="Times New Roman" w:cs="Times New Roman"/>
-        </w:rPr>
-        <w:t xml:space="preserve"> </w:t>
-      </w:r>
-      <w:r>
-        <w:rPr>
-          <w:rFonts w:hint="eastAsia" w:ascii="Times New Roman" w:hAnsi="Times New Roman" w:eastAsia="FangSong" w:cs="Times New Roman"/>
-        </w:rPr>
         <w:t>化学竞赛初赛讲义</w:t>
-      </w:r>
-      <w:r>
-        <w:rPr>
-          <w:rFonts w:hint="eastAsia" w:ascii="Times New Roman" w:hAnsi="Times New Roman" w:eastAsia="Times New Roman" w:cs="Times New Roman"/>
-        </w:rPr>
-        <w:t>·</w:t>
-      </w:r>
-      <w:r>
-        <w:rPr>
-          <w:rFonts w:hint="eastAsia" w:ascii="Times New Roman" w:hAnsi="Times New Roman" w:eastAsia="FangSong" w:cs="Times New Roman"/>
-        </w:rPr>
-        <w:t>第</w:t>
-      </w:r>
-      <w:r>
-        <w:rPr>
-          <w:rFonts w:hint="eastAsia" w:ascii="Times New Roman" w:hAnsi="Times New Roman" w:eastAsia="Times New Roman" w:cs="Times New Roman"/>
-        </w:rPr>
-        <w:t>7</w:t>
-      </w:r>
-      <w:r>
-        <w:rPr>
-          <w:rFonts w:hint="eastAsia" w:ascii="Times New Roman" w:hAnsi="Times New Roman" w:eastAsia="FangSong" w:cs="Times New Roman"/>
-        </w:rPr>
-        <w:t>讲</w:t>
-      </w:r>
-      <w:r>
-        <w:rPr>
-          <w:rFonts w:hint="eastAsia" w:ascii="Times New Roman" w:hAnsi="Times New Roman" w:eastAsia="Times New Roman" w:cs="Times New Roman"/>
-        </w:rPr>
-        <w:t>·</w:t>
-      </w:r>
-      <w:r>
-        <w:rPr>
-          <w:rFonts w:hint="eastAsia" w:ascii="Times New Roman" w:hAnsi="Times New Roman" w:eastAsia="FangSong" w:cs="Times New Roman"/>
-        </w:rPr>
-        <w:t>晶体结构</w:t>
       </w:r>
     </w:p>
     <w:p>
@@ -18406,10 +15722,8 @@
       <w:r>
         <w:rPr>
           <w:rFonts w:hint="eastAsia" w:ascii="Times New Roman" w:hAnsi="Times New Roman" w:eastAsia="FangSong" w:cs="Times New Roman"/>
-          <w:b/>
-          <w:bCs/>
-        </w:rPr>
-        <w:t xml:space="preserve">题源</w:t>
+        </w:rPr>
+        <w:t>来源</w:t>
       </w:r>
       <w:r>
         <w:rPr>
@@ -18421,139 +15735,7 @@
         <w:rPr>
           <w:rFonts w:hint="eastAsia" w:ascii="Times New Roman" w:hAnsi="Times New Roman" w:eastAsia="FangSong" w:cs="Times New Roman"/>
         </w:rPr>
-        <w:t>题</w:t>
-      </w:r>
-      <w:r>
-        <w:rPr>
-          <w:rFonts w:hint="eastAsia" w:ascii="Times New Roman" w:hAnsi="Times New Roman" w:eastAsia="Times New Roman" w:cs="Times New Roman"/>
-        </w:rPr>
-        <w:t>-048-</w:t>
-      </w:r>
-      <w:r>
-        <w:rPr>
-          <w:rFonts w:hint="eastAsia" w:ascii="Times New Roman" w:hAnsi="Times New Roman" w:eastAsia="FangSong" w:cs="Times New Roman"/>
-        </w:rPr>
-        <w:t>上海中学</w:t>
-      </w:r>
-      <w:r>
-        <w:rPr>
-          <w:rFonts w:hint="eastAsia" w:ascii="Times New Roman" w:hAnsi="Times New Roman" w:eastAsia="Times New Roman" w:cs="Times New Roman"/>
-        </w:rPr>
-        <w:t>-</w:t>
-      </w:r>
-      <w:r>
-        <w:rPr>
-          <w:rFonts w:hint="eastAsia" w:ascii="Times New Roman" w:hAnsi="Times New Roman" w:eastAsia="FangSong" w:cs="Times New Roman"/>
-        </w:rPr>
-        <w:t>金属键与金属晶体</w:t>
-      </w:r>
-      <w:r>
-        <w:rPr>
-          <w:rFonts w:hint="eastAsia" w:ascii="Times New Roman" w:hAnsi="Times New Roman" w:eastAsia="Times New Roman" w:cs="Times New Roman"/>
-        </w:rPr>
-        <w:t>-</w:t>
-      </w:r>
-      <w:r>
-        <w:rPr>
-          <w:rFonts w:hint="eastAsia" w:ascii="Times New Roman" w:hAnsi="Times New Roman" w:eastAsia="FangSong" w:cs="Times New Roman"/>
-        </w:rPr>
-        <w:t>习题</w:t>
-      </w:r>
-      <w:r>
-        <w:rPr>
-          <w:rFonts w:hint="eastAsia" w:ascii="Times New Roman" w:hAnsi="Times New Roman" w:eastAsia="Times New Roman" w:cs="Times New Roman"/>
-        </w:rPr>
-        <w:t>4</w:t>
-      </w:r>
-      <w:r>
-        <w:rPr>
-          <w:rFonts w:ascii="Times New Roman" w:hAnsi="Times New Roman" w:eastAsia="Times New Roman" w:cs="Times New Roman"/>
-        </w:rPr>
-        <w:t xml:space="preserve"> </w:t>
-      </w:r>
-      <w:r>
-        <w:rPr>
-          <w:rFonts w:hint="eastAsia" w:ascii="Times New Roman" w:hAnsi="Times New Roman" w:eastAsia="Times New Roman" w:cs="Times New Roman"/>
-        </w:rPr>
-        <w:t xml:space="preserve">｜</w:t>
-      </w:r>
-      <w:r>
-        <w:rPr>
-          <w:rFonts w:ascii="Times New Roman" w:hAnsi="Times New Roman" w:eastAsia="Times New Roman" w:cs="Times New Roman"/>
-        </w:rPr>
-        <w:t xml:space="preserve"> </w:t>
-      </w:r>
-      <w:r>
-        <w:rPr>
-          <w:rFonts w:hint="eastAsia" w:ascii="Times New Roman" w:hAnsi="Times New Roman" w:eastAsia="FangSong" w:cs="Times New Roman"/>
-        </w:rPr>
         <w:t>上海中学竞赛课程</w:t>
-      </w:r>
-      <w:r>
-        <w:rPr>
-          <w:rFonts w:hint="eastAsia" w:ascii="Times New Roman" w:hAnsi="Times New Roman" w:eastAsia="Times New Roman" w:cs="Times New Roman"/>
-        </w:rPr>
-        <w:t>·</w:t>
-      </w:r>
-      <w:r>
-        <w:rPr>
-          <w:rFonts w:hint="eastAsia" w:ascii="Times New Roman" w:hAnsi="Times New Roman" w:eastAsia="FangSong" w:cs="Times New Roman"/>
-        </w:rPr>
-        <w:t>化学</w:t>
-      </w:r>
-      <w:r>
-        <w:rPr>
-          <w:rFonts w:hint="eastAsia" w:ascii="Times New Roman" w:hAnsi="Times New Roman" w:eastAsia="Times New Roman" w:cs="Times New Roman"/>
-        </w:rPr>
-        <w:t>·</w:t>
-      </w:r>
-      <w:r>
-        <w:rPr>
-          <w:rFonts w:hint="eastAsia" w:ascii="Times New Roman" w:hAnsi="Times New Roman" w:eastAsia="FangSong" w:cs="Times New Roman"/>
-        </w:rPr>
-        <w:t>第</w:t>
-      </w:r>
-      <w:r>
-        <w:rPr>
-          <w:rFonts w:hint="eastAsia" w:ascii="Times New Roman" w:hAnsi="Times New Roman" w:eastAsia="Times New Roman" w:cs="Times New Roman"/>
-        </w:rPr>
-        <w:t>1</w:t>
-      </w:r>
-      <w:r>
-        <w:rPr>
-          <w:rFonts w:hint="eastAsia" w:ascii="Times New Roman" w:hAnsi="Times New Roman" w:eastAsia="FangSong" w:cs="Times New Roman"/>
-        </w:rPr>
-        <w:t>分册</w:t>
-      </w:r>
-      <w:r>
-        <w:rPr>
-          <w:rFonts w:hint="eastAsia" w:ascii="Times New Roman" w:hAnsi="Times New Roman" w:eastAsia="Times New Roman" w:cs="Times New Roman"/>
-        </w:rPr>
-        <w:t>·</w:t>
-      </w:r>
-      <w:r>
-        <w:rPr>
-          <w:rFonts w:hint="eastAsia" w:ascii="Times New Roman" w:hAnsi="Times New Roman" w:eastAsia="FangSong" w:cs="Times New Roman"/>
-        </w:rPr>
-        <w:t>第七讲</w:t>
-      </w:r>
-      <w:r>
-        <w:rPr>
-          <w:rFonts w:hint="eastAsia" w:ascii="Times New Roman" w:hAnsi="Times New Roman" w:eastAsia="Times New Roman" w:cs="Times New Roman"/>
-        </w:rPr>
-        <w:t>（</w:t>
-      </w:r>
-      <w:r>
-        <w:rPr>
-          <w:rFonts w:hint="eastAsia" w:ascii="Times New Roman" w:hAnsi="Times New Roman" w:eastAsia="FangSong" w:cs="Times New Roman"/>
-        </w:rPr>
-        <w:t>金属键与金属晶体</w:t>
-      </w:r>
-      <w:r>
-        <w:rPr>
-          <w:rFonts w:hint="eastAsia" w:ascii="Times New Roman" w:hAnsi="Times New Roman" w:eastAsia="Times New Roman" w:cs="Times New Roman"/>
-        </w:rPr>
-        <w:t>）</w:t>
       </w:r>
     </w:p>
     <w:p>
@@ -19253,10 +16435,8 @@
       <w:r>
         <w:rPr>
           <w:rFonts w:hint="eastAsia" w:ascii="Times New Roman" w:hAnsi="Times New Roman" w:eastAsia="FangSong" w:cs="Times New Roman"/>
-          <w:b/>
-          <w:bCs/>
-        </w:rPr>
-        <w:t xml:space="preserve">题源</w:t>
+        </w:rPr>
+        <w:t>来源</w:t>
       </w:r>
       <w:r>
         <w:rPr>
@@ -19268,61 +16448,7 @@
         <w:rPr>
           <w:rFonts w:hint="eastAsia" w:ascii="Times New Roman" w:hAnsi="Times New Roman" w:eastAsia="FangSong" w:cs="Times New Roman"/>
         </w:rPr>
-        <w:t>题</w:t>
-      </w:r>
-      <w:r>
-        <w:rPr>
-          <w:rFonts w:hint="eastAsia" w:ascii="Times New Roman" w:hAnsi="Times New Roman" w:eastAsia="Times New Roman" w:cs="Times New Roman"/>
-        </w:rPr>
-        <w:t>-WCh20.F04-</w:t>
-      </w:r>
-      <w:r>
-        <w:rPr>
-          <w:rFonts w:hint="eastAsia" w:ascii="Times New Roman" w:hAnsi="Times New Roman" w:eastAsia="FangSong" w:cs="Times New Roman"/>
-        </w:rPr>
-        <w:t>平面四方形络合物</w:t>
-      </w:r>
-      <w:r>
-        <w:rPr>
-          <w:rFonts w:hint="eastAsia" w:ascii="Times New Roman" w:hAnsi="Times New Roman" w:eastAsia="Times New Roman" w:cs="Times New Roman"/>
-        </w:rPr>
-        <w:t>MO</w:t>
-      </w:r>
-      <w:r>
-        <w:rPr>
-          <w:rFonts w:ascii="Times New Roman" w:hAnsi="Times New Roman" w:eastAsia="Times New Roman" w:cs="Times New Roman"/>
-        </w:rPr>
-        <w:t xml:space="preserve"> </w:t>
-      </w:r>
-      <w:r>
-        <w:rPr>
-          <w:rFonts w:hint="eastAsia" w:ascii="Times New Roman" w:hAnsi="Times New Roman" w:eastAsia="Times New Roman" w:cs="Times New Roman"/>
-        </w:rPr>
-        <w:t xml:space="preserve">｜</w:t>
-      </w:r>
-      <w:r>
-        <w:rPr>
-          <w:rFonts w:ascii="Times New Roman" w:hAnsi="Times New Roman" w:eastAsia="Times New Roman" w:cs="Times New Roman"/>
-        </w:rPr>
-        <w:t xml:space="preserve"> </w:t>
-      </w:r>
-      <w:r>
-        <w:rPr>
-          <w:rFonts w:hint="eastAsia" w:ascii="Times New Roman" w:hAnsi="Times New Roman" w:eastAsia="FangSong" w:cs="Times New Roman"/>
-        </w:rPr>
-        <w:t>无机化学第</w:t>
-      </w:r>
-      <w:r>
-        <w:rPr>
-          <w:rFonts w:hint="eastAsia" w:ascii="Times New Roman" w:hAnsi="Times New Roman" w:eastAsia="Times New Roman" w:cs="Times New Roman"/>
-        </w:rPr>
-        <w:t>6</w:t>
-      </w:r>
-      <w:r>
-        <w:rPr>
-          <w:rFonts w:hint="eastAsia" w:ascii="Times New Roman" w:hAnsi="Times New Roman" w:eastAsia="FangSong" w:cs="Times New Roman"/>
-        </w:rPr>
-        <w:t>版</w:t>
+        <w:t>无机化学</w:t>
       </w:r>
       <w:r>
         <w:rPr>
@@ -19346,7 +16472,7 @@
         <w:rPr>
           <w:rFonts w:hint="eastAsia" w:ascii="Times New Roman" w:hAnsi="Times New Roman" w:eastAsia="Times New Roman" w:cs="Times New Roman"/>
         </w:rPr>
-        <w:t>20.4</w:t>
+        <w:t>20</w:t>
       </w:r>
     </w:p>
     <w:p>
@@ -19703,10 +16829,8 @@
       <w:r>
         <w:rPr>
           <w:rFonts w:hint="eastAsia" w:ascii="Times New Roman" w:hAnsi="Times New Roman" w:eastAsia="FangSong" w:cs="Times New Roman"/>
-          <w:b/>
-          <w:bCs/>
-        </w:rPr>
-        <w:t xml:space="preserve">题源</w:t>
+        </w:rPr>
+        <w:t>来源</w:t>
       </w:r>
       <w:r>
         <w:rPr>
@@ -19718,55 +16842,7 @@
         <w:rPr>
           <w:rFonts w:hint="eastAsia" w:ascii="Times New Roman" w:hAnsi="Times New Roman" w:eastAsia="FangSong" w:cs="Times New Roman"/>
         </w:rPr>
-        <w:t>题</w:t>
-      </w:r>
-      <w:r>
-        <w:rPr>
-          <w:rFonts w:hint="eastAsia" w:ascii="Times New Roman" w:hAnsi="Times New Roman" w:eastAsia="Times New Roman" w:cs="Times New Roman"/>
-        </w:rPr>
-        <w:t>-WCh20.F10-</w:t>
-      </w:r>
-      <w:r>
-        <w:rPr>
-          <w:rFonts w:hint="eastAsia" w:ascii="Times New Roman" w:hAnsi="Times New Roman" w:eastAsia="FangSong" w:cs="Times New Roman"/>
-        </w:rPr>
-        <w:t>自旋交叉络合物应用</w:t>
-      </w:r>
-      <w:r>
-        <w:rPr>
-          <w:rFonts w:ascii="Times New Roman" w:hAnsi="Times New Roman" w:eastAsia="Times New Roman" w:cs="Times New Roman"/>
-        </w:rPr>
-        <w:t xml:space="preserve"> </w:t>
-      </w:r>
-      <w:r>
-        <w:rPr>
-          <w:rFonts w:hint="eastAsia" w:ascii="Times New Roman" w:hAnsi="Times New Roman" w:eastAsia="Times New Roman" w:cs="Times New Roman"/>
-        </w:rPr>
-        <w:t xml:space="preserve">｜</w:t>
-      </w:r>
-      <w:r>
-        <w:rPr>
-          <w:rFonts w:ascii="Times New Roman" w:hAnsi="Times New Roman" w:eastAsia="Times New Roman" w:cs="Times New Roman"/>
-        </w:rPr>
-        <w:t xml:space="preserve"> </w:t>
-      </w:r>
-      <w:r>
-        <w:rPr>
-          <w:rFonts w:hint="eastAsia" w:ascii="Times New Roman" w:hAnsi="Times New Roman" w:eastAsia="FangSong" w:cs="Times New Roman"/>
-        </w:rPr>
-        <w:t>无机化学第</w:t>
-      </w:r>
-      <w:r>
-        <w:rPr>
-          <w:rFonts w:hint="eastAsia" w:ascii="Times New Roman" w:hAnsi="Times New Roman" w:eastAsia="Times New Roman" w:cs="Times New Roman"/>
-        </w:rPr>
-        <w:t>6</w:t>
-      </w:r>
-      <w:r>
-        <w:rPr>
-          <w:rFonts w:hint="eastAsia" w:ascii="Times New Roman" w:hAnsi="Times New Roman" w:eastAsia="FangSong" w:cs="Times New Roman"/>
-        </w:rPr>
-        <w:t>版</w:t>
+        <w:t>无机化学</w:t>
       </w:r>
       <w:r>
         <w:rPr>
@@ -19790,7 +16866,7 @@
         <w:rPr>
           <w:rFonts w:hint="eastAsia" w:ascii="Times New Roman" w:hAnsi="Times New Roman" w:eastAsia="Times New Roman" w:cs="Times New Roman"/>
         </w:rPr>
-        <w:t>20.10</w:t>
+        <w:t>20</w:t>
       </w:r>
     </w:p>
     <w:p>
@@ -20029,10 +17105,8 @@
       <w:r>
         <w:rPr>
           <w:rFonts w:hint="eastAsia" w:ascii="Times New Roman" w:hAnsi="Times New Roman" w:eastAsia="FangSong" w:cs="Times New Roman"/>
-          <w:b/>
-          <w:bCs/>
-        </w:rPr>
-        <w:t xml:space="preserve">题源</w:t>
+        </w:rPr>
+        <w:t>来源</w:t>
       </w:r>
       <w:r>
         <w:rPr>
@@ -20044,55 +17118,7 @@
         <w:rPr>
           <w:rFonts w:hint="eastAsia" w:ascii="Times New Roman" w:hAnsi="Times New Roman" w:eastAsia="FangSong" w:cs="Times New Roman"/>
         </w:rPr>
-        <w:t>题</w:t>
-      </w:r>
-      <w:r>
-        <w:rPr>
-          <w:rFonts w:hint="eastAsia" w:ascii="Times New Roman" w:hAnsi="Times New Roman" w:eastAsia="Times New Roman" w:cs="Times New Roman"/>
-        </w:rPr>
-        <w:t>-WCh20.F09-MLCT</w:t>
-      </w:r>
-      <w:r>
-        <w:rPr>
-          <w:rFonts w:hint="eastAsia" w:ascii="Times New Roman" w:hAnsi="Times New Roman" w:eastAsia="FangSong" w:cs="Times New Roman"/>
-        </w:rPr>
-        <w:t>谱带溶剂效应</w:t>
-      </w:r>
-      <w:r>
-        <w:rPr>
-          <w:rFonts w:ascii="Times New Roman" w:hAnsi="Times New Roman" w:eastAsia="Times New Roman" w:cs="Times New Roman"/>
-        </w:rPr>
-        <w:t xml:space="preserve"> </w:t>
-      </w:r>
-      <w:r>
-        <w:rPr>
-          <w:rFonts w:hint="eastAsia" w:ascii="Times New Roman" w:hAnsi="Times New Roman" w:eastAsia="Times New Roman" w:cs="Times New Roman"/>
-        </w:rPr>
-        <w:t xml:space="preserve">｜</w:t>
-      </w:r>
-      <w:r>
-        <w:rPr>
-          <w:rFonts w:ascii="Times New Roman" w:hAnsi="Times New Roman" w:eastAsia="Times New Roman" w:cs="Times New Roman"/>
-        </w:rPr>
-        <w:t xml:space="preserve"> </w:t>
-      </w:r>
-      <w:r>
-        <w:rPr>
-          <w:rFonts w:hint="eastAsia" w:ascii="Times New Roman" w:hAnsi="Times New Roman" w:eastAsia="FangSong" w:cs="Times New Roman"/>
-        </w:rPr>
-        <w:t>无机化学第</w:t>
-      </w:r>
-      <w:r>
-        <w:rPr>
-          <w:rFonts w:hint="eastAsia" w:ascii="Times New Roman" w:hAnsi="Times New Roman" w:eastAsia="Times New Roman" w:cs="Times New Roman"/>
-        </w:rPr>
-        <w:t>6</w:t>
-      </w:r>
-      <w:r>
-        <w:rPr>
-          <w:rFonts w:hint="eastAsia" w:ascii="Times New Roman" w:hAnsi="Times New Roman" w:eastAsia="FangSong" w:cs="Times New Roman"/>
-        </w:rPr>
-        <w:t>版</w:t>
+        <w:t>无机化学</w:t>
       </w:r>
       <w:r>
         <w:rPr>
@@ -20116,7 +17142,7 @@
         <w:rPr>
           <w:rFonts w:hint="eastAsia" w:ascii="Times New Roman" w:hAnsi="Times New Roman" w:eastAsia="Times New Roman" w:cs="Times New Roman"/>
         </w:rPr>
-        <w:t>20.9</w:t>
+        <w:t>20</w:t>
       </w:r>
     </w:p>
     <w:p>
@@ -20831,10 +17857,8 @@
       <w:r>
         <w:rPr>
           <w:rFonts w:hint="eastAsia" w:ascii="Times New Roman" w:hAnsi="Times New Roman" w:eastAsia="FangSong" w:cs="Times New Roman"/>
-          <w:b/>
-          <w:bCs/>
-        </w:rPr>
-        <w:t xml:space="preserve">题源</w:t>
+        </w:rPr>
+        <w:t>来源</w:t>
       </w:r>
       <w:r>
         <w:rPr>
@@ -20846,55 +17870,7 @@
         <w:rPr>
           <w:rFonts w:hint="eastAsia" w:ascii="Times New Roman" w:hAnsi="Times New Roman" w:eastAsia="FangSong" w:cs="Times New Roman"/>
         </w:rPr>
-        <w:t>题</w:t>
-      </w:r>
-      <w:r>
-        <w:rPr>
-          <w:rFonts w:hint="eastAsia" w:ascii="Times New Roman" w:hAnsi="Times New Roman" w:eastAsia="Times New Roman" w:cs="Times New Roman"/>
-        </w:rPr>
-        <w:t>-WCh20.F07-</w:t>
-      </w:r>
-      <w:r>
-        <w:rPr>
-          <w:rFonts w:hint="eastAsia" w:ascii="Times New Roman" w:hAnsi="Times New Roman" w:eastAsia="FangSong" w:cs="Times New Roman"/>
-        </w:rPr>
-        <w:t>三角双锥配体位点</w:t>
-      </w:r>
-      <w:r>
-        <w:rPr>
-          <w:rFonts w:ascii="Times New Roman" w:hAnsi="Times New Roman" w:eastAsia="Times New Roman" w:cs="Times New Roman"/>
-        </w:rPr>
-        <w:t xml:space="preserve"> </w:t>
-      </w:r>
-      <w:r>
-        <w:rPr>
-          <w:rFonts w:hint="eastAsia" w:ascii="Times New Roman" w:hAnsi="Times New Roman" w:eastAsia="Times New Roman" w:cs="Times New Roman"/>
-        </w:rPr>
-        <w:t xml:space="preserve">｜</w:t>
-      </w:r>
-      <w:r>
-        <w:rPr>
-          <w:rFonts w:ascii="Times New Roman" w:hAnsi="Times New Roman" w:eastAsia="Times New Roman" w:cs="Times New Roman"/>
-        </w:rPr>
-        <w:t xml:space="preserve"> </w:t>
-      </w:r>
-      <w:r>
-        <w:rPr>
-          <w:rFonts w:hint="eastAsia" w:ascii="Times New Roman" w:hAnsi="Times New Roman" w:eastAsia="FangSong" w:cs="Times New Roman"/>
-        </w:rPr>
-        <w:t>无机化学第</w:t>
-      </w:r>
-      <w:r>
-        <w:rPr>
-          <w:rFonts w:hint="eastAsia" w:ascii="Times New Roman" w:hAnsi="Times New Roman" w:eastAsia="Times New Roman" w:cs="Times New Roman"/>
-        </w:rPr>
-        <w:t>6</w:t>
-      </w:r>
-      <w:r>
-        <w:rPr>
-          <w:rFonts w:hint="eastAsia" w:ascii="Times New Roman" w:hAnsi="Times New Roman" w:eastAsia="FangSong" w:cs="Times New Roman"/>
-        </w:rPr>
-        <w:t>版</w:t>
+        <w:t>无机化学</w:t>
       </w:r>
       <w:r>
         <w:rPr>
@@ -20918,7 +17894,7 @@
         <w:rPr>
           <w:rFonts w:hint="eastAsia" w:ascii="Times New Roman" w:hAnsi="Times New Roman" w:eastAsia="Times New Roman" w:cs="Times New Roman"/>
         </w:rPr>
-        <w:t>20.7</w:t>
+        <w:t>20</w:t>
       </w:r>
     </w:p>
     <w:p>
@@ -21133,10 +18109,8 @@
       <w:r>
         <w:rPr>
           <w:rFonts w:hint="eastAsia" w:ascii="Times New Roman" w:hAnsi="Times New Roman" w:eastAsia="FangSong" w:cs="Times New Roman"/>
-          <w:b/>
-          <w:bCs/>
-        </w:rPr>
-        <w:t xml:space="preserve">题源</w:t>
+        </w:rPr>
+        <w:t>来源</w:t>
       </w:r>
       <w:r>
         <w:rPr>
@@ -21148,55 +18122,7 @@
         <w:rPr>
           <w:rFonts w:hint="eastAsia" w:ascii="Times New Roman" w:hAnsi="Times New Roman" w:eastAsia="FangSong" w:cs="Times New Roman"/>
         </w:rPr>
-        <w:t>题</w:t>
-      </w:r>
-      <w:r>
-        <w:rPr>
-          <w:rFonts w:hint="eastAsia" w:ascii="Times New Roman" w:hAnsi="Times New Roman" w:eastAsia="Times New Roman" w:cs="Times New Roman"/>
-        </w:rPr>
-        <w:t>-WCh20.F05-</w:t>
-      </w:r>
-      <w:r>
-        <w:rPr>
-          <w:rFonts w:hint="eastAsia" w:ascii="Times New Roman" w:hAnsi="Times New Roman" w:eastAsia="FangSong" w:cs="Times New Roman"/>
-        </w:rPr>
-        <w:t>四方畸变与线性络合物</w:t>
-      </w:r>
-      <w:r>
-        <w:rPr>
-          <w:rFonts w:ascii="Times New Roman" w:hAnsi="Times New Roman" w:eastAsia="Times New Roman" w:cs="Times New Roman"/>
-        </w:rPr>
-        <w:t xml:space="preserve"> </w:t>
-      </w:r>
-      <w:r>
-        <w:rPr>
-          <w:rFonts w:hint="eastAsia" w:ascii="Times New Roman" w:hAnsi="Times New Roman" w:eastAsia="Times New Roman" w:cs="Times New Roman"/>
-        </w:rPr>
-        <w:t xml:space="preserve">｜</w:t>
-      </w:r>
-      <w:r>
-        <w:rPr>
-          <w:rFonts w:ascii="Times New Roman" w:hAnsi="Times New Roman" w:eastAsia="Times New Roman" w:cs="Times New Roman"/>
-        </w:rPr>
-        <w:t xml:space="preserve"> </w:t>
-      </w:r>
-      <w:r>
-        <w:rPr>
-          <w:rFonts w:hint="eastAsia" w:ascii="Times New Roman" w:hAnsi="Times New Roman" w:eastAsia="FangSong" w:cs="Times New Roman"/>
-        </w:rPr>
-        <w:t>无机化学第</w:t>
-      </w:r>
-      <w:r>
-        <w:rPr>
-          <w:rFonts w:hint="eastAsia" w:ascii="Times New Roman" w:hAnsi="Times New Roman" w:eastAsia="Times New Roman" w:cs="Times New Roman"/>
-        </w:rPr>
-        <w:t>6</w:t>
-      </w:r>
-      <w:r>
-        <w:rPr>
-          <w:rFonts w:hint="eastAsia" w:ascii="Times New Roman" w:hAnsi="Times New Roman" w:eastAsia="FangSong" w:cs="Times New Roman"/>
-        </w:rPr>
-        <w:t>版</w:t>
+        <w:t>无机化学</w:t>
       </w:r>
       <w:r>
         <w:rPr>
@@ -21220,7 +18146,7 @@
         <w:rPr>
           <w:rFonts w:hint="eastAsia" w:ascii="Times New Roman" w:hAnsi="Times New Roman" w:eastAsia="Times New Roman" w:cs="Times New Roman"/>
         </w:rPr>
-        <w:t>20.5</w:t>
+        <w:t>20</w:t>
       </w:r>
     </w:p>
     <w:p>
@@ -21453,10 +18379,8 @@
       <w:r>
         <w:rPr>
           <w:rFonts w:hint="eastAsia" w:ascii="Times New Roman" w:hAnsi="Times New Roman" w:eastAsia="FangSong" w:cs="Times New Roman"/>
-          <w:b/>
-          <w:bCs/>
-        </w:rPr>
-        <w:t xml:space="preserve">题源</w:t>
+        </w:rPr>
+        <w:t>来源</w:t>
       </w:r>
       <w:r>
         <w:rPr>
@@ -21468,55 +18392,7 @@
         <w:rPr>
           <w:rFonts w:hint="eastAsia" w:ascii="Times New Roman" w:hAnsi="Times New Roman" w:eastAsia="FangSong" w:cs="Times New Roman"/>
         </w:rPr>
-        <w:t>题</w:t>
-      </w:r>
-      <w:r>
-        <w:rPr>
-          <w:rFonts w:hint="eastAsia" w:ascii="Times New Roman" w:hAnsi="Times New Roman" w:eastAsia="Times New Roman" w:cs="Times New Roman"/>
-        </w:rPr>
-        <w:t>-WCh20.F06-</w:t>
-      </w:r>
-      <w:r>
-        <w:rPr>
-          <w:rFonts w:hint="eastAsia" w:ascii="Times New Roman" w:hAnsi="Times New Roman" w:eastAsia="FangSong" w:cs="Times New Roman"/>
-        </w:rPr>
-        <w:t>三棱柱六配位对称性</w:t>
-      </w:r>
-      <w:r>
-        <w:rPr>
-          <w:rFonts w:ascii="Times New Roman" w:hAnsi="Times New Roman" w:eastAsia="Times New Roman" w:cs="Times New Roman"/>
-        </w:rPr>
-        <w:t xml:space="preserve"> </w:t>
-      </w:r>
-      <w:r>
-        <w:rPr>
-          <w:rFonts w:hint="eastAsia" w:ascii="Times New Roman" w:hAnsi="Times New Roman" w:eastAsia="Times New Roman" w:cs="Times New Roman"/>
-        </w:rPr>
-        <w:t xml:space="preserve">｜</w:t>
-      </w:r>
-      <w:r>
-        <w:rPr>
-          <w:rFonts w:ascii="Times New Roman" w:hAnsi="Times New Roman" w:eastAsia="Times New Roman" w:cs="Times New Roman"/>
-        </w:rPr>
-        <w:t xml:space="preserve"> </w:t>
-      </w:r>
-      <w:r>
-        <w:rPr>
-          <w:rFonts w:hint="eastAsia" w:ascii="Times New Roman" w:hAnsi="Times New Roman" w:eastAsia="FangSong" w:cs="Times New Roman"/>
-        </w:rPr>
-        <w:t>无机化学第</w:t>
-      </w:r>
-      <w:r>
-        <w:rPr>
-          <w:rFonts w:hint="eastAsia" w:ascii="Times New Roman" w:hAnsi="Times New Roman" w:eastAsia="Times New Roman" w:cs="Times New Roman"/>
-        </w:rPr>
-        <w:t>6</w:t>
-      </w:r>
-      <w:r>
-        <w:rPr>
-          <w:rFonts w:hint="eastAsia" w:ascii="Times New Roman" w:hAnsi="Times New Roman" w:eastAsia="FangSong" w:cs="Times New Roman"/>
-        </w:rPr>
-        <w:t>版</w:t>
+        <w:t>无机化学</w:t>
       </w:r>
       <w:r>
         <w:rPr>
@@ -21540,7 +18416,7 @@
         <w:rPr>
           <w:rFonts w:hint="eastAsia" w:ascii="Times New Roman" w:hAnsi="Times New Roman" w:eastAsia="Times New Roman" w:cs="Times New Roman"/>
         </w:rPr>
-        <w:t>20.6</w:t>
+        <w:t>20</w:t>
       </w:r>
     </w:p>
     <w:p>
@@ -21910,10 +18786,8 @@
       <w:r>
         <w:rPr>
           <w:rFonts w:hint="eastAsia" w:ascii="Times New Roman" w:hAnsi="Times New Roman" w:eastAsia="FangSong" w:cs="Times New Roman"/>
-          <w:b/>
-          <w:bCs/>
-        </w:rPr>
-        <w:t xml:space="preserve">题源</w:t>
+        </w:rPr>
+        <w:t>来源</w:t>
       </w:r>
       <w:r>
         <w:rPr>
@@ -21925,55 +18799,7 @@
         <w:rPr>
           <w:rFonts w:hint="eastAsia" w:ascii="Times New Roman" w:hAnsi="Times New Roman" w:eastAsia="FangSong" w:cs="Times New Roman"/>
         </w:rPr>
-        <w:t>题</w:t>
-      </w:r>
-      <w:r>
-        <w:rPr>
-          <w:rFonts w:hint="eastAsia" w:ascii="Times New Roman" w:hAnsi="Times New Roman" w:eastAsia="Times New Roman" w:cs="Times New Roman"/>
-        </w:rPr>
-        <w:t>-WCh21.19-CrII</w:t>
-      </w:r>
-      <w:r>
-        <w:rPr>
-          <w:rFonts w:hint="eastAsia" w:ascii="Times New Roman" w:hAnsi="Times New Roman" w:eastAsia="FangSong" w:cs="Times New Roman"/>
-        </w:rPr>
-        <w:t>还原速率差异机理</w:t>
-      </w:r>
-      <w:r>
-        <w:rPr>
-          <w:rFonts w:ascii="Times New Roman" w:hAnsi="Times New Roman" w:eastAsia="Times New Roman" w:cs="Times New Roman"/>
-        </w:rPr>
-        <w:t xml:space="preserve"> </w:t>
-      </w:r>
-      <w:r>
-        <w:rPr>
-          <w:rFonts w:hint="eastAsia" w:ascii="Times New Roman" w:hAnsi="Times New Roman" w:eastAsia="Times New Roman" w:cs="Times New Roman"/>
-        </w:rPr>
-        <w:t xml:space="preserve">｜</w:t>
-      </w:r>
-      <w:r>
-        <w:rPr>
-          <w:rFonts w:ascii="Times New Roman" w:hAnsi="Times New Roman" w:eastAsia="Times New Roman" w:cs="Times New Roman"/>
-        </w:rPr>
-        <w:t xml:space="preserve"> </w:t>
-      </w:r>
-      <w:r>
-        <w:rPr>
-          <w:rFonts w:hint="eastAsia" w:ascii="Times New Roman" w:hAnsi="Times New Roman" w:eastAsia="FangSong" w:cs="Times New Roman"/>
-        </w:rPr>
-        <w:t>无机化学第</w:t>
-      </w:r>
-      <w:r>
-        <w:rPr>
-          <w:rFonts w:hint="eastAsia" w:ascii="Times New Roman" w:hAnsi="Times New Roman" w:eastAsia="Times New Roman" w:cs="Times New Roman"/>
-        </w:rPr>
-        <w:t>6</w:t>
-      </w:r>
-      <w:r>
-        <w:rPr>
-          <w:rFonts w:hint="eastAsia" w:ascii="Times New Roman" w:hAnsi="Times New Roman" w:eastAsia="FangSong" w:cs="Times New Roman"/>
-        </w:rPr>
-        <w:t>版</w:t>
+        <w:t>无机化学</w:t>
       </w:r>
       <w:r>
         <w:rPr>
@@ -21997,7 +18823,7 @@
         <w:rPr>
           <w:rFonts w:hint="eastAsia" w:ascii="Times New Roman" w:hAnsi="Times New Roman" w:eastAsia="Times New Roman" w:cs="Times New Roman"/>
         </w:rPr>
-        <w:t>21.19</w:t>
+        <w:t>21.1</w:t>
       </w:r>
     </w:p>
     <w:p>
@@ -22681,28 +19507,14 @@
       <w:r>
         <w:rPr>
           <w:rFonts w:hint="eastAsia" w:ascii="Times New Roman" w:hAnsi="Times New Roman" w:eastAsia="FangSong" w:cs="Times New Roman"/>
-          <w:b/>
-          <w:bCs/>
-        </w:rPr>
-        <w:t xml:space="preserve">题源</w:t>
-      </w:r>
-      <w:r>
-        <w:rPr>
-          <w:rFonts w:hint="eastAsia" w:ascii="Times New Roman" w:hAnsi="Times New Roman" w:eastAsia="Times New Roman" w:cs="Times New Roman"/>
-        </w:rPr>
-        <w:t>：</w:t>
-      </w:r>
-      <w:r>
-        <w:rPr>
-          <w:rFonts w:hint="eastAsia" w:ascii="Times New Roman" w:hAnsi="Times New Roman" w:eastAsia="FangSong" w:cs="Times New Roman"/>
-        </w:rPr>
-        <w:t>题</w:t>
-      </w:r>
-      <w:r>
-        <w:rPr>
-          <w:rFonts w:hint="eastAsia" w:ascii="Times New Roman" w:hAnsi="Times New Roman" w:eastAsia="Times New Roman" w:cs="Times New Roman"/>
-        </w:rPr>
-        <w:t>-027-</w:t>
+        </w:rPr>
+        <w:t>来源</w:t>
+      </w:r>
+      <w:r>
+        <w:rPr>
+          <w:rFonts w:hint="eastAsia" w:ascii="Times New Roman" w:hAnsi="Times New Roman" w:eastAsia="Times New Roman" w:cs="Times New Roman"/>
+        </w:rPr>
+        <w:t>：《</w:t>
       </w:r>
       <w:r>
         <w:rPr>
@@ -22714,103 +19526,25 @@
         <w:rPr>
           <w:rFonts w:hint="eastAsia" w:ascii="Times New Roman" w:hAnsi="Times New Roman" w:eastAsia="Times New Roman" w:cs="Times New Roman"/>
         </w:rPr>
-        <w:t>-</w:t>
-      </w:r>
-      <w:r>
-        <w:rPr>
-          <w:rFonts w:hint="eastAsia" w:ascii="Times New Roman" w:hAnsi="Times New Roman" w:eastAsia="FangSong" w:cs="Times New Roman"/>
-        </w:rPr>
-        <w:t>配位催化反应</w:t>
-      </w:r>
-      <w:r>
-        <w:rPr>
-          <w:rFonts w:hint="eastAsia" w:ascii="Times New Roman" w:hAnsi="Times New Roman" w:eastAsia="Times New Roman" w:cs="Times New Roman"/>
-        </w:rPr>
-        <w:t>-</w:t>
-      </w:r>
-      <w:r>
-        <w:rPr>
-          <w:rFonts w:hint="eastAsia" w:ascii="Times New Roman" w:hAnsi="Times New Roman" w:eastAsia="FangSong" w:cs="Times New Roman"/>
-        </w:rPr>
-        <w:t>习题</w:t>
-      </w:r>
-      <w:r>
-        <w:rPr>
-          <w:rFonts w:hint="eastAsia" w:ascii="Times New Roman" w:hAnsi="Times New Roman" w:eastAsia="Times New Roman" w:cs="Times New Roman"/>
-        </w:rPr>
-        <w:t>8.6</w:t>
-      </w:r>
-      <w:r>
-        <w:rPr>
-          <w:rFonts w:ascii="Times New Roman" w:hAnsi="Times New Roman" w:eastAsia="Times New Roman" w:cs="Times New Roman"/>
-        </w:rPr>
-        <w:t xml:space="preserve"> </w:t>
-      </w:r>
-      <w:r>
-        <w:rPr>
-          <w:rFonts w:hint="eastAsia" w:ascii="Times New Roman" w:hAnsi="Times New Roman" w:eastAsia="Times New Roman" w:cs="Times New Roman"/>
-        </w:rPr>
-        <w:t xml:space="preserve">｜</w:t>
-      </w:r>
-      <w:r>
-        <w:rPr>
-          <w:rFonts w:ascii="Times New Roman" w:hAnsi="Times New Roman" w:eastAsia="Times New Roman" w:cs="Times New Roman"/>
-        </w:rPr>
-        <w:t xml:space="preserve"> </w:t>
-      </w:r>
-      <w:r>
-        <w:rPr>
-          <w:rFonts w:hint="eastAsia" w:ascii="Times New Roman" w:hAnsi="Times New Roman" w:eastAsia="FangSong" w:cs="Times New Roman"/>
-        </w:rPr>
-        <w:t xml:space="preserve">项斯芬</w:t>
-      </w:r>
-      <w:r>
-        <w:rPr>
-          <w:rFonts w:ascii="Times New Roman" w:hAnsi="Times New Roman" w:eastAsia="Times New Roman" w:cs="Times New Roman"/>
-        </w:rPr>
-        <w:t xml:space="preserve"> </w:t>
-      </w:r>
-      <w:r>
-        <w:rPr>
-          <w:rFonts w:hint="eastAsia" w:ascii="Times New Roman" w:hAnsi="Times New Roman" w:eastAsia="FangSong" w:cs="Times New Roman"/>
-        </w:rPr>
-        <w:t>姚光庆</w:t>
-      </w:r>
-      <w:r>
-        <w:rPr>
-          <w:rFonts w:hint="eastAsia" w:ascii="Times New Roman" w:hAnsi="Times New Roman" w:eastAsia="Times New Roman" w:cs="Times New Roman"/>
-        </w:rPr>
-        <w:t>《</w:t>
-      </w:r>
-      <w:r>
-        <w:rPr>
-          <w:rFonts w:hint="eastAsia" w:ascii="Times New Roman" w:hAnsi="Times New Roman" w:eastAsia="FangSong" w:cs="Times New Roman"/>
-        </w:rPr>
-        <w:t>中级无机化学</w:t>
-      </w:r>
-      <w:r>
-        <w:rPr>
-          <w:rFonts w:hint="eastAsia" w:ascii="Times New Roman" w:hAnsi="Times New Roman" w:eastAsia="Times New Roman" w:cs="Times New Roman"/>
-        </w:rPr>
         <w:t>》</w:t>
       </w:r>
       <w:r>
         <w:rPr>
-          <w:rFonts w:hint="eastAsia" w:ascii="Times New Roman" w:hAnsi="Times New Roman" w:eastAsia="FangSong" w:cs="Times New Roman"/>
-        </w:rPr>
-        <w:t>第</w:t>
-      </w:r>
-      <w:r>
-        <w:rPr>
-          <w:rFonts w:hint="eastAsia" w:ascii="Times New Roman" w:hAnsi="Times New Roman" w:eastAsia="Times New Roman" w:cs="Times New Roman"/>
-        </w:rPr>
-        <w:t>8</w:t>
-      </w:r>
-      <w:r>
-        <w:rPr>
-          <w:rFonts w:hint="eastAsia" w:ascii="Times New Roman" w:hAnsi="Times New Roman" w:eastAsia="FangSong" w:cs="Times New Roman"/>
-        </w:rPr>
-        <w:t>章</w:t>
+          <w:rFonts w:ascii="Times New Roman" w:hAnsi="Times New Roman" w:eastAsia="Times New Roman" w:cs="Times New Roman"/>
+        </w:rPr>
+        <w:t xml:space="preserve"> </w:t>
+      </w:r>
+      <w:r>
+        <w:rPr>
+          <w:rFonts w:hint="eastAsia" w:ascii="Times New Roman" w:hAnsi="Times New Roman" w:eastAsia="FangSong" w:cs="Times New Roman"/>
+        </w:rPr>
+        <w:t xml:space="preserve">习题</w:t>
+      </w:r>
+      <w:r>
+        <w:rPr>
+          <w:rFonts w:ascii="Times New Roman" w:hAnsi="Times New Roman" w:eastAsia="Times New Roman" w:cs="Times New Roman"/>
+        </w:rPr>
+        <w:t xml:space="preserve"> 8.6</w:t>
       </w:r>
     </w:p>
     <w:p>
@@ -23107,28 +19841,14 @@
       <w:r>
         <w:rPr>
           <w:rFonts w:hint="eastAsia" w:ascii="Times New Roman" w:hAnsi="Times New Roman" w:eastAsia="FangSong" w:cs="Times New Roman"/>
-          <w:b/>
-          <w:bCs/>
-        </w:rPr>
-        <w:t xml:space="preserve">题源</w:t>
-      </w:r>
-      <w:r>
-        <w:rPr>
-          <w:rFonts w:hint="eastAsia" w:ascii="Times New Roman" w:hAnsi="Times New Roman" w:eastAsia="Times New Roman" w:cs="Times New Roman"/>
-        </w:rPr>
-        <w:t>：</w:t>
-      </w:r>
-      <w:r>
-        <w:rPr>
-          <w:rFonts w:hint="eastAsia" w:ascii="Times New Roman" w:hAnsi="Times New Roman" w:eastAsia="FangSong" w:cs="Times New Roman"/>
-        </w:rPr>
-        <w:t>题</w:t>
-      </w:r>
-      <w:r>
-        <w:rPr>
-          <w:rFonts w:hint="eastAsia" w:ascii="Times New Roman" w:hAnsi="Times New Roman" w:eastAsia="Times New Roman" w:cs="Times New Roman"/>
-        </w:rPr>
-        <w:t>-022-</w:t>
+        </w:rPr>
+        <w:t>来源</w:t>
+      </w:r>
+      <w:r>
+        <w:rPr>
+          <w:rFonts w:hint="eastAsia" w:ascii="Times New Roman" w:hAnsi="Times New Roman" w:eastAsia="Times New Roman" w:cs="Times New Roman"/>
+        </w:rPr>
+        <w:t>：《</w:t>
       </w:r>
       <w:r>
         <w:rPr>
@@ -23140,103 +19860,25 @@
         <w:rPr>
           <w:rFonts w:hint="eastAsia" w:ascii="Times New Roman" w:hAnsi="Times New Roman" w:eastAsia="Times New Roman" w:cs="Times New Roman"/>
         </w:rPr>
-        <w:t>-</w:t>
-      </w:r>
-      <w:r>
-        <w:rPr>
-          <w:rFonts w:hint="eastAsia" w:ascii="Times New Roman" w:hAnsi="Times New Roman" w:eastAsia="FangSong" w:cs="Times New Roman"/>
-        </w:rPr>
-        <w:t>有机金属化学</w:t>
-      </w:r>
-      <w:r>
-        <w:rPr>
-          <w:rFonts w:hint="eastAsia" w:ascii="Times New Roman" w:hAnsi="Times New Roman" w:eastAsia="Times New Roman" w:cs="Times New Roman"/>
-        </w:rPr>
-        <w:t>-</w:t>
-      </w:r>
-      <w:r>
-        <w:rPr>
-          <w:rFonts w:hint="eastAsia" w:ascii="Times New Roman" w:hAnsi="Times New Roman" w:eastAsia="FangSong" w:cs="Times New Roman"/>
-        </w:rPr>
-        <w:t>习题</w:t>
-      </w:r>
-      <w:r>
-        <w:rPr>
-          <w:rFonts w:hint="eastAsia" w:ascii="Times New Roman" w:hAnsi="Times New Roman" w:eastAsia="Times New Roman" w:cs="Times New Roman"/>
-        </w:rPr>
-        <w:t>7.8</w:t>
-      </w:r>
-      <w:r>
-        <w:rPr>
-          <w:rFonts w:ascii="Times New Roman" w:hAnsi="Times New Roman" w:eastAsia="Times New Roman" w:cs="Times New Roman"/>
-        </w:rPr>
-        <w:t xml:space="preserve"> </w:t>
-      </w:r>
-      <w:r>
-        <w:rPr>
-          <w:rFonts w:hint="eastAsia" w:ascii="Times New Roman" w:hAnsi="Times New Roman" w:eastAsia="Times New Roman" w:cs="Times New Roman"/>
-        </w:rPr>
-        <w:t xml:space="preserve">｜</w:t>
-      </w:r>
-      <w:r>
-        <w:rPr>
-          <w:rFonts w:ascii="Times New Roman" w:hAnsi="Times New Roman" w:eastAsia="Times New Roman" w:cs="Times New Roman"/>
-        </w:rPr>
-        <w:t xml:space="preserve"> </w:t>
-      </w:r>
-      <w:r>
-        <w:rPr>
-          <w:rFonts w:hint="eastAsia" w:ascii="Times New Roman" w:hAnsi="Times New Roman" w:eastAsia="FangSong" w:cs="Times New Roman"/>
-        </w:rPr>
-        <w:t xml:space="preserve">项斯芬</w:t>
-      </w:r>
-      <w:r>
-        <w:rPr>
-          <w:rFonts w:ascii="Times New Roman" w:hAnsi="Times New Roman" w:eastAsia="Times New Roman" w:cs="Times New Roman"/>
-        </w:rPr>
-        <w:t xml:space="preserve"> </w:t>
-      </w:r>
-      <w:r>
-        <w:rPr>
-          <w:rFonts w:hint="eastAsia" w:ascii="Times New Roman" w:hAnsi="Times New Roman" w:eastAsia="FangSong" w:cs="Times New Roman"/>
-        </w:rPr>
-        <w:t>姚光庆</w:t>
-      </w:r>
-      <w:r>
-        <w:rPr>
-          <w:rFonts w:hint="eastAsia" w:ascii="Times New Roman" w:hAnsi="Times New Roman" w:eastAsia="Times New Roman" w:cs="Times New Roman"/>
-        </w:rPr>
-        <w:t>《</w:t>
-      </w:r>
-      <w:r>
-        <w:rPr>
-          <w:rFonts w:hint="eastAsia" w:ascii="Times New Roman" w:hAnsi="Times New Roman" w:eastAsia="FangSong" w:cs="Times New Roman"/>
-        </w:rPr>
-        <w:t>中级无机化学</w:t>
-      </w:r>
-      <w:r>
-        <w:rPr>
-          <w:rFonts w:hint="eastAsia" w:ascii="Times New Roman" w:hAnsi="Times New Roman" w:eastAsia="Times New Roman" w:cs="Times New Roman"/>
-        </w:rPr>
         <w:t>》</w:t>
       </w:r>
       <w:r>
         <w:rPr>
-          <w:rFonts w:hint="eastAsia" w:ascii="Times New Roman" w:hAnsi="Times New Roman" w:eastAsia="FangSong" w:cs="Times New Roman"/>
-        </w:rPr>
-        <w:t>第</w:t>
-      </w:r>
-      <w:r>
-        <w:rPr>
-          <w:rFonts w:hint="eastAsia" w:ascii="Times New Roman" w:hAnsi="Times New Roman" w:eastAsia="Times New Roman" w:cs="Times New Roman"/>
-        </w:rPr>
-        <w:t>7</w:t>
-      </w:r>
-      <w:r>
-        <w:rPr>
-          <w:rFonts w:hint="eastAsia" w:ascii="Times New Roman" w:hAnsi="Times New Roman" w:eastAsia="FangSong" w:cs="Times New Roman"/>
-        </w:rPr>
-        <w:t>章</w:t>
+          <w:rFonts w:ascii="Times New Roman" w:hAnsi="Times New Roman" w:eastAsia="Times New Roman" w:cs="Times New Roman"/>
+        </w:rPr>
+        <w:t xml:space="preserve"> </w:t>
+      </w:r>
+      <w:r>
+        <w:rPr>
+          <w:rFonts w:hint="eastAsia" w:ascii="Times New Roman" w:hAnsi="Times New Roman" w:eastAsia="FangSong" w:cs="Times New Roman"/>
+        </w:rPr>
+        <w:t xml:space="preserve">习题</w:t>
+      </w:r>
+      <w:r>
+        <w:rPr>
+          <w:rFonts w:ascii="Times New Roman" w:hAnsi="Times New Roman" w:eastAsia="Times New Roman" w:cs="Times New Roman"/>
+        </w:rPr>
+        <w:t xml:space="preserve"> 7.8</w:t>
       </w:r>
     </w:p>
     <w:p>
@@ -23649,28 +20291,14 @@
       <w:r>
         <w:rPr>
           <w:rFonts w:hint="eastAsia" w:ascii="Times New Roman" w:hAnsi="Times New Roman" w:eastAsia="FangSong" w:cs="Times New Roman"/>
-          <w:b/>
-          <w:bCs/>
-        </w:rPr>
-        <w:t xml:space="preserve">题源</w:t>
-      </w:r>
-      <w:r>
-        <w:rPr>
-          <w:rFonts w:hint="eastAsia" w:ascii="Times New Roman" w:hAnsi="Times New Roman" w:eastAsia="Times New Roman" w:cs="Times New Roman"/>
-        </w:rPr>
-        <w:t>：</w:t>
-      </w:r>
-      <w:r>
-        <w:rPr>
-          <w:rFonts w:hint="eastAsia" w:ascii="Times New Roman" w:hAnsi="Times New Roman" w:eastAsia="FangSong" w:cs="Times New Roman"/>
-        </w:rPr>
-        <w:t>题</w:t>
-      </w:r>
-      <w:r>
-        <w:rPr>
-          <w:rFonts w:hint="eastAsia" w:ascii="Times New Roman" w:hAnsi="Times New Roman" w:eastAsia="Times New Roman" w:cs="Times New Roman"/>
-        </w:rPr>
-        <w:t>-039-</w:t>
+        </w:rPr>
+        <w:t>来源</w:t>
+      </w:r>
+      <w:r>
+        <w:rPr>
+          <w:rFonts w:hint="eastAsia" w:ascii="Times New Roman" w:hAnsi="Times New Roman" w:eastAsia="Times New Roman" w:cs="Times New Roman"/>
+        </w:rPr>
+        <w:t>：《</w:t>
       </w:r>
       <w:r>
         <w:rPr>
@@ -23682,103 +20310,25 @@
         <w:rPr>
           <w:rFonts w:hint="eastAsia" w:ascii="Times New Roman" w:hAnsi="Times New Roman" w:eastAsia="Times New Roman" w:cs="Times New Roman"/>
         </w:rPr>
-        <w:t>-</w:t>
-      </w:r>
-      <w:r>
-        <w:rPr>
-          <w:rFonts w:hint="eastAsia" w:ascii="Times New Roman" w:hAnsi="Times New Roman" w:eastAsia="FangSong" w:cs="Times New Roman"/>
-        </w:rPr>
-        <w:t>无机固体化学</w:t>
-      </w:r>
-      <w:r>
-        <w:rPr>
-          <w:rFonts w:hint="eastAsia" w:ascii="Times New Roman" w:hAnsi="Times New Roman" w:eastAsia="Times New Roman" w:cs="Times New Roman"/>
-        </w:rPr>
-        <w:t>-</w:t>
-      </w:r>
-      <w:r>
-        <w:rPr>
-          <w:rFonts w:hint="eastAsia" w:ascii="Times New Roman" w:hAnsi="Times New Roman" w:eastAsia="FangSong" w:cs="Times New Roman"/>
-        </w:rPr>
-        <w:t>习题</w:t>
-      </w:r>
-      <w:r>
-        <w:rPr>
-          <w:rFonts w:hint="eastAsia" w:ascii="Times New Roman" w:hAnsi="Times New Roman" w:eastAsia="Times New Roman" w:cs="Times New Roman"/>
-        </w:rPr>
-        <w:t>10.6</w:t>
-      </w:r>
-      <w:r>
-        <w:rPr>
-          <w:rFonts w:ascii="Times New Roman" w:hAnsi="Times New Roman" w:eastAsia="Times New Roman" w:cs="Times New Roman"/>
-        </w:rPr>
-        <w:t xml:space="preserve"> </w:t>
-      </w:r>
-      <w:r>
-        <w:rPr>
-          <w:rFonts w:hint="eastAsia" w:ascii="Times New Roman" w:hAnsi="Times New Roman" w:eastAsia="Times New Roman" w:cs="Times New Roman"/>
-        </w:rPr>
-        <w:t xml:space="preserve">｜</w:t>
-      </w:r>
-      <w:r>
-        <w:rPr>
-          <w:rFonts w:ascii="Times New Roman" w:hAnsi="Times New Roman" w:eastAsia="Times New Roman" w:cs="Times New Roman"/>
-        </w:rPr>
-        <w:t xml:space="preserve"> </w:t>
-      </w:r>
-      <w:r>
-        <w:rPr>
-          <w:rFonts w:hint="eastAsia" w:ascii="Times New Roman" w:hAnsi="Times New Roman" w:eastAsia="FangSong" w:cs="Times New Roman"/>
-        </w:rPr>
-        <w:t xml:space="preserve">项斯芬</w:t>
-      </w:r>
-      <w:r>
-        <w:rPr>
-          <w:rFonts w:ascii="Times New Roman" w:hAnsi="Times New Roman" w:eastAsia="Times New Roman" w:cs="Times New Roman"/>
-        </w:rPr>
-        <w:t xml:space="preserve"> </w:t>
-      </w:r>
-      <w:r>
-        <w:rPr>
-          <w:rFonts w:hint="eastAsia" w:ascii="Times New Roman" w:hAnsi="Times New Roman" w:eastAsia="FangSong" w:cs="Times New Roman"/>
-        </w:rPr>
-        <w:t>姚光庆</w:t>
-      </w:r>
-      <w:r>
-        <w:rPr>
-          <w:rFonts w:hint="eastAsia" w:ascii="Times New Roman" w:hAnsi="Times New Roman" w:eastAsia="Times New Roman" w:cs="Times New Roman"/>
-        </w:rPr>
-        <w:t>《</w:t>
-      </w:r>
-      <w:r>
-        <w:rPr>
-          <w:rFonts w:hint="eastAsia" w:ascii="Times New Roman" w:hAnsi="Times New Roman" w:eastAsia="FangSong" w:cs="Times New Roman"/>
-        </w:rPr>
-        <w:t>中级无机化学</w:t>
-      </w:r>
-      <w:r>
-        <w:rPr>
-          <w:rFonts w:hint="eastAsia" w:ascii="Times New Roman" w:hAnsi="Times New Roman" w:eastAsia="Times New Roman" w:cs="Times New Roman"/>
-        </w:rPr>
         <w:t>》</w:t>
       </w:r>
       <w:r>
         <w:rPr>
-          <w:rFonts w:hint="eastAsia" w:ascii="Times New Roman" w:hAnsi="Times New Roman" w:eastAsia="FangSong" w:cs="Times New Roman"/>
-        </w:rPr>
-        <w:t>第</w:t>
-      </w:r>
-      <w:r>
-        <w:rPr>
-          <w:rFonts w:hint="eastAsia" w:ascii="Times New Roman" w:hAnsi="Times New Roman" w:eastAsia="Times New Roman" w:cs="Times New Roman"/>
-        </w:rPr>
-        <w:t>10</w:t>
-      </w:r>
-      <w:r>
-        <w:rPr>
-          <w:rFonts w:hint="eastAsia" w:ascii="Times New Roman" w:hAnsi="Times New Roman" w:eastAsia="FangSong" w:cs="Times New Roman"/>
-        </w:rPr>
-        <w:t>章</w:t>
+          <w:rFonts w:ascii="Times New Roman" w:hAnsi="Times New Roman" w:eastAsia="Times New Roman" w:cs="Times New Roman"/>
+        </w:rPr>
+        <w:t xml:space="preserve"> </w:t>
+      </w:r>
+      <w:r>
+        <w:rPr>
+          <w:rFonts w:hint="eastAsia" w:ascii="Times New Roman" w:hAnsi="Times New Roman" w:eastAsia="FangSong" w:cs="Times New Roman"/>
+        </w:rPr>
+        <w:t xml:space="preserve">习题</w:t>
+      </w:r>
+      <w:r>
+        <w:rPr>
+          <w:rFonts w:ascii="Times New Roman" w:hAnsi="Times New Roman" w:eastAsia="Times New Roman" w:cs="Times New Roman"/>
+        </w:rPr>
+        <w:t xml:space="preserve"> 10.6</w:t>
       </w:r>
     </w:p>
     <w:p>
@@ -24129,28 +20679,14 @@
       <w:r>
         <w:rPr>
           <w:rFonts w:hint="eastAsia" w:ascii="Times New Roman" w:hAnsi="Times New Roman" w:eastAsia="FangSong" w:cs="Times New Roman"/>
-          <w:b/>
-          <w:bCs/>
-        </w:rPr>
-        <w:t xml:space="preserve">题源</w:t>
-      </w:r>
-      <w:r>
-        <w:rPr>
-          <w:rFonts w:hint="eastAsia" w:ascii="Times New Roman" w:hAnsi="Times New Roman" w:eastAsia="Times New Roman" w:cs="Times New Roman"/>
-        </w:rPr>
-        <w:t>：</w:t>
-      </w:r>
-      <w:r>
-        <w:rPr>
-          <w:rFonts w:hint="eastAsia" w:ascii="Times New Roman" w:hAnsi="Times New Roman" w:eastAsia="FangSong" w:cs="Times New Roman"/>
-        </w:rPr>
-        <w:t>题</w:t>
-      </w:r>
-      <w:r>
-        <w:rPr>
-          <w:rFonts w:hint="eastAsia" w:ascii="Times New Roman" w:hAnsi="Times New Roman" w:eastAsia="Times New Roman" w:cs="Times New Roman"/>
-        </w:rPr>
-        <w:t>-037-</w:t>
+        </w:rPr>
+        <w:t>来源</w:t>
+      </w:r>
+      <w:r>
+        <w:rPr>
+          <w:rFonts w:hint="eastAsia" w:ascii="Times New Roman" w:hAnsi="Times New Roman" w:eastAsia="Times New Roman" w:cs="Times New Roman"/>
+        </w:rPr>
+        <w:t>：《</w:t>
       </w:r>
       <w:r>
         <w:rPr>
@@ -24162,103 +20698,25 @@
         <w:rPr>
           <w:rFonts w:hint="eastAsia" w:ascii="Times New Roman" w:hAnsi="Times New Roman" w:eastAsia="Times New Roman" w:cs="Times New Roman"/>
         </w:rPr>
-        <w:t>-</w:t>
-      </w:r>
-      <w:r>
-        <w:rPr>
-          <w:rFonts w:hint="eastAsia" w:ascii="Times New Roman" w:hAnsi="Times New Roman" w:eastAsia="FangSong" w:cs="Times New Roman"/>
-        </w:rPr>
-        <w:t>无机固体化学</w:t>
-      </w:r>
-      <w:r>
-        <w:rPr>
-          <w:rFonts w:hint="eastAsia" w:ascii="Times New Roman" w:hAnsi="Times New Roman" w:eastAsia="Times New Roman" w:cs="Times New Roman"/>
-        </w:rPr>
-        <w:t>-</w:t>
-      </w:r>
-      <w:r>
-        <w:rPr>
-          <w:rFonts w:hint="eastAsia" w:ascii="Times New Roman" w:hAnsi="Times New Roman" w:eastAsia="FangSong" w:cs="Times New Roman"/>
-        </w:rPr>
-        <w:t>习题</w:t>
-      </w:r>
-      <w:r>
-        <w:rPr>
-          <w:rFonts w:hint="eastAsia" w:ascii="Times New Roman" w:hAnsi="Times New Roman" w:eastAsia="Times New Roman" w:cs="Times New Roman"/>
-        </w:rPr>
-        <w:t>10.3</w:t>
-      </w:r>
-      <w:r>
-        <w:rPr>
-          <w:rFonts w:ascii="Times New Roman" w:hAnsi="Times New Roman" w:eastAsia="Times New Roman" w:cs="Times New Roman"/>
-        </w:rPr>
-        <w:t xml:space="preserve"> </w:t>
-      </w:r>
-      <w:r>
-        <w:rPr>
-          <w:rFonts w:hint="eastAsia" w:ascii="Times New Roman" w:hAnsi="Times New Roman" w:eastAsia="Times New Roman" w:cs="Times New Roman"/>
-        </w:rPr>
-        <w:t xml:space="preserve">｜</w:t>
-      </w:r>
-      <w:r>
-        <w:rPr>
-          <w:rFonts w:ascii="Times New Roman" w:hAnsi="Times New Roman" w:eastAsia="Times New Roman" w:cs="Times New Roman"/>
-        </w:rPr>
-        <w:t xml:space="preserve"> </w:t>
-      </w:r>
-      <w:r>
-        <w:rPr>
-          <w:rFonts w:hint="eastAsia" w:ascii="Times New Roman" w:hAnsi="Times New Roman" w:eastAsia="FangSong" w:cs="Times New Roman"/>
-        </w:rPr>
-        <w:t xml:space="preserve">项斯芬</w:t>
-      </w:r>
-      <w:r>
-        <w:rPr>
-          <w:rFonts w:ascii="Times New Roman" w:hAnsi="Times New Roman" w:eastAsia="Times New Roman" w:cs="Times New Roman"/>
-        </w:rPr>
-        <w:t xml:space="preserve"> </w:t>
-      </w:r>
-      <w:r>
-        <w:rPr>
-          <w:rFonts w:hint="eastAsia" w:ascii="Times New Roman" w:hAnsi="Times New Roman" w:eastAsia="FangSong" w:cs="Times New Roman"/>
-        </w:rPr>
-        <w:t>姚光庆</w:t>
-      </w:r>
-      <w:r>
-        <w:rPr>
-          <w:rFonts w:hint="eastAsia" w:ascii="Times New Roman" w:hAnsi="Times New Roman" w:eastAsia="Times New Roman" w:cs="Times New Roman"/>
-        </w:rPr>
-        <w:t>《</w:t>
-      </w:r>
-      <w:r>
-        <w:rPr>
-          <w:rFonts w:hint="eastAsia" w:ascii="Times New Roman" w:hAnsi="Times New Roman" w:eastAsia="FangSong" w:cs="Times New Roman"/>
-        </w:rPr>
-        <w:t>中级无机化学</w:t>
-      </w:r>
-      <w:r>
-        <w:rPr>
-          <w:rFonts w:hint="eastAsia" w:ascii="Times New Roman" w:hAnsi="Times New Roman" w:eastAsia="Times New Roman" w:cs="Times New Roman"/>
-        </w:rPr>
         <w:t>》</w:t>
       </w:r>
       <w:r>
         <w:rPr>
-          <w:rFonts w:hint="eastAsia" w:ascii="Times New Roman" w:hAnsi="Times New Roman" w:eastAsia="FangSong" w:cs="Times New Roman"/>
-        </w:rPr>
-        <w:t>第</w:t>
-      </w:r>
-      <w:r>
-        <w:rPr>
-          <w:rFonts w:hint="eastAsia" w:ascii="Times New Roman" w:hAnsi="Times New Roman" w:eastAsia="Times New Roman" w:cs="Times New Roman"/>
-        </w:rPr>
-        <w:t>10</w:t>
-      </w:r>
-      <w:r>
-        <w:rPr>
-          <w:rFonts w:hint="eastAsia" w:ascii="Times New Roman" w:hAnsi="Times New Roman" w:eastAsia="FangSong" w:cs="Times New Roman"/>
-        </w:rPr>
-        <w:t>章</w:t>
+          <w:rFonts w:ascii="Times New Roman" w:hAnsi="Times New Roman" w:eastAsia="Times New Roman" w:cs="Times New Roman"/>
+        </w:rPr>
+        <w:t xml:space="preserve"> </w:t>
+      </w:r>
+      <w:r>
+        <w:rPr>
+          <w:rFonts w:hint="eastAsia" w:ascii="Times New Roman" w:hAnsi="Times New Roman" w:eastAsia="FangSong" w:cs="Times New Roman"/>
+        </w:rPr>
+        <w:t xml:space="preserve">习题</w:t>
+      </w:r>
+      <w:r>
+        <w:rPr>
+          <w:rFonts w:ascii="Times New Roman" w:hAnsi="Times New Roman" w:eastAsia="Times New Roman" w:cs="Times New Roman"/>
+        </w:rPr>
+        <w:t xml:space="preserve"> 10.3</w:t>
       </w:r>
     </w:p>
     <w:p>
@@ -24577,28 +21035,14 @@
       <w:r>
         <w:rPr>
           <w:rFonts w:hint="eastAsia" w:ascii="Times New Roman" w:hAnsi="Times New Roman" w:eastAsia="FangSong" w:cs="Times New Roman"/>
-          <w:b/>
-          <w:bCs/>
-        </w:rPr>
-        <w:t xml:space="preserve">题源</w:t>
-      </w:r>
-      <w:r>
-        <w:rPr>
-          <w:rFonts w:hint="eastAsia" w:ascii="Times New Roman" w:hAnsi="Times New Roman" w:eastAsia="Times New Roman" w:cs="Times New Roman"/>
-        </w:rPr>
-        <w:t>：</w:t>
-      </w:r>
-      <w:r>
-        <w:rPr>
-          <w:rFonts w:hint="eastAsia" w:ascii="Times New Roman" w:hAnsi="Times New Roman" w:eastAsia="FangSong" w:cs="Times New Roman"/>
-        </w:rPr>
-        <w:t>题</w:t>
-      </w:r>
-      <w:r>
-        <w:rPr>
-          <w:rFonts w:hint="eastAsia" w:ascii="Times New Roman" w:hAnsi="Times New Roman" w:eastAsia="Times New Roman" w:cs="Times New Roman"/>
-        </w:rPr>
-        <w:t>-008-</w:t>
+        </w:rPr>
+        <w:t>来源</w:t>
+      </w:r>
+      <w:r>
+        <w:rPr>
+          <w:rFonts w:hint="eastAsia" w:ascii="Times New Roman" w:hAnsi="Times New Roman" w:eastAsia="Times New Roman" w:cs="Times New Roman"/>
+        </w:rPr>
+        <w:t>：《</w:t>
       </w:r>
       <w:r>
         <w:rPr>
@@ -24610,103 +21054,25 @@
         <w:rPr>
           <w:rFonts w:hint="eastAsia" w:ascii="Times New Roman" w:hAnsi="Times New Roman" w:eastAsia="Times New Roman" w:cs="Times New Roman"/>
         </w:rPr>
-        <w:t>-</w:t>
-      </w:r>
-      <w:r>
-        <w:rPr>
-          <w:rFonts w:hint="eastAsia" w:ascii="Times New Roman" w:hAnsi="Times New Roman" w:eastAsia="FangSong" w:cs="Times New Roman"/>
-        </w:rPr>
-        <w:t>配位场理论</w:t>
-      </w:r>
-      <w:r>
-        <w:rPr>
-          <w:rFonts w:hint="eastAsia" w:ascii="Times New Roman" w:hAnsi="Times New Roman" w:eastAsia="Times New Roman" w:cs="Times New Roman"/>
-        </w:rPr>
-        <w:t>-</w:t>
-      </w:r>
-      <w:r>
-        <w:rPr>
-          <w:rFonts w:hint="eastAsia" w:ascii="Times New Roman" w:hAnsi="Times New Roman" w:eastAsia="FangSong" w:cs="Times New Roman"/>
-        </w:rPr>
-        <w:t>习题</w:t>
-      </w:r>
-      <w:r>
-        <w:rPr>
-          <w:rFonts w:hint="eastAsia" w:ascii="Times New Roman" w:hAnsi="Times New Roman" w:eastAsia="Times New Roman" w:cs="Times New Roman"/>
-        </w:rPr>
-        <w:t>3.1</w:t>
-      </w:r>
-      <w:r>
-        <w:rPr>
-          <w:rFonts w:ascii="Times New Roman" w:hAnsi="Times New Roman" w:eastAsia="Times New Roman" w:cs="Times New Roman"/>
-        </w:rPr>
-        <w:t xml:space="preserve"> </w:t>
-      </w:r>
-      <w:r>
-        <w:rPr>
-          <w:rFonts w:hint="eastAsia" w:ascii="Times New Roman" w:hAnsi="Times New Roman" w:eastAsia="Times New Roman" w:cs="Times New Roman"/>
-        </w:rPr>
-        <w:t xml:space="preserve">｜</w:t>
-      </w:r>
-      <w:r>
-        <w:rPr>
-          <w:rFonts w:ascii="Times New Roman" w:hAnsi="Times New Roman" w:eastAsia="Times New Roman" w:cs="Times New Roman"/>
-        </w:rPr>
-        <w:t xml:space="preserve"> </w:t>
-      </w:r>
-      <w:r>
-        <w:rPr>
-          <w:rFonts w:hint="eastAsia" w:ascii="Times New Roman" w:hAnsi="Times New Roman" w:eastAsia="FangSong" w:cs="Times New Roman"/>
-        </w:rPr>
-        <w:t xml:space="preserve">项斯芬</w:t>
-      </w:r>
-      <w:r>
-        <w:rPr>
-          <w:rFonts w:ascii="Times New Roman" w:hAnsi="Times New Roman" w:eastAsia="Times New Roman" w:cs="Times New Roman"/>
-        </w:rPr>
-        <w:t xml:space="preserve"> </w:t>
-      </w:r>
-      <w:r>
-        <w:rPr>
-          <w:rFonts w:hint="eastAsia" w:ascii="Times New Roman" w:hAnsi="Times New Roman" w:eastAsia="FangSong" w:cs="Times New Roman"/>
-        </w:rPr>
-        <w:t>姚光庆</w:t>
-      </w:r>
-      <w:r>
-        <w:rPr>
-          <w:rFonts w:hint="eastAsia" w:ascii="Times New Roman" w:hAnsi="Times New Roman" w:eastAsia="Times New Roman" w:cs="Times New Roman"/>
-        </w:rPr>
-        <w:t>《</w:t>
-      </w:r>
-      <w:r>
-        <w:rPr>
-          <w:rFonts w:hint="eastAsia" w:ascii="Times New Roman" w:hAnsi="Times New Roman" w:eastAsia="FangSong" w:cs="Times New Roman"/>
-        </w:rPr>
-        <w:t>中级无机化学</w:t>
-      </w:r>
-      <w:r>
-        <w:rPr>
-          <w:rFonts w:hint="eastAsia" w:ascii="Times New Roman" w:hAnsi="Times New Roman" w:eastAsia="Times New Roman" w:cs="Times New Roman"/>
-        </w:rPr>
         <w:t>》</w:t>
       </w:r>
       <w:r>
         <w:rPr>
-          <w:rFonts w:hint="eastAsia" w:ascii="Times New Roman" w:hAnsi="Times New Roman" w:eastAsia="FangSong" w:cs="Times New Roman"/>
-        </w:rPr>
-        <w:t>第</w:t>
-      </w:r>
-      <w:r>
-        <w:rPr>
-          <w:rFonts w:hint="eastAsia" w:ascii="Times New Roman" w:hAnsi="Times New Roman" w:eastAsia="Times New Roman" w:cs="Times New Roman"/>
-        </w:rPr>
-        <w:t>3</w:t>
-      </w:r>
-      <w:r>
-        <w:rPr>
-          <w:rFonts w:hint="eastAsia" w:ascii="Times New Roman" w:hAnsi="Times New Roman" w:eastAsia="FangSong" w:cs="Times New Roman"/>
-        </w:rPr>
-        <w:t>章</w:t>
+          <w:rFonts w:ascii="Times New Roman" w:hAnsi="Times New Roman" w:eastAsia="Times New Roman" w:cs="Times New Roman"/>
+        </w:rPr>
+        <w:t xml:space="preserve"> </w:t>
+      </w:r>
+      <w:r>
+        <w:rPr>
+          <w:rFonts w:hint="eastAsia" w:ascii="Times New Roman" w:hAnsi="Times New Roman" w:eastAsia="FangSong" w:cs="Times New Roman"/>
+        </w:rPr>
+        <w:t xml:space="preserve">习题</w:t>
+      </w:r>
+      <w:r>
+        <w:rPr>
+          <w:rFonts w:ascii="Times New Roman" w:hAnsi="Times New Roman" w:eastAsia="Times New Roman" w:cs="Times New Roman"/>
+        </w:rPr>
+        <w:t xml:space="preserve"> 3.1</w:t>
       </w:r>
     </w:p>
     <w:p>
@@ -25447,28 +21813,14 @@
       <w:r>
         <w:rPr>
           <w:rFonts w:hint="eastAsia" w:ascii="Times New Roman" w:hAnsi="Times New Roman" w:eastAsia="FangSong" w:cs="Times New Roman"/>
-          <w:b/>
-          <w:bCs/>
-        </w:rPr>
-        <w:t xml:space="preserve">题源</w:t>
-      </w:r>
-      <w:r>
-        <w:rPr>
-          <w:rFonts w:hint="eastAsia" w:ascii="Times New Roman" w:hAnsi="Times New Roman" w:eastAsia="Times New Roman" w:cs="Times New Roman"/>
-        </w:rPr>
-        <w:t>：</w:t>
-      </w:r>
-      <w:r>
-        <w:rPr>
-          <w:rFonts w:hint="eastAsia" w:ascii="Times New Roman" w:hAnsi="Times New Roman" w:eastAsia="FangSong" w:cs="Times New Roman"/>
-        </w:rPr>
-        <w:t>题</w:t>
-      </w:r>
-      <w:r>
-        <w:rPr>
-          <w:rFonts w:hint="eastAsia" w:ascii="Times New Roman" w:hAnsi="Times New Roman" w:eastAsia="Times New Roman" w:cs="Times New Roman"/>
-        </w:rPr>
-        <w:t>-023-</w:t>
+        </w:rPr>
+        <w:t>来源</w:t>
+      </w:r>
+      <w:r>
+        <w:rPr>
+          <w:rFonts w:hint="eastAsia" w:ascii="Times New Roman" w:hAnsi="Times New Roman" w:eastAsia="Times New Roman" w:cs="Times New Roman"/>
+        </w:rPr>
+        <w:t>：《</w:t>
       </w:r>
       <w:r>
         <w:rPr>
@@ -25480,103 +21832,25 @@
         <w:rPr>
           <w:rFonts w:hint="eastAsia" w:ascii="Times New Roman" w:hAnsi="Times New Roman" w:eastAsia="Times New Roman" w:cs="Times New Roman"/>
         </w:rPr>
-        <w:t>-</w:t>
-      </w:r>
-      <w:r>
-        <w:rPr>
-          <w:rFonts w:hint="eastAsia" w:ascii="Times New Roman" w:hAnsi="Times New Roman" w:eastAsia="FangSong" w:cs="Times New Roman"/>
-        </w:rPr>
-        <w:t>有机金属化学</w:t>
-      </w:r>
-      <w:r>
-        <w:rPr>
-          <w:rFonts w:hint="eastAsia" w:ascii="Times New Roman" w:hAnsi="Times New Roman" w:eastAsia="Times New Roman" w:cs="Times New Roman"/>
-        </w:rPr>
-        <w:t>-</w:t>
-      </w:r>
-      <w:r>
-        <w:rPr>
-          <w:rFonts w:hint="eastAsia" w:ascii="Times New Roman" w:hAnsi="Times New Roman" w:eastAsia="FangSong" w:cs="Times New Roman"/>
-        </w:rPr>
-        <w:t>习题</w:t>
-      </w:r>
-      <w:r>
-        <w:rPr>
-          <w:rFonts w:hint="eastAsia" w:ascii="Times New Roman" w:hAnsi="Times New Roman" w:eastAsia="Times New Roman" w:cs="Times New Roman"/>
-        </w:rPr>
-        <w:t>7.9</w:t>
-      </w:r>
-      <w:r>
-        <w:rPr>
-          <w:rFonts w:ascii="Times New Roman" w:hAnsi="Times New Roman" w:eastAsia="Times New Roman" w:cs="Times New Roman"/>
-        </w:rPr>
-        <w:t xml:space="preserve"> </w:t>
-      </w:r>
-      <w:r>
-        <w:rPr>
-          <w:rFonts w:hint="eastAsia" w:ascii="Times New Roman" w:hAnsi="Times New Roman" w:eastAsia="Times New Roman" w:cs="Times New Roman"/>
-        </w:rPr>
-        <w:t xml:space="preserve">｜</w:t>
-      </w:r>
-      <w:r>
-        <w:rPr>
-          <w:rFonts w:ascii="Times New Roman" w:hAnsi="Times New Roman" w:eastAsia="Times New Roman" w:cs="Times New Roman"/>
-        </w:rPr>
-        <w:t xml:space="preserve"> </w:t>
-      </w:r>
-      <w:r>
-        <w:rPr>
-          <w:rFonts w:hint="eastAsia" w:ascii="Times New Roman" w:hAnsi="Times New Roman" w:eastAsia="FangSong" w:cs="Times New Roman"/>
-        </w:rPr>
-        <w:t xml:space="preserve">项斯芬</w:t>
-      </w:r>
-      <w:r>
-        <w:rPr>
-          <w:rFonts w:ascii="Times New Roman" w:hAnsi="Times New Roman" w:eastAsia="Times New Roman" w:cs="Times New Roman"/>
-        </w:rPr>
-        <w:t xml:space="preserve"> </w:t>
-      </w:r>
-      <w:r>
-        <w:rPr>
-          <w:rFonts w:hint="eastAsia" w:ascii="Times New Roman" w:hAnsi="Times New Roman" w:eastAsia="FangSong" w:cs="Times New Roman"/>
-        </w:rPr>
-        <w:t>姚光庆</w:t>
-      </w:r>
-      <w:r>
-        <w:rPr>
-          <w:rFonts w:hint="eastAsia" w:ascii="Times New Roman" w:hAnsi="Times New Roman" w:eastAsia="Times New Roman" w:cs="Times New Roman"/>
-        </w:rPr>
-        <w:t>《</w:t>
-      </w:r>
-      <w:r>
-        <w:rPr>
-          <w:rFonts w:hint="eastAsia" w:ascii="Times New Roman" w:hAnsi="Times New Roman" w:eastAsia="FangSong" w:cs="Times New Roman"/>
-        </w:rPr>
-        <w:t>中级无机化学</w:t>
-      </w:r>
-      <w:r>
-        <w:rPr>
-          <w:rFonts w:hint="eastAsia" w:ascii="Times New Roman" w:hAnsi="Times New Roman" w:eastAsia="Times New Roman" w:cs="Times New Roman"/>
-        </w:rPr>
         <w:t>》</w:t>
       </w:r>
       <w:r>
         <w:rPr>
-          <w:rFonts w:hint="eastAsia" w:ascii="Times New Roman" w:hAnsi="Times New Roman" w:eastAsia="FangSong" w:cs="Times New Roman"/>
-        </w:rPr>
-        <w:t>第</w:t>
-      </w:r>
-      <w:r>
-        <w:rPr>
-          <w:rFonts w:hint="eastAsia" w:ascii="Times New Roman" w:hAnsi="Times New Roman" w:eastAsia="Times New Roman" w:cs="Times New Roman"/>
-        </w:rPr>
-        <w:t>7</w:t>
-      </w:r>
-      <w:r>
-        <w:rPr>
-          <w:rFonts w:hint="eastAsia" w:ascii="Times New Roman" w:hAnsi="Times New Roman" w:eastAsia="FangSong" w:cs="Times New Roman"/>
-        </w:rPr>
-        <w:t>章</w:t>
+          <w:rFonts w:ascii="Times New Roman" w:hAnsi="Times New Roman" w:eastAsia="Times New Roman" w:cs="Times New Roman"/>
+        </w:rPr>
+        <w:t xml:space="preserve"> </w:t>
+      </w:r>
+      <w:r>
+        <w:rPr>
+          <w:rFonts w:hint="eastAsia" w:ascii="Times New Roman" w:hAnsi="Times New Roman" w:eastAsia="FangSong" w:cs="Times New Roman"/>
+        </w:rPr>
+        <w:t xml:space="preserve">习题</w:t>
+      </w:r>
+      <w:r>
+        <w:rPr>
+          <w:rFonts w:ascii="Times New Roman" w:hAnsi="Times New Roman" w:eastAsia="Times New Roman" w:cs="Times New Roman"/>
+        </w:rPr>
+        <w:t xml:space="preserve"> 7.9</w:t>
       </w:r>
     </w:p>
     <w:p>
@@ -26165,34 +22439,14 @@
       <w:r>
         <w:rPr>
           <w:rFonts w:hint="eastAsia" w:ascii="Times New Roman" w:hAnsi="Times New Roman" w:eastAsia="FangSong" w:cs="Times New Roman"/>
-          <w:b/>
-          <w:bCs/>
-        </w:rPr>
-        <w:t xml:space="preserve">题源</w:t>
-      </w:r>
-      <w:r>
-        <w:rPr>
-          <w:rFonts w:hint="eastAsia" w:ascii="Times New Roman" w:hAnsi="Times New Roman" w:eastAsia="Times New Roman" w:cs="Times New Roman"/>
-        </w:rPr>
-        <w:t xml:space="preserve">：14-11</w:t>
-      </w:r>
-      <w:r>
-        <w:rPr>
-          <w:rFonts w:ascii="Times New Roman" w:hAnsi="Times New Roman" w:eastAsia="Times New Roman" w:cs="Times New Roman"/>
-        </w:rPr>
-        <w:t xml:space="preserve"> </w:t>
-      </w:r>
-      <w:r>
-        <w:rPr>
-          <w:rFonts w:hint="eastAsia" w:ascii="Times New Roman" w:hAnsi="Times New Roman" w:eastAsia="Times New Roman" w:cs="Times New Roman"/>
-        </w:rPr>
-        <w:t xml:space="preserve">｜</w:t>
-      </w:r>
-      <w:r>
-        <w:rPr>
-          <w:rFonts w:ascii="Times New Roman" w:hAnsi="Times New Roman" w:eastAsia="Times New Roman" w:cs="Times New Roman"/>
-        </w:rPr>
-        <w:t xml:space="preserve"> </w:t>
+        </w:rPr>
+        <w:t>来源</w:t>
+      </w:r>
+      <w:r>
+        <w:rPr>
+          <w:rFonts w:hint="eastAsia" w:ascii="Times New Roman" w:hAnsi="Times New Roman" w:eastAsia="Times New Roman" w:cs="Times New Roman"/>
+        </w:rPr>
+        <w:t>：</w:t>
       </w:r>
       <w:r>
         <w:rPr>
@@ -26235,24 +22489,6 @@
           <w:rFonts w:hint="eastAsia" w:ascii="Times New Roman" w:hAnsi="Times New Roman" w:eastAsia="FangSong" w:cs="Times New Roman"/>
         </w:rPr>
         <w:t>习题解析</w:t>
-      </w:r>
-      <w:r>
-        <w:rPr>
-          <w:rFonts w:hint="eastAsia" w:ascii="Times New Roman" w:hAnsi="Times New Roman" w:eastAsia="Times New Roman" w:cs="Times New Roman"/>
-        </w:rPr>
-        <w:t>（</w:t>
-      </w:r>
-      <w:r>
-        <w:rPr>
-          <w:rFonts w:hint="eastAsia" w:ascii="Times New Roman" w:hAnsi="Times New Roman" w:eastAsia="FangSong" w:cs="Times New Roman"/>
-        </w:rPr>
-        <w:t>忠实转录</w:t>
-      </w:r>
-      <w:r>
-        <w:rPr>
-          <w:rFonts w:hint="eastAsia" w:ascii="Times New Roman" w:hAnsi="Times New Roman" w:eastAsia="Times New Roman" w:cs="Times New Roman"/>
-        </w:rPr>
-        <w:t>）</w:t>
       </w:r>
     </w:p>
     <w:bookmarkEnd w:id="88"/>
@@ -27079,34 +23315,14 @@
       <w:r>
         <w:rPr>
           <w:rFonts w:hint="eastAsia" w:ascii="Times New Roman" w:hAnsi="Times New Roman" w:eastAsia="FangSong" w:cs="Times New Roman"/>
-          <w:b/>
-          <w:bCs/>
-        </w:rPr>
-        <w:t xml:space="preserve">题源</w:t>
-      </w:r>
-      <w:r>
-        <w:rPr>
-          <w:rFonts w:hint="eastAsia" w:ascii="Times New Roman" w:hAnsi="Times New Roman" w:eastAsia="Times New Roman" w:cs="Times New Roman"/>
-        </w:rPr>
-        <w:t xml:space="preserve">：14-23</w:t>
-      </w:r>
-      <w:r>
-        <w:rPr>
-          <w:rFonts w:ascii="Times New Roman" w:hAnsi="Times New Roman" w:eastAsia="Times New Roman" w:cs="Times New Roman"/>
-        </w:rPr>
-        <w:t xml:space="preserve"> </w:t>
-      </w:r>
-      <w:r>
-        <w:rPr>
-          <w:rFonts w:hint="eastAsia" w:ascii="Times New Roman" w:hAnsi="Times New Roman" w:eastAsia="Times New Roman" w:cs="Times New Roman"/>
-        </w:rPr>
-        <w:t xml:space="preserve">｜</w:t>
-      </w:r>
-      <w:r>
-        <w:rPr>
-          <w:rFonts w:ascii="Times New Roman" w:hAnsi="Times New Roman" w:eastAsia="Times New Roman" w:cs="Times New Roman"/>
-        </w:rPr>
-        <w:t xml:space="preserve"> </w:t>
+        </w:rPr>
+        <w:t>来源</w:t>
+      </w:r>
+      <w:r>
+        <w:rPr>
+          <w:rFonts w:hint="eastAsia" w:ascii="Times New Roman" w:hAnsi="Times New Roman" w:eastAsia="Times New Roman" w:cs="Times New Roman"/>
+        </w:rPr>
+        <w:t>：</w:t>
       </w:r>
       <w:r>
         <w:rPr>
@@ -27149,24 +23365,6 @@
           <w:rFonts w:hint="eastAsia" w:ascii="Times New Roman" w:hAnsi="Times New Roman" w:eastAsia="FangSong" w:cs="Times New Roman"/>
         </w:rPr>
         <w:t>习题解析</w:t>
-      </w:r>
-      <w:r>
-        <w:rPr>
-          <w:rFonts w:hint="eastAsia" w:ascii="Times New Roman" w:hAnsi="Times New Roman" w:eastAsia="Times New Roman" w:cs="Times New Roman"/>
-        </w:rPr>
-        <w:t>（</w:t>
-      </w:r>
-      <w:r>
-        <w:rPr>
-          <w:rFonts w:hint="eastAsia" w:ascii="Times New Roman" w:hAnsi="Times New Roman" w:eastAsia="FangSong" w:cs="Times New Roman"/>
-        </w:rPr>
-        <w:t>忠实转录</w:t>
-      </w:r>
-      <w:r>
-        <w:rPr>
-          <w:rFonts w:hint="eastAsia" w:ascii="Times New Roman" w:hAnsi="Times New Roman" w:eastAsia="Times New Roman" w:cs="Times New Roman"/>
-        </w:rPr>
-        <w:t>）</w:t>
       </w:r>
     </w:p>
     <w:bookmarkEnd w:id="90"/>
@@ -27546,34 +23744,14 @@
       <w:r>
         <w:rPr>
           <w:rFonts w:hint="eastAsia" w:ascii="Times New Roman" w:hAnsi="Times New Roman" w:eastAsia="FangSong" w:cs="Times New Roman"/>
-          <w:b/>
-          <w:bCs/>
-        </w:rPr>
-        <w:t xml:space="preserve">题源</w:t>
-      </w:r>
-      <w:r>
-        <w:rPr>
-          <w:rFonts w:hint="eastAsia" w:ascii="Times New Roman" w:hAnsi="Times New Roman" w:eastAsia="Times New Roman" w:cs="Times New Roman"/>
-        </w:rPr>
-        <w:t xml:space="preserve">：14-21</w:t>
-      </w:r>
-      <w:r>
-        <w:rPr>
-          <w:rFonts w:ascii="Times New Roman" w:hAnsi="Times New Roman" w:eastAsia="Times New Roman" w:cs="Times New Roman"/>
-        </w:rPr>
-        <w:t xml:space="preserve"> </w:t>
-      </w:r>
-      <w:r>
-        <w:rPr>
-          <w:rFonts w:hint="eastAsia" w:ascii="Times New Roman" w:hAnsi="Times New Roman" w:eastAsia="Times New Roman" w:cs="Times New Roman"/>
-        </w:rPr>
-        <w:t xml:space="preserve">｜</w:t>
-      </w:r>
-      <w:r>
-        <w:rPr>
-          <w:rFonts w:ascii="Times New Roman" w:hAnsi="Times New Roman" w:eastAsia="Times New Roman" w:cs="Times New Roman"/>
-        </w:rPr>
-        <w:t xml:space="preserve"> </w:t>
+        </w:rPr>
+        <w:t>来源</w:t>
+      </w:r>
+      <w:r>
+        <w:rPr>
+          <w:rFonts w:hint="eastAsia" w:ascii="Times New Roman" w:hAnsi="Times New Roman" w:eastAsia="Times New Roman" w:cs="Times New Roman"/>
+        </w:rPr>
+        <w:t>：</w:t>
       </w:r>
       <w:r>
         <w:rPr>
@@ -27616,24 +23794,6 @@
           <w:rFonts w:hint="eastAsia" w:ascii="Times New Roman" w:hAnsi="Times New Roman" w:eastAsia="FangSong" w:cs="Times New Roman"/>
         </w:rPr>
         <w:t>习题解析</w:t>
-      </w:r>
-      <w:r>
-        <w:rPr>
-          <w:rFonts w:hint="eastAsia" w:ascii="Times New Roman" w:hAnsi="Times New Roman" w:eastAsia="Times New Roman" w:cs="Times New Roman"/>
-        </w:rPr>
-        <w:t>（</w:t>
-      </w:r>
-      <w:r>
-        <w:rPr>
-          <w:rFonts w:hint="eastAsia" w:ascii="Times New Roman" w:hAnsi="Times New Roman" w:eastAsia="FangSong" w:cs="Times New Roman"/>
-        </w:rPr>
-        <w:t>忠实转录</w:t>
-      </w:r>
-      <w:r>
-        <w:rPr>
-          <w:rFonts w:hint="eastAsia" w:ascii="Times New Roman" w:hAnsi="Times New Roman" w:eastAsia="Times New Roman" w:cs="Times New Roman"/>
-        </w:rPr>
-        <w:t>）</w:t>
       </w:r>
     </w:p>
     <w:bookmarkEnd w:id="92"/>
@@ -28546,10 +24706,8 @@
       <w:r>
         <w:rPr>
           <w:rFonts w:hint="eastAsia" w:ascii="Times New Roman" w:hAnsi="Times New Roman" w:eastAsia="FangSong" w:cs="Times New Roman"/>
-          <w:b/>
-          <w:bCs/>
-        </w:rPr>
-        <w:t xml:space="preserve">题源</w:t>
+        </w:rPr>
+        <w:t>来源</w:t>
       </w:r>
       <w:r>
         <w:rPr>
@@ -28561,42 +24719,6 @@
         <w:rPr>
           <w:rFonts w:hint="eastAsia" w:ascii="Times New Roman" w:hAnsi="Times New Roman" w:eastAsia="FangSong" w:cs="Times New Roman"/>
         </w:rPr>
-        <w:t>题</w:t>
-      </w:r>
-      <w:r>
-        <w:rPr>
-          <w:rFonts w:hint="eastAsia" w:ascii="Times New Roman" w:hAnsi="Times New Roman" w:eastAsia="Times New Roman" w:cs="Times New Roman"/>
-        </w:rPr>
-        <w:t>-029-7-</w:t>
-      </w:r>
-      <w:r>
-        <w:rPr>
-          <w:rFonts w:hint="eastAsia" w:ascii="Times New Roman" w:hAnsi="Times New Roman" w:eastAsia="FangSong" w:cs="Times New Roman"/>
-        </w:rPr>
-        <w:t>钒配合物氧化数与配位数</w:t>
-      </w:r>
-      <w:r>
-        <w:rPr>
-          <w:rFonts w:ascii="Times New Roman" w:hAnsi="Times New Roman" w:eastAsia="Times New Roman" w:cs="Times New Roman"/>
-        </w:rPr>
-        <w:t xml:space="preserve"> </w:t>
-      </w:r>
-      <w:r>
-        <w:rPr>
-          <w:rFonts w:hint="eastAsia" w:ascii="Times New Roman" w:hAnsi="Times New Roman" w:eastAsia="Times New Roman" w:cs="Times New Roman"/>
-        </w:rPr>
-        <w:t xml:space="preserve">｜</w:t>
-      </w:r>
-      <w:r>
-        <w:rPr>
-          <w:rFonts w:ascii="Times New Roman" w:hAnsi="Times New Roman" w:eastAsia="Times New Roman" w:cs="Times New Roman"/>
-        </w:rPr>
-        <w:t xml:space="preserve"> </w:t>
-      </w:r>
-      <w:r>
-        <w:rPr>
-          <w:rFonts w:hint="eastAsia" w:ascii="Times New Roman" w:hAnsi="Times New Roman" w:eastAsia="FangSong" w:cs="Times New Roman"/>
-        </w:rPr>
         <w:t>第</w:t>
       </w:r>
       <w:r>
@@ -28609,55 +24731,7 @@
         <w:rPr>
           <w:rFonts w:hint="eastAsia" w:ascii="Times New Roman" w:hAnsi="Times New Roman" w:eastAsia="FangSong" w:cs="Times New Roman"/>
         </w:rPr>
-        <w:t>届中国化学奥林匹克</w:t>
-      </w:r>
-      <w:r>
-        <w:rPr>
-          <w:rFonts w:hint="eastAsia" w:ascii="Times New Roman" w:hAnsi="Times New Roman" w:eastAsia="Times New Roman" w:cs="Times New Roman"/>
-        </w:rPr>
-        <w:t>（</w:t>
-      </w:r>
-      <w:r>
-        <w:rPr>
-          <w:rFonts w:hint="eastAsia" w:ascii="Times New Roman" w:hAnsi="Times New Roman" w:eastAsia="FangSong" w:cs="Times New Roman"/>
-        </w:rPr>
-        <w:t>初赛</w:t>
-      </w:r>
-      <w:r>
-        <w:rPr>
-          <w:rFonts w:hint="eastAsia" w:ascii="Times New Roman" w:hAnsi="Times New Roman" w:eastAsia="Times New Roman" w:cs="Times New Roman"/>
-        </w:rPr>
-        <w:t>）</w:t>
-      </w:r>
-      <w:r>
-        <w:rPr>
-          <w:rFonts w:hint="eastAsia" w:ascii="Times New Roman" w:hAnsi="Times New Roman" w:eastAsia="FangSong" w:cs="Times New Roman"/>
-        </w:rPr>
-        <w:t>第</w:t>
-      </w:r>
-      <w:r>
-        <w:rPr>
-          <w:rFonts w:hint="eastAsia" w:ascii="Times New Roman" w:hAnsi="Times New Roman" w:eastAsia="Times New Roman" w:cs="Times New Roman"/>
-        </w:rPr>
-        <w:t>7</w:t>
-      </w:r>
-      <w:r>
-        <w:rPr>
-          <w:rFonts w:hint="eastAsia" w:ascii="Times New Roman" w:hAnsi="Times New Roman" w:eastAsia="FangSong" w:cs="Times New Roman"/>
-        </w:rPr>
-        <w:t>题第</w:t>
-      </w:r>
-      <w:r>
-        <w:rPr>
-          <w:rFonts w:hint="eastAsia" w:ascii="Times New Roman" w:hAnsi="Times New Roman" w:eastAsia="Times New Roman" w:cs="Times New Roman"/>
-        </w:rPr>
-        <w:t>(7-1)</w:t>
-      </w:r>
-      <w:r>
-        <w:rPr>
-          <w:rFonts w:hint="eastAsia" w:ascii="Times New Roman" w:hAnsi="Times New Roman" w:eastAsia="FangSong" w:cs="Times New Roman"/>
-        </w:rPr>
-        <w:t>小问</w:t>
+        <w:t>届初赛</w:t>
       </w:r>
     </w:p>
     <w:bookmarkEnd w:id="94"/>
@@ -29244,22 +25318,20 @@
       <w:r>
         <w:rPr>
           <w:rFonts w:hint="eastAsia" w:ascii="Times New Roman" w:hAnsi="Times New Roman" w:eastAsia="FangSong" w:cs="Times New Roman"/>
-          <w:b/>
-          <w:bCs/>
-        </w:rPr>
-        <w:t xml:space="preserve">题源</w:t>
-      </w:r>
-      <w:r>
-        <w:rPr>
-          <w:rFonts w:hint="eastAsia" w:ascii="Times New Roman" w:hAnsi="Times New Roman" w:eastAsia="Times New Roman" w:cs="Times New Roman"/>
-        </w:rPr>
-        <w:t>：</w:t>
-      </w:r>
-      <w:r>
-        <w:rPr>
-          <w:rFonts w:hint="eastAsia" w:ascii="Times New Roman" w:hAnsi="Times New Roman" w:eastAsia="FangSong" w:cs="Times New Roman"/>
-        </w:rPr>
-        <w:t>题</w:t>
+        </w:rPr>
+        <w:t>来源</w:t>
+      </w:r>
+      <w:r>
+        <w:rPr>
+          <w:rFonts w:hint="eastAsia" w:ascii="Times New Roman" w:hAnsi="Times New Roman" w:eastAsia="Times New Roman" w:cs="Times New Roman"/>
+        </w:rPr>
+        <w:t>：《</w:t>
+      </w:r>
+      <w:r>
+        <w:rPr>
+          <w:rFonts w:hint="eastAsia" w:ascii="Times New Roman" w:hAnsi="Times New Roman" w:eastAsia="FangSong" w:cs="Times New Roman"/>
+        </w:rPr>
+        <w:t>配位化合物基础</w:t>
       </w:r>
       <w:r>
         <w:rPr>
@@ -29271,72 +25343,6 @@
         <w:rPr>
           <w:rFonts w:hint="eastAsia" w:ascii="Times New Roman" w:hAnsi="Times New Roman" w:eastAsia="FangSong" w:cs="Times New Roman"/>
         </w:rPr>
-        <w:t>改编</w:t>
-      </w:r>
-      <w:r>
-        <w:rPr>
-          <w:rFonts w:hint="eastAsia" w:ascii="Times New Roman" w:hAnsi="Times New Roman" w:eastAsia="Times New Roman" w:cs="Times New Roman"/>
-        </w:rPr>
-        <w:t>-14-</w:t>
-      </w:r>
-      <w:r>
-        <w:rPr>
-          <w:rFonts w:hint="eastAsia" w:ascii="Times New Roman" w:hAnsi="Times New Roman" w:eastAsia="FangSong" w:cs="Times New Roman"/>
-        </w:rPr>
-        <w:t>配位化合物讲义替换题</w:t>
-      </w:r>
-      <w:r>
-        <w:rPr>
-          <w:rFonts w:hint="eastAsia" w:ascii="Times New Roman" w:hAnsi="Times New Roman" w:eastAsia="Times New Roman" w:cs="Times New Roman"/>
-        </w:rPr>
-        <w:t>（2026-07-04）</w:t>
-      </w:r>
-      <w:r>
-        <w:rPr>
-          <w:rFonts w:ascii="Times New Roman" w:hAnsi="Times New Roman" w:eastAsia="Times New Roman" w:cs="Times New Roman"/>
-        </w:rPr>
-        <w:t xml:space="preserve"> </w:t>
-      </w:r>
-      <w:r>
-        <w:rPr>
-          <w:rFonts w:hint="eastAsia" w:ascii="Times New Roman" w:hAnsi="Times New Roman" w:eastAsia="Times New Roman" w:cs="Times New Roman"/>
-        </w:rPr>
-        <w:t xml:space="preserve">｜</w:t>
-      </w:r>
-      <w:r>
-        <w:rPr>
-          <w:rFonts w:ascii="Times New Roman" w:hAnsi="Times New Roman" w:eastAsia="Times New Roman" w:cs="Times New Roman"/>
-        </w:rPr>
-        <w:t xml:space="preserve"> </w:t>
-      </w:r>
-      <w:r>
-        <w:rPr>
-          <w:rFonts w:hint="eastAsia" w:ascii="Times New Roman" w:hAnsi="Times New Roman" w:eastAsia="FangSong" w:cs="Times New Roman"/>
-        </w:rPr>
-        <w:t>原</w:t>
-      </w:r>
-      <w:r>
-        <w:rPr>
-          <w:rFonts w:hint="eastAsia" w:ascii="Times New Roman" w:hAnsi="Times New Roman" w:eastAsia="Times New Roman" w:cs="Times New Roman"/>
-        </w:rPr>
-        <w:t>《</w:t>
-      </w:r>
-      <w:r>
-        <w:rPr>
-          <w:rFonts w:hint="eastAsia" w:ascii="Times New Roman" w:hAnsi="Times New Roman" w:eastAsia="FangSong" w:cs="Times New Roman"/>
-        </w:rPr>
-        <w:t>配位化合物基础</w:t>
-      </w:r>
-      <w:r>
-        <w:rPr>
-          <w:rFonts w:hint="eastAsia" w:ascii="Times New Roman" w:hAnsi="Times New Roman" w:eastAsia="Times New Roman" w:cs="Times New Roman"/>
-        </w:rPr>
-        <w:t>-</w:t>
-      </w:r>
-      <w:r>
-        <w:rPr>
-          <w:rFonts w:hint="eastAsia" w:ascii="Times New Roman" w:hAnsi="Times New Roman" w:eastAsia="FangSong" w:cs="Times New Roman"/>
-        </w:rPr>
         <w:t>超级充实版</w:t>
       </w:r>
       <w:r>
@@ -29356,12 +25362,6 @@
           <w:rFonts w:hint="eastAsia" w:ascii="Times New Roman" w:hAnsi="Times New Roman" w:eastAsia="Times New Roman" w:cs="Times New Roman"/>
         </w:rPr>
         <w:t>）》</w:t>
-      </w:r>
-      <w:r>
-        <w:rPr>
-          <w:rFonts w:hint="eastAsia" w:ascii="Times New Roman" w:hAnsi="Times New Roman" w:eastAsia="FangSong" w:cs="Times New Roman"/>
-        </w:rPr>
-        <w:t>中已替换下来的改编题</w:t>
       </w:r>
     </w:p>
     <w:p>
@@ -34908,10 +30908,8 @@
       <w:r>
         <w:rPr>
           <w:rFonts w:hint="eastAsia" w:ascii="Times New Roman" w:hAnsi="Times New Roman" w:eastAsia="FangSong" w:cs="Times New Roman"/>
-          <w:b/>
-          <w:bCs/>
-        </w:rPr>
-        <w:t xml:space="preserve">题源</w:t>
+        </w:rPr>
+        <w:t>来源</w:t>
       </w:r>
       <w:r>
         <w:rPr>
@@ -34923,139 +30921,7 @@
         <w:rPr>
           <w:rFonts w:hint="eastAsia" w:ascii="Times New Roman" w:hAnsi="Times New Roman" w:eastAsia="FangSong" w:cs="Times New Roman"/>
         </w:rPr>
-        <w:t>题</w:t>
-      </w:r>
-      <w:r>
-        <w:rPr>
-          <w:rFonts w:hint="eastAsia" w:ascii="Times New Roman" w:hAnsi="Times New Roman" w:eastAsia="Times New Roman" w:cs="Times New Roman"/>
-        </w:rPr>
-        <w:t>-057-</w:t>
-      </w:r>
-      <w:r>
-        <w:rPr>
-          <w:rFonts w:hint="eastAsia" w:ascii="Times New Roman" w:hAnsi="Times New Roman" w:eastAsia="FangSong" w:cs="Times New Roman"/>
-        </w:rPr>
-        <w:t>上海中学</w:t>
-      </w:r>
-      <w:r>
-        <w:rPr>
-          <w:rFonts w:hint="eastAsia" w:ascii="Times New Roman" w:hAnsi="Times New Roman" w:eastAsia="Times New Roman" w:cs="Times New Roman"/>
-        </w:rPr>
-        <w:t>-</w:t>
-      </w:r>
-      <w:r>
-        <w:rPr>
-          <w:rFonts w:hint="eastAsia" w:ascii="Times New Roman" w:hAnsi="Times New Roman" w:eastAsia="FangSong" w:cs="Times New Roman"/>
-        </w:rPr>
-        <w:t>配位化合物基础</w:t>
-      </w:r>
-      <w:r>
-        <w:rPr>
-          <w:rFonts w:hint="eastAsia" w:ascii="Times New Roman" w:hAnsi="Times New Roman" w:eastAsia="Times New Roman" w:cs="Times New Roman"/>
-        </w:rPr>
-        <w:t>-</w:t>
-      </w:r>
-      <w:r>
-        <w:rPr>
-          <w:rFonts w:hint="eastAsia" w:ascii="Times New Roman" w:hAnsi="Times New Roman" w:eastAsia="FangSong" w:cs="Times New Roman"/>
-        </w:rPr>
-        <w:t>习题</w:t>
-      </w:r>
-      <w:r>
-        <w:rPr>
-          <w:rFonts w:hint="eastAsia" w:ascii="Times New Roman" w:hAnsi="Times New Roman" w:eastAsia="Times New Roman" w:cs="Times New Roman"/>
-        </w:rPr>
-        <w:t>3</w:t>
-      </w:r>
-      <w:r>
-        <w:rPr>
-          <w:rFonts w:ascii="Times New Roman" w:hAnsi="Times New Roman" w:eastAsia="Times New Roman" w:cs="Times New Roman"/>
-        </w:rPr>
-        <w:t xml:space="preserve"> </w:t>
-      </w:r>
-      <w:r>
-        <w:rPr>
-          <w:rFonts w:hint="eastAsia" w:ascii="Times New Roman" w:hAnsi="Times New Roman" w:eastAsia="Times New Roman" w:cs="Times New Roman"/>
-        </w:rPr>
-        <w:t xml:space="preserve">｜</w:t>
-      </w:r>
-      <w:r>
-        <w:rPr>
-          <w:rFonts w:ascii="Times New Roman" w:hAnsi="Times New Roman" w:eastAsia="Times New Roman" w:cs="Times New Roman"/>
-        </w:rPr>
-        <w:t xml:space="preserve"> </w:t>
-      </w:r>
-      <w:r>
-        <w:rPr>
-          <w:rFonts w:hint="eastAsia" w:ascii="Times New Roman" w:hAnsi="Times New Roman" w:eastAsia="FangSong" w:cs="Times New Roman"/>
-        </w:rPr>
         <w:t>上海中学竞赛课程</w:t>
-      </w:r>
-      <w:r>
-        <w:rPr>
-          <w:rFonts w:hint="eastAsia" w:ascii="Times New Roman" w:hAnsi="Times New Roman" w:eastAsia="Times New Roman" w:cs="Times New Roman"/>
-        </w:rPr>
-        <w:t>·</w:t>
-      </w:r>
-      <w:r>
-        <w:rPr>
-          <w:rFonts w:hint="eastAsia" w:ascii="Times New Roman" w:hAnsi="Times New Roman" w:eastAsia="FangSong" w:cs="Times New Roman"/>
-        </w:rPr>
-        <w:t>化学</w:t>
-      </w:r>
-      <w:r>
-        <w:rPr>
-          <w:rFonts w:hint="eastAsia" w:ascii="Times New Roman" w:hAnsi="Times New Roman" w:eastAsia="Times New Roman" w:cs="Times New Roman"/>
-        </w:rPr>
-        <w:t>·</w:t>
-      </w:r>
-      <w:r>
-        <w:rPr>
-          <w:rFonts w:hint="eastAsia" w:ascii="Times New Roman" w:hAnsi="Times New Roman" w:eastAsia="FangSong" w:cs="Times New Roman"/>
-        </w:rPr>
-        <w:t>第</w:t>
-      </w:r>
-      <w:r>
-        <w:rPr>
-          <w:rFonts w:hint="eastAsia" w:ascii="Times New Roman" w:hAnsi="Times New Roman" w:eastAsia="Times New Roman" w:cs="Times New Roman"/>
-        </w:rPr>
-        <w:t>2</w:t>
-      </w:r>
-      <w:r>
-        <w:rPr>
-          <w:rFonts w:hint="eastAsia" w:ascii="Times New Roman" w:hAnsi="Times New Roman" w:eastAsia="FangSong" w:cs="Times New Roman"/>
-        </w:rPr>
-        <w:t>分册</w:t>
-      </w:r>
-      <w:r>
-        <w:rPr>
-          <w:rFonts w:hint="eastAsia" w:ascii="Times New Roman" w:hAnsi="Times New Roman" w:eastAsia="Times New Roman" w:cs="Times New Roman"/>
-        </w:rPr>
-        <w:t>·</w:t>
-      </w:r>
-      <w:r>
-        <w:rPr>
-          <w:rFonts w:hint="eastAsia" w:ascii="Times New Roman" w:hAnsi="Times New Roman" w:eastAsia="FangSong" w:cs="Times New Roman"/>
-        </w:rPr>
-        <w:t>第六讲</w:t>
-      </w:r>
-      <w:r>
-        <w:rPr>
-          <w:rFonts w:hint="eastAsia" w:ascii="Times New Roman" w:hAnsi="Times New Roman" w:eastAsia="Times New Roman" w:cs="Times New Roman"/>
-        </w:rPr>
-        <w:t>（</w:t>
-      </w:r>
-      <w:r>
-        <w:rPr>
-          <w:rFonts w:hint="eastAsia" w:ascii="Times New Roman" w:hAnsi="Times New Roman" w:eastAsia="FangSong" w:cs="Times New Roman"/>
-        </w:rPr>
-        <w:t>配位化合物基础</w:t>
-      </w:r>
-      <w:r>
-        <w:rPr>
-          <w:rFonts w:hint="eastAsia" w:ascii="Times New Roman" w:hAnsi="Times New Roman" w:eastAsia="Times New Roman" w:cs="Times New Roman"/>
-        </w:rPr>
-        <w:t>）</w:t>
       </w:r>
     </w:p>
     <w:p>
@@ -35414,10 +31280,8 @@
       <w:r>
         <w:rPr>
           <w:rFonts w:hint="eastAsia" w:ascii="Times New Roman" w:hAnsi="Times New Roman" w:eastAsia="FangSong" w:cs="Times New Roman"/>
-          <w:b/>
-          <w:bCs/>
-        </w:rPr>
-        <w:t xml:space="preserve">题源</w:t>
+        </w:rPr>
+        <w:t>来源</w:t>
       </w:r>
       <w:r>
         <w:rPr>
@@ -35429,139 +31293,7 @@
         <w:rPr>
           <w:rFonts w:hint="eastAsia" w:ascii="Times New Roman" w:hAnsi="Times New Roman" w:eastAsia="FangSong" w:cs="Times New Roman"/>
         </w:rPr>
-        <w:t>题</w:t>
-      </w:r>
-      <w:r>
-        <w:rPr>
-          <w:rFonts w:hint="eastAsia" w:ascii="Times New Roman" w:hAnsi="Times New Roman" w:eastAsia="Times New Roman" w:cs="Times New Roman"/>
-        </w:rPr>
-        <w:t>-045-</w:t>
-      </w:r>
-      <w:r>
-        <w:rPr>
-          <w:rFonts w:hint="eastAsia" w:ascii="Times New Roman" w:hAnsi="Times New Roman" w:eastAsia="FangSong" w:cs="Times New Roman"/>
-        </w:rPr>
-        <w:t>上海中学</w:t>
-      </w:r>
-      <w:r>
-        <w:rPr>
-          <w:rFonts w:hint="eastAsia" w:ascii="Times New Roman" w:hAnsi="Times New Roman" w:eastAsia="Times New Roman" w:cs="Times New Roman"/>
-        </w:rPr>
-        <w:t>-</w:t>
-      </w:r>
-      <w:r>
-        <w:rPr>
-          <w:rFonts w:hint="eastAsia" w:ascii="Times New Roman" w:hAnsi="Times New Roman" w:eastAsia="FangSong" w:cs="Times New Roman"/>
-        </w:rPr>
-        <w:t>共价键理论</w:t>
-      </w:r>
-      <w:r>
-        <w:rPr>
-          <w:rFonts w:hint="eastAsia" w:ascii="Times New Roman" w:hAnsi="Times New Roman" w:eastAsia="Times New Roman" w:cs="Times New Roman"/>
-        </w:rPr>
-        <w:t>-</w:t>
-      </w:r>
-      <w:r>
-        <w:rPr>
-          <w:rFonts w:hint="eastAsia" w:ascii="Times New Roman" w:hAnsi="Times New Roman" w:eastAsia="FangSong" w:cs="Times New Roman"/>
-        </w:rPr>
-        <w:t>习题</w:t>
-      </w:r>
-      <w:r>
-        <w:rPr>
-          <w:rFonts w:hint="eastAsia" w:ascii="Times New Roman" w:hAnsi="Times New Roman" w:eastAsia="Times New Roman" w:cs="Times New Roman"/>
-        </w:rPr>
-        <w:t>11</w:t>
-      </w:r>
-      <w:r>
-        <w:rPr>
-          <w:rFonts w:ascii="Times New Roman" w:hAnsi="Times New Roman" w:eastAsia="Times New Roman" w:cs="Times New Roman"/>
-        </w:rPr>
-        <w:t xml:space="preserve"> </w:t>
-      </w:r>
-      <w:r>
-        <w:rPr>
-          <w:rFonts w:hint="eastAsia" w:ascii="Times New Roman" w:hAnsi="Times New Roman" w:eastAsia="Times New Roman" w:cs="Times New Roman"/>
-        </w:rPr>
-        <w:t xml:space="preserve">｜</w:t>
-      </w:r>
-      <w:r>
-        <w:rPr>
-          <w:rFonts w:ascii="Times New Roman" w:hAnsi="Times New Roman" w:eastAsia="Times New Roman" w:cs="Times New Roman"/>
-        </w:rPr>
-        <w:t xml:space="preserve"> </w:t>
-      </w:r>
-      <w:r>
-        <w:rPr>
-          <w:rFonts w:hint="eastAsia" w:ascii="Times New Roman" w:hAnsi="Times New Roman" w:eastAsia="FangSong" w:cs="Times New Roman"/>
-        </w:rPr>
         <w:t>上海中学竞赛课程</w:t>
-      </w:r>
-      <w:r>
-        <w:rPr>
-          <w:rFonts w:hint="eastAsia" w:ascii="Times New Roman" w:hAnsi="Times New Roman" w:eastAsia="Times New Roman" w:cs="Times New Roman"/>
-        </w:rPr>
-        <w:t>·</w:t>
-      </w:r>
-      <w:r>
-        <w:rPr>
-          <w:rFonts w:hint="eastAsia" w:ascii="Times New Roman" w:hAnsi="Times New Roman" w:eastAsia="FangSong" w:cs="Times New Roman"/>
-        </w:rPr>
-        <w:t>化学</w:t>
-      </w:r>
-      <w:r>
-        <w:rPr>
-          <w:rFonts w:hint="eastAsia" w:ascii="Times New Roman" w:hAnsi="Times New Roman" w:eastAsia="Times New Roman" w:cs="Times New Roman"/>
-        </w:rPr>
-        <w:t>·</w:t>
-      </w:r>
-      <w:r>
-        <w:rPr>
-          <w:rFonts w:hint="eastAsia" w:ascii="Times New Roman" w:hAnsi="Times New Roman" w:eastAsia="FangSong" w:cs="Times New Roman"/>
-        </w:rPr>
-        <w:t>第</w:t>
-      </w:r>
-      <w:r>
-        <w:rPr>
-          <w:rFonts w:hint="eastAsia" w:ascii="Times New Roman" w:hAnsi="Times New Roman" w:eastAsia="Times New Roman" w:cs="Times New Roman"/>
-        </w:rPr>
-        <w:t>1</w:t>
-      </w:r>
-      <w:r>
-        <w:rPr>
-          <w:rFonts w:hint="eastAsia" w:ascii="Times New Roman" w:hAnsi="Times New Roman" w:eastAsia="FangSong" w:cs="Times New Roman"/>
-        </w:rPr>
-        <w:t>分册</w:t>
-      </w:r>
-      <w:r>
-        <w:rPr>
-          <w:rFonts w:hint="eastAsia" w:ascii="Times New Roman" w:hAnsi="Times New Roman" w:eastAsia="Times New Roman" w:cs="Times New Roman"/>
-        </w:rPr>
-        <w:t>·</w:t>
-      </w:r>
-      <w:r>
-        <w:rPr>
-          <w:rFonts w:hint="eastAsia" w:ascii="Times New Roman" w:hAnsi="Times New Roman" w:eastAsia="FangSong" w:cs="Times New Roman"/>
-        </w:rPr>
-        <w:t>第四讲</w:t>
-      </w:r>
-      <w:r>
-        <w:rPr>
-          <w:rFonts w:hint="eastAsia" w:ascii="Times New Roman" w:hAnsi="Times New Roman" w:eastAsia="Times New Roman" w:cs="Times New Roman"/>
-        </w:rPr>
-        <w:t>（</w:t>
-      </w:r>
-      <w:r>
-        <w:rPr>
-          <w:rFonts w:hint="eastAsia" w:ascii="Times New Roman" w:hAnsi="Times New Roman" w:eastAsia="FangSong" w:cs="Times New Roman"/>
-        </w:rPr>
-        <w:t>共价键理论</w:t>
-      </w:r>
-      <w:r>
-        <w:rPr>
-          <w:rFonts w:hint="eastAsia" w:ascii="Times New Roman" w:hAnsi="Times New Roman" w:eastAsia="Times New Roman" w:cs="Times New Roman"/>
-        </w:rPr>
-        <w:t>）</w:t>
       </w:r>
     </w:p>
     <w:p>
@@ -36105,10 +31837,8 @@
       <w:r>
         <w:rPr>
           <w:rFonts w:hint="eastAsia" w:ascii="Times New Roman" w:hAnsi="Times New Roman" w:eastAsia="FangSong" w:cs="Times New Roman"/>
-          <w:b/>
-          <w:bCs/>
-        </w:rPr>
-        <w:t xml:space="preserve">题源</w:t>
+        </w:rPr>
+        <w:t>来源</w:t>
       </w:r>
       <w:r>
         <w:rPr>
@@ -36120,139 +31850,7 @@
         <w:rPr>
           <w:rFonts w:hint="eastAsia" w:ascii="Times New Roman" w:hAnsi="Times New Roman" w:eastAsia="FangSong" w:cs="Times New Roman"/>
         </w:rPr>
-        <w:t>题</w:t>
-      </w:r>
-      <w:r>
-        <w:rPr>
-          <w:rFonts w:hint="eastAsia" w:ascii="Times New Roman" w:hAnsi="Times New Roman" w:eastAsia="Times New Roman" w:cs="Times New Roman"/>
-        </w:rPr>
-        <w:t>-045-</w:t>
-      </w:r>
-      <w:r>
-        <w:rPr>
-          <w:rFonts w:hint="eastAsia" w:ascii="Times New Roman" w:hAnsi="Times New Roman" w:eastAsia="FangSong" w:cs="Times New Roman"/>
-        </w:rPr>
-        <w:t>上海中学</w:t>
-      </w:r>
-      <w:r>
-        <w:rPr>
-          <w:rFonts w:hint="eastAsia" w:ascii="Times New Roman" w:hAnsi="Times New Roman" w:eastAsia="Times New Roman" w:cs="Times New Roman"/>
-        </w:rPr>
-        <w:t>-</w:t>
-      </w:r>
-      <w:r>
-        <w:rPr>
-          <w:rFonts w:hint="eastAsia" w:ascii="Times New Roman" w:hAnsi="Times New Roman" w:eastAsia="FangSong" w:cs="Times New Roman"/>
-        </w:rPr>
-        <w:t>共价键理论</w:t>
-      </w:r>
-      <w:r>
-        <w:rPr>
-          <w:rFonts w:hint="eastAsia" w:ascii="Times New Roman" w:hAnsi="Times New Roman" w:eastAsia="Times New Roman" w:cs="Times New Roman"/>
-        </w:rPr>
-        <w:t>-</w:t>
-      </w:r>
-      <w:r>
-        <w:rPr>
-          <w:rFonts w:hint="eastAsia" w:ascii="Times New Roman" w:hAnsi="Times New Roman" w:eastAsia="FangSong" w:cs="Times New Roman"/>
-        </w:rPr>
-        <w:t>习题</w:t>
-      </w:r>
-      <w:r>
-        <w:rPr>
-          <w:rFonts w:hint="eastAsia" w:ascii="Times New Roman" w:hAnsi="Times New Roman" w:eastAsia="Times New Roman" w:cs="Times New Roman"/>
-        </w:rPr>
-        <w:t>13</w:t>
-      </w:r>
-      <w:r>
-        <w:rPr>
-          <w:rFonts w:ascii="Times New Roman" w:hAnsi="Times New Roman" w:eastAsia="Times New Roman" w:cs="Times New Roman"/>
-        </w:rPr>
-        <w:t xml:space="preserve"> </w:t>
-      </w:r>
-      <w:r>
-        <w:rPr>
-          <w:rFonts w:hint="eastAsia" w:ascii="Times New Roman" w:hAnsi="Times New Roman" w:eastAsia="Times New Roman" w:cs="Times New Roman"/>
-        </w:rPr>
-        <w:t xml:space="preserve">｜</w:t>
-      </w:r>
-      <w:r>
-        <w:rPr>
-          <w:rFonts w:ascii="Times New Roman" w:hAnsi="Times New Roman" w:eastAsia="Times New Roman" w:cs="Times New Roman"/>
-        </w:rPr>
-        <w:t xml:space="preserve"> </w:t>
-      </w:r>
-      <w:r>
-        <w:rPr>
-          <w:rFonts w:hint="eastAsia" w:ascii="Times New Roman" w:hAnsi="Times New Roman" w:eastAsia="FangSong" w:cs="Times New Roman"/>
-        </w:rPr>
         <w:t>上海中学竞赛课程</w:t>
-      </w:r>
-      <w:r>
-        <w:rPr>
-          <w:rFonts w:hint="eastAsia" w:ascii="Times New Roman" w:hAnsi="Times New Roman" w:eastAsia="Times New Roman" w:cs="Times New Roman"/>
-        </w:rPr>
-        <w:t>·</w:t>
-      </w:r>
-      <w:r>
-        <w:rPr>
-          <w:rFonts w:hint="eastAsia" w:ascii="Times New Roman" w:hAnsi="Times New Roman" w:eastAsia="FangSong" w:cs="Times New Roman"/>
-        </w:rPr>
-        <w:t>化学</w:t>
-      </w:r>
-      <w:r>
-        <w:rPr>
-          <w:rFonts w:hint="eastAsia" w:ascii="Times New Roman" w:hAnsi="Times New Roman" w:eastAsia="Times New Roman" w:cs="Times New Roman"/>
-        </w:rPr>
-        <w:t>·</w:t>
-      </w:r>
-      <w:r>
-        <w:rPr>
-          <w:rFonts w:hint="eastAsia" w:ascii="Times New Roman" w:hAnsi="Times New Roman" w:eastAsia="FangSong" w:cs="Times New Roman"/>
-        </w:rPr>
-        <w:t>第</w:t>
-      </w:r>
-      <w:r>
-        <w:rPr>
-          <w:rFonts w:hint="eastAsia" w:ascii="Times New Roman" w:hAnsi="Times New Roman" w:eastAsia="Times New Roman" w:cs="Times New Roman"/>
-        </w:rPr>
-        <w:t>1</w:t>
-      </w:r>
-      <w:r>
-        <w:rPr>
-          <w:rFonts w:hint="eastAsia" w:ascii="Times New Roman" w:hAnsi="Times New Roman" w:eastAsia="FangSong" w:cs="Times New Roman"/>
-        </w:rPr>
-        <w:t>分册</w:t>
-      </w:r>
-      <w:r>
-        <w:rPr>
-          <w:rFonts w:hint="eastAsia" w:ascii="Times New Roman" w:hAnsi="Times New Roman" w:eastAsia="Times New Roman" w:cs="Times New Roman"/>
-        </w:rPr>
-        <w:t>·</w:t>
-      </w:r>
-      <w:r>
-        <w:rPr>
-          <w:rFonts w:hint="eastAsia" w:ascii="Times New Roman" w:hAnsi="Times New Roman" w:eastAsia="FangSong" w:cs="Times New Roman"/>
-        </w:rPr>
-        <w:t>第四讲</w:t>
-      </w:r>
-      <w:r>
-        <w:rPr>
-          <w:rFonts w:hint="eastAsia" w:ascii="Times New Roman" w:hAnsi="Times New Roman" w:eastAsia="Times New Roman" w:cs="Times New Roman"/>
-        </w:rPr>
-        <w:t>（</w:t>
-      </w:r>
-      <w:r>
-        <w:rPr>
-          <w:rFonts w:hint="eastAsia" w:ascii="Times New Roman" w:hAnsi="Times New Roman" w:eastAsia="FangSong" w:cs="Times New Roman"/>
-        </w:rPr>
-        <w:t>共价键理论</w:t>
-      </w:r>
-      <w:r>
-        <w:rPr>
-          <w:rFonts w:hint="eastAsia" w:ascii="Times New Roman" w:hAnsi="Times New Roman" w:eastAsia="Times New Roman" w:cs="Times New Roman"/>
-        </w:rPr>
-        <w:t>）</w:t>
       </w:r>
     </w:p>
     <w:p>
@@ -36876,10 +32474,8 @@
       <w:r>
         <w:rPr>
           <w:rFonts w:hint="eastAsia" w:ascii="Times New Roman" w:hAnsi="Times New Roman" w:eastAsia="FangSong" w:cs="Times New Roman"/>
-          <w:b/>
-          <w:bCs/>
-        </w:rPr>
-        <w:t xml:space="preserve">题源</w:t>
+        </w:rPr>
+        <w:t>来源</w:t>
       </w:r>
       <w:r>
         <w:rPr>
@@ -36891,139 +32487,7 @@
         <w:rPr>
           <w:rFonts w:hint="eastAsia" w:ascii="Times New Roman" w:hAnsi="Times New Roman" w:eastAsia="FangSong" w:cs="Times New Roman"/>
         </w:rPr>
-        <w:t>题</w:t>
-      </w:r>
-      <w:r>
-        <w:rPr>
-          <w:rFonts w:hint="eastAsia" w:ascii="Times New Roman" w:hAnsi="Times New Roman" w:eastAsia="Times New Roman" w:cs="Times New Roman"/>
-        </w:rPr>
-        <w:t>-045-</w:t>
-      </w:r>
-      <w:r>
-        <w:rPr>
-          <w:rFonts w:hint="eastAsia" w:ascii="Times New Roman" w:hAnsi="Times New Roman" w:eastAsia="FangSong" w:cs="Times New Roman"/>
-        </w:rPr>
-        <w:t>上海中学</w:t>
-      </w:r>
-      <w:r>
-        <w:rPr>
-          <w:rFonts w:hint="eastAsia" w:ascii="Times New Roman" w:hAnsi="Times New Roman" w:eastAsia="Times New Roman" w:cs="Times New Roman"/>
-        </w:rPr>
-        <w:t>-</w:t>
-      </w:r>
-      <w:r>
-        <w:rPr>
-          <w:rFonts w:hint="eastAsia" w:ascii="Times New Roman" w:hAnsi="Times New Roman" w:eastAsia="FangSong" w:cs="Times New Roman"/>
-        </w:rPr>
-        <w:t>共价键理论</w:t>
-      </w:r>
-      <w:r>
-        <w:rPr>
-          <w:rFonts w:hint="eastAsia" w:ascii="Times New Roman" w:hAnsi="Times New Roman" w:eastAsia="Times New Roman" w:cs="Times New Roman"/>
-        </w:rPr>
-        <w:t>-</w:t>
-      </w:r>
-      <w:r>
-        <w:rPr>
-          <w:rFonts w:hint="eastAsia" w:ascii="Times New Roman" w:hAnsi="Times New Roman" w:eastAsia="FangSong" w:cs="Times New Roman"/>
-        </w:rPr>
-        <w:t>习题</w:t>
-      </w:r>
-      <w:r>
-        <w:rPr>
-          <w:rFonts w:hint="eastAsia" w:ascii="Times New Roman" w:hAnsi="Times New Roman" w:eastAsia="Times New Roman" w:cs="Times New Roman"/>
-        </w:rPr>
-        <w:t>4</w:t>
-      </w:r>
-      <w:r>
-        <w:rPr>
-          <w:rFonts w:ascii="Times New Roman" w:hAnsi="Times New Roman" w:eastAsia="Times New Roman" w:cs="Times New Roman"/>
-        </w:rPr>
-        <w:t xml:space="preserve"> </w:t>
-      </w:r>
-      <w:r>
-        <w:rPr>
-          <w:rFonts w:hint="eastAsia" w:ascii="Times New Roman" w:hAnsi="Times New Roman" w:eastAsia="Times New Roman" w:cs="Times New Roman"/>
-        </w:rPr>
-        <w:t xml:space="preserve">｜</w:t>
-      </w:r>
-      <w:r>
-        <w:rPr>
-          <w:rFonts w:ascii="Times New Roman" w:hAnsi="Times New Roman" w:eastAsia="Times New Roman" w:cs="Times New Roman"/>
-        </w:rPr>
-        <w:t xml:space="preserve"> </w:t>
-      </w:r>
-      <w:r>
-        <w:rPr>
-          <w:rFonts w:hint="eastAsia" w:ascii="Times New Roman" w:hAnsi="Times New Roman" w:eastAsia="FangSong" w:cs="Times New Roman"/>
-        </w:rPr>
         <w:t>上海中学竞赛课程</w:t>
-      </w:r>
-      <w:r>
-        <w:rPr>
-          <w:rFonts w:hint="eastAsia" w:ascii="Times New Roman" w:hAnsi="Times New Roman" w:eastAsia="Times New Roman" w:cs="Times New Roman"/>
-        </w:rPr>
-        <w:t>·</w:t>
-      </w:r>
-      <w:r>
-        <w:rPr>
-          <w:rFonts w:hint="eastAsia" w:ascii="Times New Roman" w:hAnsi="Times New Roman" w:eastAsia="FangSong" w:cs="Times New Roman"/>
-        </w:rPr>
-        <w:t>化学</w:t>
-      </w:r>
-      <w:r>
-        <w:rPr>
-          <w:rFonts w:hint="eastAsia" w:ascii="Times New Roman" w:hAnsi="Times New Roman" w:eastAsia="Times New Roman" w:cs="Times New Roman"/>
-        </w:rPr>
-        <w:t>·</w:t>
-      </w:r>
-      <w:r>
-        <w:rPr>
-          <w:rFonts w:hint="eastAsia" w:ascii="Times New Roman" w:hAnsi="Times New Roman" w:eastAsia="FangSong" w:cs="Times New Roman"/>
-        </w:rPr>
-        <w:t>第</w:t>
-      </w:r>
-      <w:r>
-        <w:rPr>
-          <w:rFonts w:hint="eastAsia" w:ascii="Times New Roman" w:hAnsi="Times New Roman" w:eastAsia="Times New Roman" w:cs="Times New Roman"/>
-        </w:rPr>
-        <w:t>1</w:t>
-      </w:r>
-      <w:r>
-        <w:rPr>
-          <w:rFonts w:hint="eastAsia" w:ascii="Times New Roman" w:hAnsi="Times New Roman" w:eastAsia="FangSong" w:cs="Times New Roman"/>
-        </w:rPr>
-        <w:t>分册</w:t>
-      </w:r>
-      <w:r>
-        <w:rPr>
-          <w:rFonts w:hint="eastAsia" w:ascii="Times New Roman" w:hAnsi="Times New Roman" w:eastAsia="Times New Roman" w:cs="Times New Roman"/>
-        </w:rPr>
-        <w:t>·</w:t>
-      </w:r>
-      <w:r>
-        <w:rPr>
-          <w:rFonts w:hint="eastAsia" w:ascii="Times New Roman" w:hAnsi="Times New Roman" w:eastAsia="FangSong" w:cs="Times New Roman"/>
-        </w:rPr>
-        <w:t>第四讲</w:t>
-      </w:r>
-      <w:r>
-        <w:rPr>
-          <w:rFonts w:hint="eastAsia" w:ascii="Times New Roman" w:hAnsi="Times New Roman" w:eastAsia="Times New Roman" w:cs="Times New Roman"/>
-        </w:rPr>
-        <w:t>（</w:t>
-      </w:r>
-      <w:r>
-        <w:rPr>
-          <w:rFonts w:hint="eastAsia" w:ascii="Times New Roman" w:hAnsi="Times New Roman" w:eastAsia="FangSong" w:cs="Times New Roman"/>
-        </w:rPr>
-        <w:t>共价键理论</w:t>
-      </w:r>
-      <w:r>
-        <w:rPr>
-          <w:rFonts w:hint="eastAsia" w:ascii="Times New Roman" w:hAnsi="Times New Roman" w:eastAsia="Times New Roman" w:cs="Times New Roman"/>
-        </w:rPr>
-        <w:t>）</w:t>
       </w:r>
     </w:p>
     <w:p>
@@ -37445,10 +32909,8 @@
       <w:r>
         <w:rPr>
           <w:rFonts w:hint="eastAsia" w:ascii="Times New Roman" w:hAnsi="Times New Roman" w:eastAsia="FangSong" w:cs="Times New Roman"/>
-          <w:b/>
-          <w:bCs/>
-        </w:rPr>
-        <w:t xml:space="preserve">题源</w:t>
+        </w:rPr>
+        <w:t>来源</w:t>
       </w:r>
       <w:r>
         <w:rPr>
@@ -37460,139 +32922,7 @@
         <w:rPr>
           <w:rFonts w:hint="eastAsia" w:ascii="Times New Roman" w:hAnsi="Times New Roman" w:eastAsia="FangSong" w:cs="Times New Roman"/>
         </w:rPr>
-        <w:t>题</w:t>
-      </w:r>
-      <w:r>
-        <w:rPr>
-          <w:rFonts w:hint="eastAsia" w:ascii="Times New Roman" w:hAnsi="Times New Roman" w:eastAsia="Times New Roman" w:cs="Times New Roman"/>
-        </w:rPr>
-        <w:t>-045-</w:t>
-      </w:r>
-      <w:r>
-        <w:rPr>
-          <w:rFonts w:hint="eastAsia" w:ascii="Times New Roman" w:hAnsi="Times New Roman" w:eastAsia="FangSong" w:cs="Times New Roman"/>
-        </w:rPr>
-        <w:t>上海中学</w:t>
-      </w:r>
-      <w:r>
-        <w:rPr>
-          <w:rFonts w:hint="eastAsia" w:ascii="Times New Roman" w:hAnsi="Times New Roman" w:eastAsia="Times New Roman" w:cs="Times New Roman"/>
-        </w:rPr>
-        <w:t>-</w:t>
-      </w:r>
-      <w:r>
-        <w:rPr>
-          <w:rFonts w:hint="eastAsia" w:ascii="Times New Roman" w:hAnsi="Times New Roman" w:eastAsia="FangSong" w:cs="Times New Roman"/>
-        </w:rPr>
-        <w:t>共价键理论</w:t>
-      </w:r>
-      <w:r>
-        <w:rPr>
-          <w:rFonts w:hint="eastAsia" w:ascii="Times New Roman" w:hAnsi="Times New Roman" w:eastAsia="Times New Roman" w:cs="Times New Roman"/>
-        </w:rPr>
-        <w:t>-</w:t>
-      </w:r>
-      <w:r>
-        <w:rPr>
-          <w:rFonts w:hint="eastAsia" w:ascii="Times New Roman" w:hAnsi="Times New Roman" w:eastAsia="FangSong" w:cs="Times New Roman"/>
-        </w:rPr>
-        <w:t>习题</w:t>
-      </w:r>
-      <w:r>
-        <w:rPr>
-          <w:rFonts w:hint="eastAsia" w:ascii="Times New Roman" w:hAnsi="Times New Roman" w:eastAsia="Times New Roman" w:cs="Times New Roman"/>
-        </w:rPr>
-        <w:t>14</w:t>
-      </w:r>
-      <w:r>
-        <w:rPr>
-          <w:rFonts w:ascii="Times New Roman" w:hAnsi="Times New Roman" w:eastAsia="Times New Roman" w:cs="Times New Roman"/>
-        </w:rPr>
-        <w:t xml:space="preserve"> </w:t>
-      </w:r>
-      <w:r>
-        <w:rPr>
-          <w:rFonts w:hint="eastAsia" w:ascii="Times New Roman" w:hAnsi="Times New Roman" w:eastAsia="Times New Roman" w:cs="Times New Roman"/>
-        </w:rPr>
-        <w:t xml:space="preserve">｜</w:t>
-      </w:r>
-      <w:r>
-        <w:rPr>
-          <w:rFonts w:ascii="Times New Roman" w:hAnsi="Times New Roman" w:eastAsia="Times New Roman" w:cs="Times New Roman"/>
-        </w:rPr>
-        <w:t xml:space="preserve"> </w:t>
-      </w:r>
-      <w:r>
-        <w:rPr>
-          <w:rFonts w:hint="eastAsia" w:ascii="Times New Roman" w:hAnsi="Times New Roman" w:eastAsia="FangSong" w:cs="Times New Roman"/>
-        </w:rPr>
         <w:t>上海中学竞赛课程</w:t>
-      </w:r>
-      <w:r>
-        <w:rPr>
-          <w:rFonts w:hint="eastAsia" w:ascii="Times New Roman" w:hAnsi="Times New Roman" w:eastAsia="Times New Roman" w:cs="Times New Roman"/>
-        </w:rPr>
-        <w:t>·</w:t>
-      </w:r>
-      <w:r>
-        <w:rPr>
-          <w:rFonts w:hint="eastAsia" w:ascii="Times New Roman" w:hAnsi="Times New Roman" w:eastAsia="FangSong" w:cs="Times New Roman"/>
-        </w:rPr>
-        <w:t>化学</w:t>
-      </w:r>
-      <w:r>
-        <w:rPr>
-          <w:rFonts w:hint="eastAsia" w:ascii="Times New Roman" w:hAnsi="Times New Roman" w:eastAsia="Times New Roman" w:cs="Times New Roman"/>
-        </w:rPr>
-        <w:t>·</w:t>
-      </w:r>
-      <w:r>
-        <w:rPr>
-          <w:rFonts w:hint="eastAsia" w:ascii="Times New Roman" w:hAnsi="Times New Roman" w:eastAsia="FangSong" w:cs="Times New Roman"/>
-        </w:rPr>
-        <w:t>第</w:t>
-      </w:r>
-      <w:r>
-        <w:rPr>
-          <w:rFonts w:hint="eastAsia" w:ascii="Times New Roman" w:hAnsi="Times New Roman" w:eastAsia="Times New Roman" w:cs="Times New Roman"/>
-        </w:rPr>
-        <w:t>1</w:t>
-      </w:r>
-      <w:r>
-        <w:rPr>
-          <w:rFonts w:hint="eastAsia" w:ascii="Times New Roman" w:hAnsi="Times New Roman" w:eastAsia="FangSong" w:cs="Times New Roman"/>
-        </w:rPr>
-        <w:t>分册</w:t>
-      </w:r>
-      <w:r>
-        <w:rPr>
-          <w:rFonts w:hint="eastAsia" w:ascii="Times New Roman" w:hAnsi="Times New Roman" w:eastAsia="Times New Roman" w:cs="Times New Roman"/>
-        </w:rPr>
-        <w:t>·</w:t>
-      </w:r>
-      <w:r>
-        <w:rPr>
-          <w:rFonts w:hint="eastAsia" w:ascii="Times New Roman" w:hAnsi="Times New Roman" w:eastAsia="FangSong" w:cs="Times New Roman"/>
-        </w:rPr>
-        <w:t>第四讲</w:t>
-      </w:r>
-      <w:r>
-        <w:rPr>
-          <w:rFonts w:hint="eastAsia" w:ascii="Times New Roman" w:hAnsi="Times New Roman" w:eastAsia="Times New Roman" w:cs="Times New Roman"/>
-        </w:rPr>
-        <w:t>（</w:t>
-      </w:r>
-      <w:r>
-        <w:rPr>
-          <w:rFonts w:hint="eastAsia" w:ascii="Times New Roman" w:hAnsi="Times New Roman" w:eastAsia="FangSong" w:cs="Times New Roman"/>
-        </w:rPr>
-        <w:t>共价键理论</w:t>
-      </w:r>
-      <w:r>
-        <w:rPr>
-          <w:rFonts w:hint="eastAsia" w:ascii="Times New Roman" w:hAnsi="Times New Roman" w:eastAsia="Times New Roman" w:cs="Times New Roman"/>
-        </w:rPr>
-        <w:t>）</w:t>
       </w:r>
     </w:p>
     <w:p>
@@ -38610,10 +33940,8 @@
       <w:r>
         <w:rPr>
           <w:rFonts w:hint="eastAsia" w:ascii="Times New Roman" w:hAnsi="Times New Roman" w:eastAsia="FangSong" w:cs="Times New Roman"/>
-          <w:b/>
-          <w:bCs/>
-        </w:rPr>
-        <w:t xml:space="preserve">题源</w:t>
+        </w:rPr>
+        <w:t>来源</w:t>
       </w:r>
       <w:r>
         <w:rPr>
@@ -38625,139 +33953,7 @@
         <w:rPr>
           <w:rFonts w:hint="eastAsia" w:ascii="Times New Roman" w:hAnsi="Times New Roman" w:eastAsia="FangSong" w:cs="Times New Roman"/>
         </w:rPr>
-        <w:t>题</w:t>
-      </w:r>
-      <w:r>
-        <w:rPr>
-          <w:rFonts w:hint="eastAsia" w:ascii="Times New Roman" w:hAnsi="Times New Roman" w:eastAsia="Times New Roman" w:cs="Times New Roman"/>
-        </w:rPr>
-        <w:t>-049-</w:t>
-      </w:r>
-      <w:r>
-        <w:rPr>
-          <w:rFonts w:hint="eastAsia" w:ascii="Times New Roman" w:hAnsi="Times New Roman" w:eastAsia="FangSong" w:cs="Times New Roman"/>
-        </w:rPr>
-        <w:t>上海中学</w:t>
-      </w:r>
-      <w:r>
-        <w:rPr>
-          <w:rFonts w:hint="eastAsia" w:ascii="Times New Roman" w:hAnsi="Times New Roman" w:eastAsia="Times New Roman" w:cs="Times New Roman"/>
-        </w:rPr>
-        <w:t>-</w:t>
-      </w:r>
-      <w:r>
-        <w:rPr>
-          <w:rFonts w:hint="eastAsia" w:ascii="Times New Roman" w:hAnsi="Times New Roman" w:eastAsia="FangSong" w:cs="Times New Roman"/>
-        </w:rPr>
-        <w:t>离子键与离子晶体</w:t>
-      </w:r>
-      <w:r>
-        <w:rPr>
-          <w:rFonts w:hint="eastAsia" w:ascii="Times New Roman" w:hAnsi="Times New Roman" w:eastAsia="Times New Roman" w:cs="Times New Roman"/>
-        </w:rPr>
-        <w:t>-</w:t>
-      </w:r>
-      <w:r>
-        <w:rPr>
-          <w:rFonts w:hint="eastAsia" w:ascii="Times New Roman" w:hAnsi="Times New Roman" w:eastAsia="FangSong" w:cs="Times New Roman"/>
-        </w:rPr>
-        <w:t>习题</w:t>
-      </w:r>
-      <w:r>
-        <w:rPr>
-          <w:rFonts w:hint="eastAsia" w:ascii="Times New Roman" w:hAnsi="Times New Roman" w:eastAsia="Times New Roman" w:cs="Times New Roman"/>
-        </w:rPr>
-        <w:t>6</w:t>
-      </w:r>
-      <w:r>
-        <w:rPr>
-          <w:rFonts w:ascii="Times New Roman" w:hAnsi="Times New Roman" w:eastAsia="Times New Roman" w:cs="Times New Roman"/>
-        </w:rPr>
-        <w:t xml:space="preserve"> </w:t>
-      </w:r>
-      <w:r>
-        <w:rPr>
-          <w:rFonts w:hint="eastAsia" w:ascii="Times New Roman" w:hAnsi="Times New Roman" w:eastAsia="Times New Roman" w:cs="Times New Roman"/>
-        </w:rPr>
-        <w:t xml:space="preserve">｜</w:t>
-      </w:r>
-      <w:r>
-        <w:rPr>
-          <w:rFonts w:ascii="Times New Roman" w:hAnsi="Times New Roman" w:eastAsia="Times New Roman" w:cs="Times New Roman"/>
-        </w:rPr>
-        <w:t xml:space="preserve"> </w:t>
-      </w:r>
-      <w:r>
-        <w:rPr>
-          <w:rFonts w:hint="eastAsia" w:ascii="Times New Roman" w:hAnsi="Times New Roman" w:eastAsia="FangSong" w:cs="Times New Roman"/>
-        </w:rPr>
         <w:t>上海中学竞赛课程</w:t>
-      </w:r>
-      <w:r>
-        <w:rPr>
-          <w:rFonts w:hint="eastAsia" w:ascii="Times New Roman" w:hAnsi="Times New Roman" w:eastAsia="Times New Roman" w:cs="Times New Roman"/>
-        </w:rPr>
-        <w:t>·</w:t>
-      </w:r>
-      <w:r>
-        <w:rPr>
-          <w:rFonts w:hint="eastAsia" w:ascii="Times New Roman" w:hAnsi="Times New Roman" w:eastAsia="FangSong" w:cs="Times New Roman"/>
-        </w:rPr>
-        <w:t>化学</w:t>
-      </w:r>
-      <w:r>
-        <w:rPr>
-          <w:rFonts w:hint="eastAsia" w:ascii="Times New Roman" w:hAnsi="Times New Roman" w:eastAsia="Times New Roman" w:cs="Times New Roman"/>
-        </w:rPr>
-        <w:t>·</w:t>
-      </w:r>
-      <w:r>
-        <w:rPr>
-          <w:rFonts w:hint="eastAsia" w:ascii="Times New Roman" w:hAnsi="Times New Roman" w:eastAsia="FangSong" w:cs="Times New Roman"/>
-        </w:rPr>
-        <w:t>第</w:t>
-      </w:r>
-      <w:r>
-        <w:rPr>
-          <w:rFonts w:hint="eastAsia" w:ascii="Times New Roman" w:hAnsi="Times New Roman" w:eastAsia="Times New Roman" w:cs="Times New Roman"/>
-        </w:rPr>
-        <w:t>1</w:t>
-      </w:r>
-      <w:r>
-        <w:rPr>
-          <w:rFonts w:hint="eastAsia" w:ascii="Times New Roman" w:hAnsi="Times New Roman" w:eastAsia="FangSong" w:cs="Times New Roman"/>
-        </w:rPr>
-        <w:t>分册</w:t>
-      </w:r>
-      <w:r>
-        <w:rPr>
-          <w:rFonts w:hint="eastAsia" w:ascii="Times New Roman" w:hAnsi="Times New Roman" w:eastAsia="Times New Roman" w:cs="Times New Roman"/>
-        </w:rPr>
-        <w:t>·</w:t>
-      </w:r>
-      <w:r>
-        <w:rPr>
-          <w:rFonts w:hint="eastAsia" w:ascii="Times New Roman" w:hAnsi="Times New Roman" w:eastAsia="FangSong" w:cs="Times New Roman"/>
-        </w:rPr>
-        <w:t>第八讲</w:t>
-      </w:r>
-      <w:r>
-        <w:rPr>
-          <w:rFonts w:hint="eastAsia" w:ascii="Times New Roman" w:hAnsi="Times New Roman" w:eastAsia="Times New Roman" w:cs="Times New Roman"/>
-        </w:rPr>
-        <w:t>（</w:t>
-      </w:r>
-      <w:r>
-        <w:rPr>
-          <w:rFonts w:hint="eastAsia" w:ascii="Times New Roman" w:hAnsi="Times New Roman" w:eastAsia="FangSong" w:cs="Times New Roman"/>
-        </w:rPr>
-        <w:t>离子键与离子晶体</w:t>
-      </w:r>
-      <w:r>
-        <w:rPr>
-          <w:rFonts w:hint="eastAsia" w:ascii="Times New Roman" w:hAnsi="Times New Roman" w:eastAsia="Times New Roman" w:cs="Times New Roman"/>
-        </w:rPr>
-        <w:t>）</w:t>
       </w:r>
     </w:p>
     <w:p>
@@ -39260,10 +34456,8 @@
       <w:r>
         <w:rPr>
           <w:rFonts w:hint="eastAsia" w:ascii="Times New Roman" w:hAnsi="Times New Roman" w:eastAsia="FangSong" w:cs="Times New Roman"/>
-          <w:b/>
-          <w:bCs/>
-        </w:rPr>
-        <w:t xml:space="preserve">题源</w:t>
+        </w:rPr>
+        <w:t>来源</w:t>
       </w:r>
       <w:r>
         <w:rPr>
@@ -39275,139 +34469,7 @@
         <w:rPr>
           <w:rFonts w:hint="eastAsia" w:ascii="Times New Roman" w:hAnsi="Times New Roman" w:eastAsia="FangSong" w:cs="Times New Roman"/>
         </w:rPr>
-        <w:t>题</w:t>
-      </w:r>
-      <w:r>
-        <w:rPr>
-          <w:rFonts w:hint="eastAsia" w:ascii="Times New Roman" w:hAnsi="Times New Roman" w:eastAsia="Times New Roman" w:cs="Times New Roman"/>
-        </w:rPr>
-        <w:t>-049-</w:t>
-      </w:r>
-      <w:r>
-        <w:rPr>
-          <w:rFonts w:hint="eastAsia" w:ascii="Times New Roman" w:hAnsi="Times New Roman" w:eastAsia="FangSong" w:cs="Times New Roman"/>
-        </w:rPr>
-        <w:t>上海中学</w:t>
-      </w:r>
-      <w:r>
-        <w:rPr>
-          <w:rFonts w:hint="eastAsia" w:ascii="Times New Roman" w:hAnsi="Times New Roman" w:eastAsia="Times New Roman" w:cs="Times New Roman"/>
-        </w:rPr>
-        <w:t>-</w:t>
-      </w:r>
-      <w:r>
-        <w:rPr>
-          <w:rFonts w:hint="eastAsia" w:ascii="Times New Roman" w:hAnsi="Times New Roman" w:eastAsia="FangSong" w:cs="Times New Roman"/>
-        </w:rPr>
-        <w:t>离子键与离子晶体</w:t>
-      </w:r>
-      <w:r>
-        <w:rPr>
-          <w:rFonts w:hint="eastAsia" w:ascii="Times New Roman" w:hAnsi="Times New Roman" w:eastAsia="Times New Roman" w:cs="Times New Roman"/>
-        </w:rPr>
-        <w:t>-</w:t>
-      </w:r>
-      <w:r>
-        <w:rPr>
-          <w:rFonts w:hint="eastAsia" w:ascii="Times New Roman" w:hAnsi="Times New Roman" w:eastAsia="FangSong" w:cs="Times New Roman"/>
-        </w:rPr>
-        <w:t>习题</w:t>
-      </w:r>
-      <w:r>
-        <w:rPr>
-          <w:rFonts w:hint="eastAsia" w:ascii="Times New Roman" w:hAnsi="Times New Roman" w:eastAsia="Times New Roman" w:cs="Times New Roman"/>
-        </w:rPr>
-        <w:t>3</w:t>
-      </w:r>
-      <w:r>
-        <w:rPr>
-          <w:rFonts w:ascii="Times New Roman" w:hAnsi="Times New Roman" w:eastAsia="Times New Roman" w:cs="Times New Roman"/>
-        </w:rPr>
-        <w:t xml:space="preserve"> </w:t>
-      </w:r>
-      <w:r>
-        <w:rPr>
-          <w:rFonts w:hint="eastAsia" w:ascii="Times New Roman" w:hAnsi="Times New Roman" w:eastAsia="Times New Roman" w:cs="Times New Roman"/>
-        </w:rPr>
-        <w:t xml:space="preserve">｜</w:t>
-      </w:r>
-      <w:r>
-        <w:rPr>
-          <w:rFonts w:ascii="Times New Roman" w:hAnsi="Times New Roman" w:eastAsia="Times New Roman" w:cs="Times New Roman"/>
-        </w:rPr>
-        <w:t xml:space="preserve"> </w:t>
-      </w:r>
-      <w:r>
-        <w:rPr>
-          <w:rFonts w:hint="eastAsia" w:ascii="Times New Roman" w:hAnsi="Times New Roman" w:eastAsia="FangSong" w:cs="Times New Roman"/>
-        </w:rPr>
         <w:t>上海中学竞赛课程</w:t>
-      </w:r>
-      <w:r>
-        <w:rPr>
-          <w:rFonts w:hint="eastAsia" w:ascii="Times New Roman" w:hAnsi="Times New Roman" w:eastAsia="Times New Roman" w:cs="Times New Roman"/>
-        </w:rPr>
-        <w:t>·</w:t>
-      </w:r>
-      <w:r>
-        <w:rPr>
-          <w:rFonts w:hint="eastAsia" w:ascii="Times New Roman" w:hAnsi="Times New Roman" w:eastAsia="FangSong" w:cs="Times New Roman"/>
-        </w:rPr>
-        <w:t>化学</w:t>
-      </w:r>
-      <w:r>
-        <w:rPr>
-          <w:rFonts w:hint="eastAsia" w:ascii="Times New Roman" w:hAnsi="Times New Roman" w:eastAsia="Times New Roman" w:cs="Times New Roman"/>
-        </w:rPr>
-        <w:t>·</w:t>
-      </w:r>
-      <w:r>
-        <w:rPr>
-          <w:rFonts w:hint="eastAsia" w:ascii="Times New Roman" w:hAnsi="Times New Roman" w:eastAsia="FangSong" w:cs="Times New Roman"/>
-        </w:rPr>
-        <w:t>第</w:t>
-      </w:r>
-      <w:r>
-        <w:rPr>
-          <w:rFonts w:hint="eastAsia" w:ascii="Times New Roman" w:hAnsi="Times New Roman" w:eastAsia="Times New Roman" w:cs="Times New Roman"/>
-        </w:rPr>
-        <w:t>1</w:t>
-      </w:r>
-      <w:r>
-        <w:rPr>
-          <w:rFonts w:hint="eastAsia" w:ascii="Times New Roman" w:hAnsi="Times New Roman" w:eastAsia="FangSong" w:cs="Times New Roman"/>
-        </w:rPr>
-        <w:t>分册</w:t>
-      </w:r>
-      <w:r>
-        <w:rPr>
-          <w:rFonts w:hint="eastAsia" w:ascii="Times New Roman" w:hAnsi="Times New Roman" w:eastAsia="Times New Roman" w:cs="Times New Roman"/>
-        </w:rPr>
-        <w:t>·</w:t>
-      </w:r>
-      <w:r>
-        <w:rPr>
-          <w:rFonts w:hint="eastAsia" w:ascii="Times New Roman" w:hAnsi="Times New Roman" w:eastAsia="FangSong" w:cs="Times New Roman"/>
-        </w:rPr>
-        <w:t>第八讲</w:t>
-      </w:r>
-      <w:r>
-        <w:rPr>
-          <w:rFonts w:hint="eastAsia" w:ascii="Times New Roman" w:hAnsi="Times New Roman" w:eastAsia="Times New Roman" w:cs="Times New Roman"/>
-        </w:rPr>
-        <w:t>（</w:t>
-      </w:r>
-      <w:r>
-        <w:rPr>
-          <w:rFonts w:hint="eastAsia" w:ascii="Times New Roman" w:hAnsi="Times New Roman" w:eastAsia="FangSong" w:cs="Times New Roman"/>
-        </w:rPr>
-        <w:t>离子键与离子晶体</w:t>
-      </w:r>
-      <w:r>
-        <w:rPr>
-          <w:rFonts w:hint="eastAsia" w:ascii="Times New Roman" w:hAnsi="Times New Roman" w:eastAsia="Times New Roman" w:cs="Times New Roman"/>
-        </w:rPr>
-        <w:t>）</w:t>
       </w:r>
     </w:p>
     <w:p>
@@ -40461,10 +35523,8 @@
       <w:r>
         <w:rPr>
           <w:rFonts w:hint="eastAsia" w:ascii="Times New Roman" w:hAnsi="Times New Roman" w:eastAsia="FangSong" w:cs="Times New Roman"/>
-          <w:b/>
-          <w:bCs/>
-        </w:rPr>
-        <w:t xml:space="preserve">题源</w:t>
+        </w:rPr>
+        <w:t>来源</w:t>
       </w:r>
       <w:r>
         <w:rPr>
@@ -40476,139 +35536,7 @@
         <w:rPr>
           <w:rFonts w:hint="eastAsia" w:ascii="Times New Roman" w:hAnsi="Times New Roman" w:eastAsia="FangSong" w:cs="Times New Roman"/>
         </w:rPr>
-        <w:t>题</w:t>
-      </w:r>
-      <w:r>
-        <w:rPr>
-          <w:rFonts w:hint="eastAsia" w:ascii="Times New Roman" w:hAnsi="Times New Roman" w:eastAsia="Times New Roman" w:cs="Times New Roman"/>
-        </w:rPr>
-        <w:t>-049-</w:t>
-      </w:r>
-      <w:r>
-        <w:rPr>
-          <w:rFonts w:hint="eastAsia" w:ascii="Times New Roman" w:hAnsi="Times New Roman" w:eastAsia="FangSong" w:cs="Times New Roman"/>
-        </w:rPr>
-        <w:t>上海中学</w:t>
-      </w:r>
-      <w:r>
-        <w:rPr>
-          <w:rFonts w:hint="eastAsia" w:ascii="Times New Roman" w:hAnsi="Times New Roman" w:eastAsia="Times New Roman" w:cs="Times New Roman"/>
-        </w:rPr>
-        <w:t>-</w:t>
-      </w:r>
-      <w:r>
-        <w:rPr>
-          <w:rFonts w:hint="eastAsia" w:ascii="Times New Roman" w:hAnsi="Times New Roman" w:eastAsia="FangSong" w:cs="Times New Roman"/>
-        </w:rPr>
-        <w:t>离子键与离子晶体</w:t>
-      </w:r>
-      <w:r>
-        <w:rPr>
-          <w:rFonts w:hint="eastAsia" w:ascii="Times New Roman" w:hAnsi="Times New Roman" w:eastAsia="Times New Roman" w:cs="Times New Roman"/>
-        </w:rPr>
-        <w:t>-</w:t>
-      </w:r>
-      <w:r>
-        <w:rPr>
-          <w:rFonts w:hint="eastAsia" w:ascii="Times New Roman" w:hAnsi="Times New Roman" w:eastAsia="FangSong" w:cs="Times New Roman"/>
-        </w:rPr>
-        <w:t>习题</w:t>
-      </w:r>
-      <w:r>
-        <w:rPr>
-          <w:rFonts w:hint="eastAsia" w:ascii="Times New Roman" w:hAnsi="Times New Roman" w:eastAsia="Times New Roman" w:cs="Times New Roman"/>
-        </w:rPr>
-        <w:t>13</w:t>
-      </w:r>
-      <w:r>
-        <w:rPr>
-          <w:rFonts w:ascii="Times New Roman" w:hAnsi="Times New Roman" w:eastAsia="Times New Roman" w:cs="Times New Roman"/>
-        </w:rPr>
-        <w:t xml:space="preserve"> </w:t>
-      </w:r>
-      <w:r>
-        <w:rPr>
-          <w:rFonts w:hint="eastAsia" w:ascii="Times New Roman" w:hAnsi="Times New Roman" w:eastAsia="Times New Roman" w:cs="Times New Roman"/>
-        </w:rPr>
-        <w:t xml:space="preserve">｜</w:t>
-      </w:r>
-      <w:r>
-        <w:rPr>
-          <w:rFonts w:ascii="Times New Roman" w:hAnsi="Times New Roman" w:eastAsia="Times New Roman" w:cs="Times New Roman"/>
-        </w:rPr>
-        <w:t xml:space="preserve"> </w:t>
-      </w:r>
-      <w:r>
-        <w:rPr>
-          <w:rFonts w:hint="eastAsia" w:ascii="Times New Roman" w:hAnsi="Times New Roman" w:eastAsia="FangSong" w:cs="Times New Roman"/>
-        </w:rPr>
         <w:t>上海中学竞赛课程</w:t>
-      </w:r>
-      <w:r>
-        <w:rPr>
-          <w:rFonts w:hint="eastAsia" w:ascii="Times New Roman" w:hAnsi="Times New Roman" w:eastAsia="Times New Roman" w:cs="Times New Roman"/>
-        </w:rPr>
-        <w:t>·</w:t>
-      </w:r>
-      <w:r>
-        <w:rPr>
-          <w:rFonts w:hint="eastAsia" w:ascii="Times New Roman" w:hAnsi="Times New Roman" w:eastAsia="FangSong" w:cs="Times New Roman"/>
-        </w:rPr>
-        <w:t>化学</w:t>
-      </w:r>
-      <w:r>
-        <w:rPr>
-          <w:rFonts w:hint="eastAsia" w:ascii="Times New Roman" w:hAnsi="Times New Roman" w:eastAsia="Times New Roman" w:cs="Times New Roman"/>
-        </w:rPr>
-        <w:t>·</w:t>
-      </w:r>
-      <w:r>
-        <w:rPr>
-          <w:rFonts w:hint="eastAsia" w:ascii="Times New Roman" w:hAnsi="Times New Roman" w:eastAsia="FangSong" w:cs="Times New Roman"/>
-        </w:rPr>
-        <w:t>第</w:t>
-      </w:r>
-      <w:r>
-        <w:rPr>
-          <w:rFonts w:hint="eastAsia" w:ascii="Times New Roman" w:hAnsi="Times New Roman" w:eastAsia="Times New Roman" w:cs="Times New Roman"/>
-        </w:rPr>
-        <w:t>1</w:t>
-      </w:r>
-      <w:r>
-        <w:rPr>
-          <w:rFonts w:hint="eastAsia" w:ascii="Times New Roman" w:hAnsi="Times New Roman" w:eastAsia="FangSong" w:cs="Times New Roman"/>
-        </w:rPr>
-        <w:t>分册</w:t>
-      </w:r>
-      <w:r>
-        <w:rPr>
-          <w:rFonts w:hint="eastAsia" w:ascii="Times New Roman" w:hAnsi="Times New Roman" w:eastAsia="Times New Roman" w:cs="Times New Roman"/>
-        </w:rPr>
-        <w:t>·</w:t>
-      </w:r>
-      <w:r>
-        <w:rPr>
-          <w:rFonts w:hint="eastAsia" w:ascii="Times New Roman" w:hAnsi="Times New Roman" w:eastAsia="FangSong" w:cs="Times New Roman"/>
-        </w:rPr>
-        <w:t>第八讲</w:t>
-      </w:r>
-      <w:r>
-        <w:rPr>
-          <w:rFonts w:hint="eastAsia" w:ascii="Times New Roman" w:hAnsi="Times New Roman" w:eastAsia="Times New Roman" w:cs="Times New Roman"/>
-        </w:rPr>
-        <w:t>（</w:t>
-      </w:r>
-      <w:r>
-        <w:rPr>
-          <w:rFonts w:hint="eastAsia" w:ascii="Times New Roman" w:hAnsi="Times New Roman" w:eastAsia="FangSong" w:cs="Times New Roman"/>
-        </w:rPr>
-        <w:t>离子键与离子晶体</w:t>
-      </w:r>
-      <w:r>
-        <w:rPr>
-          <w:rFonts w:hint="eastAsia" w:ascii="Times New Roman" w:hAnsi="Times New Roman" w:eastAsia="Times New Roman" w:cs="Times New Roman"/>
-        </w:rPr>
-        <w:t>）</w:t>
       </w:r>
     </w:p>
     <w:p>
@@ -41257,10 +36185,8 @@
       <w:r>
         <w:rPr>
           <w:rFonts w:hint="eastAsia" w:ascii="Times New Roman" w:hAnsi="Times New Roman" w:eastAsia="FangSong" w:cs="Times New Roman"/>
-          <w:b/>
-          <w:bCs/>
-        </w:rPr>
-        <w:t xml:space="preserve">题源</w:t>
+        </w:rPr>
+        <w:t>来源</w:t>
       </w:r>
       <w:r>
         <w:rPr>
@@ -41272,139 +36198,7 @@
         <w:rPr>
           <w:rFonts w:hint="eastAsia" w:ascii="Times New Roman" w:hAnsi="Times New Roman" w:eastAsia="FangSong" w:cs="Times New Roman"/>
         </w:rPr>
-        <w:t>题</w:t>
-      </w:r>
-      <w:r>
-        <w:rPr>
-          <w:rFonts w:hint="eastAsia" w:ascii="Times New Roman" w:hAnsi="Times New Roman" w:eastAsia="Times New Roman" w:cs="Times New Roman"/>
-        </w:rPr>
-        <w:t>-049-</w:t>
-      </w:r>
-      <w:r>
-        <w:rPr>
-          <w:rFonts w:hint="eastAsia" w:ascii="Times New Roman" w:hAnsi="Times New Roman" w:eastAsia="FangSong" w:cs="Times New Roman"/>
-        </w:rPr>
-        <w:t>上海中学</w:t>
-      </w:r>
-      <w:r>
-        <w:rPr>
-          <w:rFonts w:hint="eastAsia" w:ascii="Times New Roman" w:hAnsi="Times New Roman" w:eastAsia="Times New Roman" w:cs="Times New Roman"/>
-        </w:rPr>
-        <w:t>-</w:t>
-      </w:r>
-      <w:r>
-        <w:rPr>
-          <w:rFonts w:hint="eastAsia" w:ascii="Times New Roman" w:hAnsi="Times New Roman" w:eastAsia="FangSong" w:cs="Times New Roman"/>
-        </w:rPr>
-        <w:t>离子键与离子晶体</w:t>
-      </w:r>
-      <w:r>
-        <w:rPr>
-          <w:rFonts w:hint="eastAsia" w:ascii="Times New Roman" w:hAnsi="Times New Roman" w:eastAsia="Times New Roman" w:cs="Times New Roman"/>
-        </w:rPr>
-        <w:t>-</w:t>
-      </w:r>
-      <w:r>
-        <w:rPr>
-          <w:rFonts w:hint="eastAsia" w:ascii="Times New Roman" w:hAnsi="Times New Roman" w:eastAsia="FangSong" w:cs="Times New Roman"/>
-        </w:rPr>
-        <w:t>习题</w:t>
-      </w:r>
-      <w:r>
-        <w:rPr>
-          <w:rFonts w:hint="eastAsia" w:ascii="Times New Roman" w:hAnsi="Times New Roman" w:eastAsia="Times New Roman" w:cs="Times New Roman"/>
-        </w:rPr>
-        <w:t>4</w:t>
-      </w:r>
-      <w:r>
-        <w:rPr>
-          <w:rFonts w:ascii="Times New Roman" w:hAnsi="Times New Roman" w:eastAsia="Times New Roman" w:cs="Times New Roman"/>
-        </w:rPr>
-        <w:t xml:space="preserve"> </w:t>
-      </w:r>
-      <w:r>
-        <w:rPr>
-          <w:rFonts w:hint="eastAsia" w:ascii="Times New Roman" w:hAnsi="Times New Roman" w:eastAsia="Times New Roman" w:cs="Times New Roman"/>
-        </w:rPr>
-        <w:t xml:space="preserve">｜</w:t>
-      </w:r>
-      <w:r>
-        <w:rPr>
-          <w:rFonts w:ascii="Times New Roman" w:hAnsi="Times New Roman" w:eastAsia="Times New Roman" w:cs="Times New Roman"/>
-        </w:rPr>
-        <w:t xml:space="preserve"> </w:t>
-      </w:r>
-      <w:r>
-        <w:rPr>
-          <w:rFonts w:hint="eastAsia" w:ascii="Times New Roman" w:hAnsi="Times New Roman" w:eastAsia="FangSong" w:cs="Times New Roman"/>
-        </w:rPr>
         <w:t>上海中学竞赛课程</w:t>
-      </w:r>
-      <w:r>
-        <w:rPr>
-          <w:rFonts w:hint="eastAsia" w:ascii="Times New Roman" w:hAnsi="Times New Roman" w:eastAsia="Times New Roman" w:cs="Times New Roman"/>
-        </w:rPr>
-        <w:t>·</w:t>
-      </w:r>
-      <w:r>
-        <w:rPr>
-          <w:rFonts w:hint="eastAsia" w:ascii="Times New Roman" w:hAnsi="Times New Roman" w:eastAsia="FangSong" w:cs="Times New Roman"/>
-        </w:rPr>
-        <w:t>化学</w:t>
-      </w:r>
-      <w:r>
-        <w:rPr>
-          <w:rFonts w:hint="eastAsia" w:ascii="Times New Roman" w:hAnsi="Times New Roman" w:eastAsia="Times New Roman" w:cs="Times New Roman"/>
-        </w:rPr>
-        <w:t>·</w:t>
-      </w:r>
-      <w:r>
-        <w:rPr>
-          <w:rFonts w:hint="eastAsia" w:ascii="Times New Roman" w:hAnsi="Times New Roman" w:eastAsia="FangSong" w:cs="Times New Roman"/>
-        </w:rPr>
-        <w:t>第</w:t>
-      </w:r>
-      <w:r>
-        <w:rPr>
-          <w:rFonts w:hint="eastAsia" w:ascii="Times New Roman" w:hAnsi="Times New Roman" w:eastAsia="Times New Roman" w:cs="Times New Roman"/>
-        </w:rPr>
-        <w:t>1</w:t>
-      </w:r>
-      <w:r>
-        <w:rPr>
-          <w:rFonts w:hint="eastAsia" w:ascii="Times New Roman" w:hAnsi="Times New Roman" w:eastAsia="FangSong" w:cs="Times New Roman"/>
-        </w:rPr>
-        <w:t>分册</w:t>
-      </w:r>
-      <w:r>
-        <w:rPr>
-          <w:rFonts w:hint="eastAsia" w:ascii="Times New Roman" w:hAnsi="Times New Roman" w:eastAsia="Times New Roman" w:cs="Times New Roman"/>
-        </w:rPr>
-        <w:t>·</w:t>
-      </w:r>
-      <w:r>
-        <w:rPr>
-          <w:rFonts w:hint="eastAsia" w:ascii="Times New Roman" w:hAnsi="Times New Roman" w:eastAsia="FangSong" w:cs="Times New Roman"/>
-        </w:rPr>
-        <w:t>第八讲</w:t>
-      </w:r>
-      <w:r>
-        <w:rPr>
-          <w:rFonts w:hint="eastAsia" w:ascii="Times New Roman" w:hAnsi="Times New Roman" w:eastAsia="Times New Roman" w:cs="Times New Roman"/>
-        </w:rPr>
-        <w:t>（</w:t>
-      </w:r>
-      <w:r>
-        <w:rPr>
-          <w:rFonts w:hint="eastAsia" w:ascii="Times New Roman" w:hAnsi="Times New Roman" w:eastAsia="FangSong" w:cs="Times New Roman"/>
-        </w:rPr>
-        <w:t>离子键与离子晶体</w:t>
-      </w:r>
-      <w:r>
-        <w:rPr>
-          <w:rFonts w:hint="eastAsia" w:ascii="Times New Roman" w:hAnsi="Times New Roman" w:eastAsia="Times New Roman" w:cs="Times New Roman"/>
-        </w:rPr>
-        <w:t>）</w:t>
       </w:r>
     </w:p>
     <w:p>
